--- a/forms/05-field-observation-form.docx
+++ b/forms/05-field-observation-form.docx
@@ -9,12 +9,13 @@
       </w:pPr>
       <w:r>
         <w:rPr>
+          <w:rFonts w:ascii="Noto Naskh Arabic" w:hAnsi="Noto Naskh Arabic" w:cs="adwa-assalaf"/>
           <w:b/>
           <w:color w:val="B8860B"/>
           <w:sz w:val="22"/>
           <w:rtl/>
-          <w:szCs w:val="22"/>
           <w:bCs/>
+          <w:szCs w:val="26"/>
         </w:rPr>
         <w:t>إدارة الدراسات والبحوث التراثية الإماراتية</w:t>
       </w:r>
@@ -29,12 +30,13 @@
       </w:pPr>
       <w:r>
         <w:rPr>
+          <w:rFonts w:ascii="Noto Naskh Arabic" w:hAnsi="Noto Naskh Arabic" w:cs="adwa-assalaf"/>
           <w:b/>
           <w:color w:val="1F4E79"/>
           <w:sz w:val="40"/>
           <w:rtl/>
-          <w:szCs w:val="40"/>
           <w:bCs/>
+          <w:szCs w:val="44"/>
         </w:rPr>
         <w:t>استمارة الملاحظة الميدانية واليوميات التأملية</w:t>
       </w:r>
@@ -46,45 +48,164 @@
       </w:pPr>
       <w:r>
         <w:rPr>
+          <w:rFonts w:ascii="Noto Naskh Arabic" w:hAnsi="Noto Naskh Arabic" w:cs="adwa-assalaf"/>
           <w:b/>
           <w:color w:val="5B6B7A"/>
           <w:sz w:val="22"/>
           <w:rtl/>
-          <w:szCs w:val="22"/>
           <w:bCs/>
+          <w:szCs w:val="26"/>
         </w:rPr>
         <w:t>الوثيقة:</w:t>
       </w:r>
       <w:r>
         <w:rPr>
+          <w:rFonts w:ascii="Noto Naskh Arabic" w:hAnsi="Noto Naskh Arabic" w:cs="adwa-assalaf"/>
           <w:b w:val="0"/>
           <w:color w:val="5B6B7A"/>
           <w:sz w:val="22"/>
           <w:rtl/>
-          <w:szCs w:val="22"/>
+          <w:szCs w:val="26"/>
         </w:rPr>
-        <w:t xml:space="preserve"> 05 · </w:t>
+        <w:t xml:space="preserve"> </w:t>
       </w:r>
       <w:r>
         <w:rPr>
+          <w:rFonts w:ascii="Noto Naskh Arabic" w:hAnsi="Noto Naskh Arabic" w:cs="Noto Naskh Arabic"/>
+          <w:b w:val="0"/>
+          <w:color w:val="5B6B7A"/>
+          <w:sz w:val="22"/>
+          <w:szCs w:val="22"/>
+        </w:rPr>
+        <w:t>05</w:t>
+      </w:r>
+      <w:r>
+        <w:rPr>
+          <w:rFonts w:ascii="Noto Naskh Arabic" w:hAnsi="Noto Naskh Arabic" w:cs="adwa-assalaf"/>
+          <w:b w:val="0"/>
+          <w:color w:val="5B6B7A"/>
+          <w:sz w:val="22"/>
+          <w:rtl/>
+          <w:szCs w:val="26"/>
+        </w:rPr>
+        <w:t xml:space="preserve"> · </w:t>
+      </w:r>
+      <w:r>
+        <w:rPr>
+          <w:rFonts w:ascii="Noto Naskh Arabic" w:hAnsi="Noto Naskh Arabic" w:cs="adwa-assalaf"/>
           <w:b/>
           <w:color w:val="5B6B7A"/>
           <w:sz w:val="22"/>
           <w:rtl/>
-          <w:szCs w:val="22"/>
           <w:bCs/>
+          <w:szCs w:val="26"/>
         </w:rPr>
         <w:t>المستعمل:</w:t>
       </w:r>
       <w:r>
         <w:rPr>
+          <w:rFonts w:ascii="Noto Naskh Arabic" w:hAnsi="Noto Naskh Arabic" w:cs="adwa-assalaf"/>
           <w:b w:val="0"/>
           <w:color w:val="5B6B7A"/>
           <w:sz w:val="22"/>
           <w:rtl/>
+          <w:szCs w:val="26"/>
+        </w:rPr>
+        <w:t xml:space="preserve"> </w:t>
+      </w:r>
+      <w:r>
+        <w:rPr>
+          <w:rFonts w:ascii="Noto Naskh Arabic" w:hAnsi="Noto Naskh Arabic" w:cs="Noto Naskh Arabic"/>
+          <w:b w:val="0"/>
+          <w:color w:val="5B6B7A"/>
+          <w:sz w:val="22"/>
           <w:szCs w:val="22"/>
         </w:rPr>
-        <w:t xml:space="preserve"> HUM-FIELD وAG-ANT وAG-CRF وAG-ENV، بتنسيق AG-FLD.</w:t>
+        <w:t>HUM-FIELD</w:t>
+      </w:r>
+      <w:r>
+        <w:rPr>
+          <w:rFonts w:ascii="Noto Naskh Arabic" w:hAnsi="Noto Naskh Arabic" w:cs="adwa-assalaf"/>
+          <w:b w:val="0"/>
+          <w:color w:val="5B6B7A"/>
+          <w:sz w:val="22"/>
+          <w:rtl/>
+          <w:szCs w:val="26"/>
+        </w:rPr>
+        <w:t xml:space="preserve"> و</w:t>
+      </w:r>
+      <w:r>
+        <w:rPr>
+          <w:rFonts w:ascii="Noto Naskh Arabic" w:hAnsi="Noto Naskh Arabic" w:cs="Noto Naskh Arabic"/>
+          <w:b w:val="0"/>
+          <w:color w:val="5B6B7A"/>
+          <w:sz w:val="22"/>
+          <w:szCs w:val="22"/>
+        </w:rPr>
+        <w:t>AG-ANT</w:t>
+      </w:r>
+      <w:r>
+        <w:rPr>
+          <w:rFonts w:ascii="Noto Naskh Arabic" w:hAnsi="Noto Naskh Arabic" w:cs="adwa-assalaf"/>
+          <w:b w:val="0"/>
+          <w:color w:val="5B6B7A"/>
+          <w:sz w:val="22"/>
+          <w:rtl/>
+          <w:szCs w:val="26"/>
+        </w:rPr>
+        <w:t xml:space="preserve"> و</w:t>
+      </w:r>
+      <w:r>
+        <w:rPr>
+          <w:rFonts w:ascii="Noto Naskh Arabic" w:hAnsi="Noto Naskh Arabic" w:cs="Noto Naskh Arabic"/>
+          <w:b w:val="0"/>
+          <w:color w:val="5B6B7A"/>
+          <w:sz w:val="22"/>
+          <w:szCs w:val="22"/>
+        </w:rPr>
+        <w:t>AG-CRF</w:t>
+      </w:r>
+      <w:r>
+        <w:rPr>
+          <w:rFonts w:ascii="Noto Naskh Arabic" w:hAnsi="Noto Naskh Arabic" w:cs="adwa-assalaf"/>
+          <w:b w:val="0"/>
+          <w:color w:val="5B6B7A"/>
+          <w:sz w:val="22"/>
+          <w:rtl/>
+          <w:szCs w:val="26"/>
+        </w:rPr>
+        <w:t xml:space="preserve"> و</w:t>
+      </w:r>
+      <w:r>
+        <w:rPr>
+          <w:rFonts w:ascii="Noto Naskh Arabic" w:hAnsi="Noto Naskh Arabic" w:cs="Noto Naskh Arabic"/>
+          <w:b w:val="0"/>
+          <w:color w:val="5B6B7A"/>
+          <w:sz w:val="22"/>
+          <w:szCs w:val="22"/>
+        </w:rPr>
+        <w:t>AG-ENV</w:t>
+      </w:r>
+      <w:r>
+        <w:rPr>
+          <w:rFonts w:ascii="Noto Naskh Arabic" w:hAnsi="Noto Naskh Arabic" w:cs="adwa-assalaf"/>
+          <w:b w:val="0"/>
+          <w:color w:val="5B6B7A"/>
+          <w:sz w:val="22"/>
+          <w:rtl/>
+          <w:szCs w:val="26"/>
+        </w:rPr>
+        <w:t xml:space="preserve">، بتنسيق </w:t>
+      </w:r>
+      <w:r>
+        <w:rPr>
+          <w:rFonts w:ascii="Noto Naskh Arabic" w:hAnsi="Noto Naskh Arabic" w:cs="Noto Naskh Arabic"/>
+          <w:b w:val="0"/>
+          <w:color w:val="5B6B7A"/>
+          <w:sz w:val="22"/>
+          <w:szCs w:val="22"/>
+        </w:rPr>
+        <w:t>AG-FLD.</w:t>
       </w:r>
     </w:p>
     <w:p>
@@ -94,82 +215,321 @@
       </w:pPr>
       <w:r>
         <w:rPr>
+          <w:rFonts w:ascii="Noto Naskh Arabic" w:hAnsi="Noto Naskh Arabic" w:cs="adwa-assalaf"/>
           <w:b/>
           <w:color w:val="5B6B7A"/>
           <w:sz w:val="22"/>
           <w:rtl/>
-          <w:szCs w:val="22"/>
           <w:bCs/>
+          <w:szCs w:val="26"/>
         </w:rPr>
         <w:t>السجل المرتبط:</w:t>
       </w:r>
       <w:r>
         <w:rPr>
+          <w:rFonts w:ascii="Noto Naskh Arabic" w:hAnsi="Noto Naskh Arabic" w:cs="adwa-assalaf"/>
           <w:b w:val="0"/>
           <w:color w:val="5B6B7A"/>
           <w:sz w:val="22"/>
           <w:rtl/>
-          <w:szCs w:val="22"/>
+          <w:szCs w:val="26"/>
         </w:rPr>
-        <w:t xml:space="preserve"> observations — الحقول: date، place_id، observer، mode </w:t>
+        <w:t xml:space="preserve"> </w:t>
       </w:r>
       <w:r>
         <w:rPr>
+          <w:rFonts w:ascii="Noto Naskh Arabic" w:hAnsi="Noto Naskh Arabic" w:cs="Noto Naskh Arabic"/>
+          <w:b w:val="0"/>
+          <w:color w:val="5B6B7A"/>
+          <w:sz w:val="22"/>
+          <w:szCs w:val="22"/>
+        </w:rPr>
+        <w:t>observations</w:t>
+      </w:r>
+      <w:r>
+        <w:rPr>
+          <w:rFonts w:ascii="Noto Naskh Arabic" w:hAnsi="Noto Naskh Arabic" w:cs="adwa-assalaf"/>
+          <w:b w:val="0"/>
+          <w:color w:val="5B6B7A"/>
+          <w:sz w:val="22"/>
+          <w:rtl/>
+          <w:szCs w:val="26"/>
+        </w:rPr>
+        <w:t xml:space="preserve"> — الحقول: </w:t>
+      </w:r>
+      <w:r>
+        <w:rPr>
+          <w:rFonts w:ascii="Noto Naskh Arabic" w:hAnsi="Noto Naskh Arabic" w:cs="Noto Naskh Arabic"/>
+          <w:b w:val="0"/>
+          <w:color w:val="5B6B7A"/>
+          <w:sz w:val="22"/>
+          <w:szCs w:val="22"/>
+        </w:rPr>
+        <w:t>date</w:t>
+      </w:r>
+      <w:r>
+        <w:rPr>
+          <w:rFonts w:ascii="Noto Naskh Arabic" w:hAnsi="Noto Naskh Arabic" w:cs="adwa-assalaf"/>
+          <w:b w:val="0"/>
+          <w:color w:val="5B6B7A"/>
+          <w:sz w:val="22"/>
+          <w:rtl/>
+          <w:szCs w:val="26"/>
+        </w:rPr>
+        <w:t xml:space="preserve">، </w:t>
+      </w:r>
+      <w:r>
+        <w:rPr>
+          <w:rFonts w:ascii="Noto Naskh Arabic" w:hAnsi="Noto Naskh Arabic" w:cs="Noto Naskh Arabic"/>
+          <w:b w:val="0"/>
+          <w:color w:val="5B6B7A"/>
+          <w:sz w:val="22"/>
+          <w:szCs w:val="22"/>
+        </w:rPr>
+        <w:t>place_id</w:t>
+      </w:r>
+      <w:r>
+        <w:rPr>
+          <w:rFonts w:ascii="Noto Naskh Arabic" w:hAnsi="Noto Naskh Arabic" w:cs="adwa-assalaf"/>
+          <w:b w:val="0"/>
+          <w:color w:val="5B6B7A"/>
+          <w:sz w:val="22"/>
+          <w:rtl/>
+          <w:szCs w:val="26"/>
+        </w:rPr>
+        <w:t xml:space="preserve">، </w:t>
+      </w:r>
+      <w:r>
+        <w:rPr>
+          <w:rFonts w:ascii="Noto Naskh Arabic" w:hAnsi="Noto Naskh Arabic" w:cs="Noto Naskh Arabic"/>
+          <w:b w:val="0"/>
+          <w:color w:val="5B6B7A"/>
+          <w:sz w:val="22"/>
+          <w:szCs w:val="22"/>
+        </w:rPr>
+        <w:t>observer</w:t>
+      </w:r>
+      <w:r>
+        <w:rPr>
+          <w:rFonts w:ascii="Noto Naskh Arabic" w:hAnsi="Noto Naskh Arabic" w:cs="adwa-assalaf"/>
+          <w:b w:val="0"/>
+          <w:color w:val="5B6B7A"/>
+          <w:sz w:val="22"/>
+          <w:rtl/>
+          <w:szCs w:val="26"/>
+        </w:rPr>
+        <w:t xml:space="preserve">، </w:t>
+      </w:r>
+      <w:r>
+        <w:rPr>
+          <w:rFonts w:ascii="Noto Naskh Arabic" w:hAnsi="Noto Naskh Arabic" w:cs="Noto Naskh Arabic"/>
+          <w:b w:val="0"/>
+          <w:color w:val="5B6B7A"/>
+          <w:sz w:val="22"/>
+          <w:szCs w:val="22"/>
+        </w:rPr>
+        <w:t>mode</w:t>
+      </w:r>
+      <w:r>
+        <w:rPr>
+          <w:rFonts w:ascii="Noto Naskh Arabic" w:hAnsi="Noto Naskh Arabic" w:cs="adwa-assalaf"/>
+          <w:b w:val="0"/>
+          <w:color w:val="5B6B7A"/>
+          <w:sz w:val="22"/>
+          <w:rtl/>
+          <w:szCs w:val="26"/>
+        </w:rPr>
+        <w:t xml:space="preserve"> </w:t>
+      </w:r>
+      <w:r>
+        <w:rPr>
+          <w:rFonts w:ascii="Noto Naskh Arabic" w:hAnsi="Noto Naskh Arabic" w:cs="adwa-assalaf"/>
           <w:b w:val="0"/>
           <w:color w:val="FF0000"/>
           <w:sz w:val="22"/>
           <w:rtl/>
-          <w:szCs w:val="22"/>
+          <w:szCs w:val="26"/>
         </w:rPr>
-        <w:t>(direct مباشرة · participant مشاركة)</w:t>
+        <w:t>(</w:t>
       </w:r>
       <w:r>
         <w:rPr>
+          <w:rFonts w:ascii="Noto Naskh Arabic" w:hAnsi="Noto Naskh Arabic" w:cs="Noto Naskh Arabic"/>
+          <w:b w:val="0"/>
+          <w:color w:val="FF0000"/>
+          <w:sz w:val="22"/>
+          <w:szCs w:val="22"/>
+        </w:rPr>
+        <w:t>direct</w:t>
+      </w:r>
+      <w:r>
+        <w:rPr>
+          <w:rFonts w:ascii="Noto Naskh Arabic" w:hAnsi="Noto Naskh Arabic" w:cs="adwa-assalaf"/>
+          <w:b w:val="0"/>
+          <w:color w:val="FF0000"/>
+          <w:sz w:val="22"/>
+          <w:rtl/>
+          <w:szCs w:val="26"/>
+        </w:rPr>
+        <w:t xml:space="preserve"> مباشرة · </w:t>
+      </w:r>
+      <w:r>
+        <w:rPr>
+          <w:rFonts w:ascii="Noto Naskh Arabic" w:hAnsi="Noto Naskh Arabic" w:cs="Noto Naskh Arabic"/>
+          <w:b w:val="0"/>
+          <w:color w:val="FF0000"/>
+          <w:sz w:val="22"/>
+          <w:szCs w:val="22"/>
+        </w:rPr>
+        <w:t>participant</w:t>
+      </w:r>
+      <w:r>
+        <w:rPr>
+          <w:rFonts w:ascii="Noto Naskh Arabic" w:hAnsi="Noto Naskh Arabic" w:cs="adwa-assalaf"/>
+          <w:b w:val="0"/>
+          <w:color w:val="FF0000"/>
+          <w:sz w:val="22"/>
+          <w:rtl/>
+          <w:szCs w:val="26"/>
+        </w:rPr>
+        <w:t xml:space="preserve"> مشاركة)</w:t>
+      </w:r>
+      <w:r>
+        <w:rPr>
+          <w:rFonts w:ascii="Noto Naskh Arabic" w:hAnsi="Noto Naskh Arabic" w:cs="adwa-assalaf"/>
           <w:b w:val="0"/>
           <w:color w:val="5B6B7A"/>
           <w:sz w:val="22"/>
           <w:rtl/>
-          <w:szCs w:val="22"/>
+          <w:szCs w:val="26"/>
         </w:rPr>
-        <w:t xml:space="preserve">، activity، description، reflexive </w:t>
+        <w:t xml:space="preserve">، </w:t>
       </w:r>
       <w:r>
         <w:rPr>
+          <w:rFonts w:ascii="Noto Naskh Arabic" w:hAnsi="Noto Naskh Arabic" w:cs="Noto Naskh Arabic"/>
+          <w:b w:val="0"/>
+          <w:color w:val="5B6B7A"/>
+          <w:sz w:val="22"/>
+          <w:szCs w:val="22"/>
+        </w:rPr>
+        <w:t>activity</w:t>
+      </w:r>
+      <w:r>
+        <w:rPr>
+          <w:rFonts w:ascii="Noto Naskh Arabic" w:hAnsi="Noto Naskh Arabic" w:cs="adwa-assalaf"/>
+          <w:b w:val="0"/>
+          <w:color w:val="5B6B7A"/>
+          <w:sz w:val="22"/>
+          <w:rtl/>
+          <w:szCs w:val="26"/>
+        </w:rPr>
+        <w:t xml:space="preserve">، </w:t>
+      </w:r>
+      <w:r>
+        <w:rPr>
+          <w:rFonts w:ascii="Noto Naskh Arabic" w:hAnsi="Noto Naskh Arabic" w:cs="Noto Naskh Arabic"/>
+          <w:b w:val="0"/>
+          <w:color w:val="5B6B7A"/>
+          <w:sz w:val="22"/>
+          <w:szCs w:val="22"/>
+        </w:rPr>
+        <w:t>description</w:t>
+      </w:r>
+      <w:r>
+        <w:rPr>
+          <w:rFonts w:ascii="Noto Naskh Arabic" w:hAnsi="Noto Naskh Arabic" w:cs="adwa-assalaf"/>
+          <w:b w:val="0"/>
+          <w:color w:val="5B6B7A"/>
+          <w:sz w:val="22"/>
+          <w:rtl/>
+          <w:szCs w:val="26"/>
+        </w:rPr>
+        <w:t xml:space="preserve">، </w:t>
+      </w:r>
+      <w:r>
+        <w:rPr>
+          <w:rFonts w:ascii="Noto Naskh Arabic" w:hAnsi="Noto Naskh Arabic" w:cs="Noto Naskh Arabic"/>
+          <w:b w:val="0"/>
+          <w:color w:val="5B6B7A"/>
+          <w:sz w:val="22"/>
+          <w:szCs w:val="22"/>
+        </w:rPr>
+        <w:t>reflexive</w:t>
+      </w:r>
+      <w:r>
+        <w:rPr>
+          <w:rFonts w:ascii="Noto Naskh Arabic" w:hAnsi="Noto Naskh Arabic" w:cs="adwa-assalaf"/>
+          <w:b w:val="0"/>
+          <w:color w:val="5B6B7A"/>
+          <w:sz w:val="22"/>
+          <w:rtl/>
+          <w:szCs w:val="26"/>
+        </w:rPr>
+        <w:t xml:space="preserve"> </w:t>
+      </w:r>
+      <w:r>
+        <w:rPr>
+          <w:rFonts w:ascii="Noto Naskh Arabic" w:hAnsi="Noto Naskh Arabic" w:cs="adwa-assalaf"/>
           <w:b w:val="0"/>
           <w:color w:val="FF0000"/>
           <w:sz w:val="22"/>
           <w:rtl/>
-          <w:szCs w:val="22"/>
+          <w:szCs w:val="26"/>
         </w:rPr>
         <w:t>(الملاحظات الانعكاسية)</w:t>
       </w:r>
       <w:r>
         <w:rPr>
+          <w:rFonts w:ascii="Noto Naskh Arabic" w:hAnsi="Noto Naskh Arabic" w:cs="adwa-assalaf"/>
           <w:b w:val="0"/>
           <w:color w:val="5B6B7A"/>
           <w:sz w:val="22"/>
           <w:rtl/>
-          <w:szCs w:val="22"/>
+          <w:szCs w:val="26"/>
         </w:rPr>
-        <w:t xml:space="preserve">، bias_review </w:t>
+        <w:t xml:space="preserve">، </w:t>
       </w:r>
       <w:r>
         <w:rPr>
+          <w:rFonts w:ascii="Noto Naskh Arabic" w:hAnsi="Noto Naskh Arabic" w:cs="Noto Naskh Arabic"/>
+          <w:b w:val="0"/>
+          <w:color w:val="5B6B7A"/>
+          <w:sz w:val="22"/>
+          <w:szCs w:val="22"/>
+        </w:rPr>
+        <w:t>bias_review</w:t>
+      </w:r>
+      <w:r>
+        <w:rPr>
+          <w:rFonts w:ascii="Noto Naskh Arabic" w:hAnsi="Noto Naskh Arabic" w:cs="adwa-assalaf"/>
+          <w:b w:val="0"/>
+          <w:color w:val="5B6B7A"/>
+          <w:sz w:val="22"/>
+          <w:rtl/>
+          <w:szCs w:val="26"/>
+        </w:rPr>
+        <w:t xml:space="preserve"> </w:t>
+      </w:r>
+      <w:r>
+        <w:rPr>
+          <w:rFonts w:ascii="Noto Naskh Arabic" w:hAnsi="Noto Naskh Arabic" w:cs="adwa-assalaf"/>
           <w:b w:val="0"/>
           <w:color w:val="FF0000"/>
           <w:sz w:val="22"/>
           <w:rtl/>
-          <w:szCs w:val="22"/>
+          <w:szCs w:val="26"/>
         </w:rPr>
         <w:t>(مراجعة التحيز)</w:t>
       </w:r>
       <w:r>
         <w:rPr>
+          <w:rFonts w:ascii="Noto Naskh Arabic" w:hAnsi="Noto Naskh Arabic" w:cs="adwa-assalaf"/>
           <w:b w:val="0"/>
           <w:color w:val="5B6B7A"/>
           <w:sz w:val="22"/>
           <w:rtl/>
-          <w:szCs w:val="22"/>
+          <w:szCs w:val="26"/>
         </w:rPr>
         <w:t>.</w:t>
       </w:r>
@@ -181,24 +541,47 @@
       </w:pPr>
       <w:r>
         <w:rPr>
+          <w:rFonts w:ascii="Noto Naskh Arabic" w:hAnsi="Noto Naskh Arabic" w:cs="adwa-assalaf"/>
           <w:b/>
           <w:color w:val="5B6B7A"/>
           <w:sz w:val="22"/>
           <w:rtl/>
-          <w:szCs w:val="22"/>
           <w:bCs/>
+          <w:szCs w:val="26"/>
         </w:rPr>
         <w:t>قاعدة:</w:t>
       </w:r>
       <w:r>
         <w:rPr>
+          <w:rFonts w:ascii="Noto Naskh Arabic" w:hAnsi="Noto Naskh Arabic" w:cs="adwa-assalaf"/>
           <w:b w:val="0"/>
           <w:color w:val="5B6B7A"/>
           <w:sz w:val="22"/>
           <w:rtl/>
+          <w:szCs w:val="26"/>
+        </w:rPr>
+        <w:t xml:space="preserve"> لا تُجرى ملاحظة لممارسة خاصة أو داخل فضاء خاص إلا بإذن مسجّل في </w:t>
+      </w:r>
+      <w:r>
+        <w:rPr>
+          <w:rFonts w:ascii="Noto Naskh Arabic" w:hAnsi="Noto Naskh Arabic" w:cs="Noto Naskh Arabic"/>
+          <w:b w:val="0"/>
+          <w:color w:val="5B6B7A"/>
+          <w:sz w:val="22"/>
           <w:szCs w:val="22"/>
         </w:rPr>
-        <w:t xml:space="preserve"> لا تُجرى ملاحظة لممارسة خاصة أو داخل فضاء خاص إلا بإذن مسجّل في permissions؛ أما الفضاء العام فيُراعى فيه عدم تصوير الأفراد دون رضاهم.</w:t>
+        <w:t>permissions</w:t>
+      </w:r>
+      <w:r>
+        <w:rPr>
+          <w:rFonts w:ascii="Noto Naskh Arabic" w:hAnsi="Noto Naskh Arabic" w:cs="adwa-assalaf"/>
+          <w:b w:val="0"/>
+          <w:color w:val="5B6B7A"/>
+          <w:sz w:val="22"/>
+          <w:rtl/>
+          <w:szCs w:val="26"/>
+        </w:rPr>
+        <w:t>؛ أما الفضاء العام فيُراعى فيه عدم تصوير الأفراد دون رضاهم.</w:t>
       </w:r>
     </w:p>
     <w:p>
@@ -208,12 +591,13 @@
       </w:pPr>
       <w:r>
         <w:rPr>
+          <w:rFonts w:ascii="Noto Naskh Arabic" w:hAnsi="Noto Naskh Arabic" w:cs="adwa-assalaf"/>
           <w:b/>
           <w:color w:val="1F4E79"/>
           <w:sz w:val="32"/>
           <w:rtl/>
-          <w:szCs w:val="32"/>
           <w:bCs/>
+          <w:szCs w:val="36"/>
         </w:rPr>
         <w:t>الجزء الأول: استمارة الملاحظة</w:t>
       </w:r>
@@ -225,12 +609,13 @@
       </w:pPr>
       <w:r>
         <w:rPr>
+          <w:rFonts w:ascii="Noto Naskh Arabic" w:hAnsi="Noto Naskh Arabic" w:cs="adwa-assalaf"/>
           <w:b/>
           <w:color w:val="A0522D"/>
           <w:sz w:val="28"/>
           <w:rtl/>
-          <w:szCs w:val="28"/>
           <w:bCs/>
+          <w:szCs w:val="32"/>
         </w:rPr>
         <w:t>أولاً: البيانات الوصفية</w:t>
       </w:r>
@@ -260,12 +645,13 @@
             <w:r/>
             <w:r>
               <w:rPr>
+                <w:rFonts w:ascii="Noto Naskh Arabic" w:hAnsi="Noto Naskh Arabic" w:cs="adwa-assalaf"/>
                 <w:b/>
                 <w:color w:val="1F4E79"/>
                 <w:sz w:val="22"/>
                 <w:rtl/>
-                <w:szCs w:val="22"/>
                 <w:bCs/>
+                <w:szCs w:val="26"/>
               </w:rPr>
               <w:t>الحقل</w:t>
             </w:r>
@@ -284,12 +670,13 @@
             <w:r/>
             <w:r>
               <w:rPr>
+                <w:rFonts w:ascii="Noto Naskh Arabic" w:hAnsi="Noto Naskh Arabic" w:cs="adwa-assalaf"/>
                 <w:b/>
                 <w:color w:val="1F4E79"/>
                 <w:sz w:val="22"/>
                 <w:rtl/>
-                <w:szCs w:val="22"/>
                 <w:bCs/>
+                <w:szCs w:val="26"/>
               </w:rPr>
               <w:t>القيمة</w:t>
             </w:r>
@@ -309,10 +696,11 @@
             <w:r/>
             <w:r>
               <w:rPr>
+                <w:rFonts w:ascii="Noto Naskh Arabic" w:hAnsi="Noto Naskh Arabic" w:cs="adwa-assalaf"/>
                 <w:b w:val="0"/>
                 <w:sz w:val="22"/>
                 <w:rtl/>
-                <w:szCs w:val="22"/>
+                <w:szCs w:val="26"/>
               </w:rPr>
               <w:t>معرّف الملاحظة</w:t>
             </w:r>
@@ -330,12 +718,22 @@
             <w:r/>
             <w:r>
               <w:rPr>
+                <w:rFonts w:ascii="Noto Naskh Arabic" w:hAnsi="Noto Naskh Arabic" w:cs="Noto Naskh Arabic"/>
                 <w:b w:val="0"/>
                 <w:sz w:val="22"/>
+                <w:szCs w:val="22"/>
+              </w:rPr>
+              <w:t>OBS-</w:t>
+            </w:r>
+            <w:r>
+              <w:rPr>
+                <w:rFonts w:ascii="Noto Naskh Arabic" w:hAnsi="Noto Naskh Arabic" w:cs="adwa-assalaf"/>
+                <w:b w:val="0"/>
+                <w:sz w:val="22"/>
                 <w:rtl/>
-                <w:szCs w:val="22"/>
-              </w:rPr>
-              <w:t>OBS-…… - ……</w:t>
+                <w:szCs w:val="26"/>
+              </w:rPr>
+              <w:t>…… - ……</w:t>
             </w:r>
           </w:p>
         </w:tc>
@@ -353,10 +751,11 @@
             <w:r/>
             <w:r>
               <w:rPr>
+                <w:rFonts w:ascii="Noto Naskh Arabic" w:hAnsi="Noto Naskh Arabic" w:cs="adwa-assalaf"/>
                 <w:b w:val="0"/>
                 <w:sz w:val="22"/>
                 <w:rtl/>
-                <w:szCs w:val="22"/>
+                <w:szCs w:val="26"/>
               </w:rPr>
               <w:t>المشروع</w:t>
             </w:r>
@@ -374,12 +773,22 @@
             <w:r/>
             <w:r>
               <w:rPr>
+                <w:rFonts w:ascii="Noto Naskh Arabic" w:hAnsi="Noto Naskh Arabic" w:cs="Noto Naskh Arabic"/>
                 <w:b w:val="0"/>
                 <w:sz w:val="22"/>
+                <w:szCs w:val="22"/>
+              </w:rPr>
+              <w:t>PRJ-</w:t>
+            </w:r>
+            <w:r>
+              <w:rPr>
+                <w:rFonts w:ascii="Noto Naskh Arabic" w:hAnsi="Noto Naskh Arabic" w:cs="adwa-assalaf"/>
+                <w:b w:val="0"/>
+                <w:sz w:val="22"/>
                 <w:rtl/>
-                <w:szCs w:val="22"/>
-              </w:rPr>
-              <w:t>PRJ-…… - ……</w:t>
+                <w:szCs w:val="26"/>
+              </w:rPr>
+              <w:t>…… - ……</w:t>
             </w:r>
           </w:p>
         </w:tc>
@@ -397,22 +806,45 @@
             <w:r/>
             <w:r>
               <w:rPr>
+                <w:rFonts w:ascii="Noto Naskh Arabic" w:hAnsi="Noto Naskh Arabic" w:cs="adwa-assalaf"/>
                 <w:b w:val="0"/>
                 <w:sz w:val="22"/>
                 <w:rtl/>
-                <w:szCs w:val="22"/>
+                <w:szCs w:val="26"/>
               </w:rPr>
               <w:t xml:space="preserve">نوع الملاحظة </w:t>
             </w:r>
             <w:r>
               <w:rPr>
+                <w:rFonts w:ascii="Noto Naskh Arabic" w:hAnsi="Noto Naskh Arabic" w:cs="adwa-assalaf"/>
                 <w:b w:val="0"/>
                 <w:color w:val="FF0000"/>
                 <w:sz w:val="22"/>
                 <w:rtl/>
+                <w:szCs w:val="26"/>
+              </w:rPr>
+              <w:t>(</w:t>
+            </w:r>
+            <w:r>
+              <w:rPr>
+                <w:rFonts w:ascii="Noto Naskh Arabic" w:hAnsi="Noto Naskh Arabic" w:cs="Noto Naskh Arabic"/>
+                <w:b w:val="0"/>
+                <w:color w:val="FF0000"/>
+                <w:sz w:val="22"/>
                 <w:szCs w:val="22"/>
               </w:rPr>
-              <w:t>(mode)</w:t>
+              <w:t>mode</w:t>
+            </w:r>
+            <w:r>
+              <w:rPr>
+                <w:rFonts w:ascii="Noto Naskh Arabic" w:hAnsi="Noto Naskh Arabic" w:cs="adwa-assalaf"/>
+                <w:b w:val="0"/>
+                <w:color w:val="FF0000"/>
+                <w:sz w:val="22"/>
+                <w:rtl/>
+                <w:szCs w:val="26"/>
+              </w:rPr>
+              <w:t>)</w:t>
             </w:r>
           </w:p>
         </w:tc>
@@ -428,50 +860,116 @@
             <w:r/>
             <w:r>
               <w:rPr>
+                <w:rFonts w:ascii="Noto Naskh Arabic" w:hAnsi="Noto Naskh Arabic" w:cs="adwa-assalaf"/>
                 <w:b w:val="0"/>
                 <w:sz w:val="22"/>
                 <w:rtl/>
-                <w:szCs w:val="22"/>
+                <w:szCs w:val="26"/>
               </w:rPr>
               <w:t xml:space="preserve">☐ مباشرة </w:t>
             </w:r>
             <w:r>
               <w:rPr>
+                <w:rFonts w:ascii="Noto Naskh Arabic" w:hAnsi="Noto Naskh Arabic" w:cs="adwa-assalaf"/>
                 <w:b w:val="0"/>
                 <w:color w:val="FF0000"/>
                 <w:sz w:val="22"/>
                 <w:rtl/>
-                <w:szCs w:val="22"/>
-              </w:rPr>
-              <w:t>(direct)</w:t>
-            </w:r>
-            <w:r>
-              <w:rPr>
-                <w:b w:val="0"/>
-                <w:sz w:val="22"/>
-                <w:rtl/>
-                <w:szCs w:val="22"/>
-              </w:rPr>
-              <w:t xml:space="preserve"> ☐ مشاركة </w:t>
-            </w:r>
-            <w:r>
-              <w:rPr>
+                <w:szCs w:val="26"/>
+              </w:rPr>
+              <w:t>(</w:t>
+            </w:r>
+            <w:r>
+              <w:rPr>
+                <w:rFonts w:ascii="Noto Naskh Arabic" w:hAnsi="Noto Naskh Arabic" w:cs="Noto Naskh Arabic"/>
                 <w:b w:val="0"/>
                 <w:color w:val="FF0000"/>
                 <w:sz w:val="22"/>
+                <w:szCs w:val="22"/>
+              </w:rPr>
+              <w:t>direct</w:t>
+            </w:r>
+            <w:r>
+              <w:rPr>
+                <w:rFonts w:ascii="Noto Naskh Arabic" w:hAnsi="Noto Naskh Arabic" w:cs="adwa-assalaf"/>
+                <w:b w:val="0"/>
+                <w:color w:val="FF0000"/>
+                <w:sz w:val="22"/>
                 <w:rtl/>
+                <w:szCs w:val="26"/>
+              </w:rPr>
+              <w:t>)</w:t>
+            </w:r>
+            <w:r>
+              <w:rPr>
+                <w:rFonts w:ascii="Noto Naskh Arabic" w:hAnsi="Noto Naskh Arabic" w:cs="adwa-assalaf"/>
+                <w:b w:val="0"/>
+                <w:sz w:val="22"/>
+                <w:rtl/>
+                <w:szCs w:val="26"/>
+              </w:rPr>
+              <w:t xml:space="preserve"> ☐ مشاركة </w:t>
+            </w:r>
+            <w:r>
+              <w:rPr>
+                <w:rFonts w:ascii="Noto Naskh Arabic" w:hAnsi="Noto Naskh Arabic" w:cs="adwa-assalaf"/>
+                <w:b w:val="0"/>
+                <w:color w:val="FF0000"/>
+                <w:sz w:val="22"/>
+                <w:rtl/>
+                <w:szCs w:val="26"/>
+              </w:rPr>
+              <w:t>(</w:t>
+            </w:r>
+            <w:r>
+              <w:rPr>
+                <w:rFonts w:ascii="Noto Naskh Arabic" w:hAnsi="Noto Naskh Arabic" w:cs="Noto Naskh Arabic"/>
+                <w:b w:val="0"/>
+                <w:color w:val="FF0000"/>
+                <w:sz w:val="22"/>
                 <w:szCs w:val="22"/>
               </w:rPr>
-              <w:t>(participant)</w:t>
-            </w:r>
-            <w:r>
-              <w:rPr>
+              <w:t>participant</w:t>
+            </w:r>
+            <w:r>
+              <w:rPr>
+                <w:rFonts w:ascii="Noto Naskh Arabic" w:hAnsi="Noto Naskh Arabic" w:cs="adwa-assalaf"/>
                 <w:b w:val="0"/>
+                <w:color w:val="FF0000"/>
                 <w:sz w:val="22"/>
                 <w:rtl/>
+                <w:szCs w:val="26"/>
+              </w:rPr>
+              <w:t>)</w:t>
+            </w:r>
+            <w:r>
+              <w:rPr>
+                <w:rFonts w:ascii="Noto Naskh Arabic" w:hAnsi="Noto Naskh Arabic" w:cs="adwa-assalaf"/>
+                <w:b w:val="0"/>
+                <w:sz w:val="22"/>
+                <w:rtl/>
+                <w:szCs w:val="26"/>
+              </w:rPr>
+              <w:t xml:space="preserve"> — تُعامل المشاركة الجزئية </w:t>
+            </w:r>
+            <w:r>
+              <w:rPr>
+                <w:rFonts w:ascii="Noto Naskh Arabic" w:hAnsi="Noto Naskh Arabic" w:cs="Noto Naskh Arabic"/>
+                <w:b w:val="0"/>
+                <w:sz w:val="22"/>
                 <w:szCs w:val="22"/>
               </w:rPr>
-              <w:t xml:space="preserve"> — تُعامل المشاركة الجزئية participant مع بيانها في الوصف</w:t>
+              <w:t>participant</w:t>
+            </w:r>
+            <w:r>
+              <w:rPr>
+                <w:rFonts w:ascii="Noto Naskh Arabic" w:hAnsi="Noto Naskh Arabic" w:cs="adwa-assalaf"/>
+                <w:b w:val="0"/>
+                <w:sz w:val="22"/>
+                <w:rtl/>
+                <w:szCs w:val="26"/>
+              </w:rPr>
+              <w:t xml:space="preserve"> مع بيانها في الوصف</w:t>
             </w:r>
           </w:p>
         </w:tc>
@@ -489,10 +987,11 @@
             <w:r/>
             <w:r>
               <w:rPr>
+                <w:rFonts w:ascii="Noto Naskh Arabic" w:hAnsi="Noto Naskh Arabic" w:cs="adwa-assalaf"/>
                 <w:b w:val="0"/>
                 <w:sz w:val="22"/>
                 <w:rtl/>
-                <w:szCs w:val="22"/>
+                <w:szCs w:val="26"/>
               </w:rPr>
               <w:t>التاريخ</w:t>
             </w:r>
@@ -510,10 +1009,11 @@
             <w:r/>
             <w:r>
               <w:rPr>
+                <w:rFonts w:ascii="Noto Naskh Arabic" w:hAnsi="Noto Naskh Arabic" w:cs="adwa-assalaf"/>
                 <w:b w:val="0"/>
                 <w:sz w:val="22"/>
                 <w:rtl/>
-                <w:szCs w:val="22"/>
+                <w:szCs w:val="26"/>
               </w:rPr>
               <w:t>…… / …… / ……</w:t>
             </w:r>
@@ -533,10 +1033,11 @@
             <w:r/>
             <w:r>
               <w:rPr>
+                <w:rFonts w:ascii="Noto Naskh Arabic" w:hAnsi="Noto Naskh Arabic" w:cs="adwa-assalaf"/>
                 <w:b w:val="0"/>
                 <w:sz w:val="22"/>
                 <w:rtl/>
-                <w:szCs w:val="22"/>
+                <w:szCs w:val="26"/>
               </w:rPr>
               <w:t>الوقت من / إلى</w:t>
             </w:r>
@@ -554,10 +1055,11 @@
             <w:r/>
             <w:r>
               <w:rPr>
+                <w:rFonts w:ascii="Noto Naskh Arabic" w:hAnsi="Noto Naskh Arabic" w:cs="adwa-assalaf"/>
                 <w:b w:val="0"/>
                 <w:sz w:val="22"/>
                 <w:rtl/>
-                <w:szCs w:val="22"/>
+                <w:szCs w:val="26"/>
               </w:rPr>
               <w:t>……:…… / ……:……</w:t>
             </w:r>
@@ -577,20 +1079,22 @@
             <w:r/>
             <w:r>
               <w:rPr>
+                <w:rFonts w:ascii="Noto Naskh Arabic" w:hAnsi="Noto Naskh Arabic" w:cs="adwa-assalaf"/>
                 <w:b w:val="0"/>
                 <w:sz w:val="22"/>
                 <w:rtl/>
-                <w:szCs w:val="22"/>
+                <w:szCs w:val="26"/>
               </w:rPr>
               <w:t xml:space="preserve">المكان </w:t>
             </w:r>
             <w:r>
               <w:rPr>
+                <w:rFonts w:ascii="Noto Naskh Arabic" w:hAnsi="Noto Naskh Arabic" w:cs="adwa-assalaf"/>
                 <w:b w:val="0"/>
                 <w:color w:val="FF0000"/>
                 <w:sz w:val="22"/>
                 <w:rtl/>
-                <w:szCs w:val="22"/>
+                <w:szCs w:val="26"/>
               </w:rPr>
               <w:t>(وصف عام)</w:t>
             </w:r>
@@ -608,10 +1112,11 @@
             <w:r/>
             <w:r>
               <w:rPr>
+                <w:rFonts w:ascii="Noto Naskh Arabic" w:hAnsi="Noto Naskh Arabic" w:cs="adwa-assalaf"/>
                 <w:b w:val="0"/>
                 <w:sz w:val="22"/>
                 <w:rtl/>
-                <w:szCs w:val="22"/>
+                <w:szCs w:val="26"/>
               </w:rPr>
               <w:t>……</w:t>
             </w:r>
@@ -631,10 +1136,11 @@
             <w:r/>
             <w:r>
               <w:rPr>
+                <w:rFonts w:ascii="Noto Naskh Arabic" w:hAnsi="Noto Naskh Arabic" w:cs="adwa-assalaf"/>
                 <w:b w:val="0"/>
                 <w:sz w:val="22"/>
                 <w:rtl/>
-                <w:szCs w:val="22"/>
+                <w:szCs w:val="26"/>
               </w:rPr>
               <w:t>معرّف المكان</w:t>
             </w:r>
@@ -652,12 +1158,22 @@
             <w:r/>
             <w:r>
               <w:rPr>
+                <w:rFonts w:ascii="Noto Naskh Arabic" w:hAnsi="Noto Naskh Arabic" w:cs="Noto Naskh Arabic"/>
                 <w:b w:val="0"/>
                 <w:sz w:val="22"/>
+                <w:szCs w:val="22"/>
+              </w:rPr>
+              <w:t>PLC-</w:t>
+            </w:r>
+            <w:r>
+              <w:rPr>
+                <w:rFonts w:ascii="Noto Naskh Arabic" w:hAnsi="Noto Naskh Arabic" w:cs="adwa-assalaf"/>
+                <w:b w:val="0"/>
+                <w:sz w:val="22"/>
                 <w:rtl/>
-                <w:szCs w:val="22"/>
-              </w:rPr>
-              <w:t>PLC-…… - ……</w:t>
+                <w:szCs w:val="26"/>
+              </w:rPr>
+              <w:t>…… - ……</w:t>
             </w:r>
           </w:p>
         </w:tc>
@@ -675,10 +1191,11 @@
             <w:r/>
             <w:r>
               <w:rPr>
+                <w:rFonts w:ascii="Noto Naskh Arabic" w:hAnsi="Noto Naskh Arabic" w:cs="adwa-assalaf"/>
                 <w:b w:val="0"/>
                 <w:sz w:val="22"/>
                 <w:rtl/>
-                <w:szCs w:val="22"/>
+                <w:szCs w:val="26"/>
               </w:rPr>
               <w:t>هل الموقع حساس؟</w:t>
             </w:r>
@@ -696,10 +1213,11 @@
             <w:r/>
             <w:r>
               <w:rPr>
+                <w:rFonts w:ascii="Noto Naskh Arabic" w:hAnsi="Noto Naskh Arabic" w:cs="adwa-assalaf"/>
                 <w:b w:val="0"/>
                 <w:sz w:val="22"/>
                 <w:rtl/>
-                <w:szCs w:val="22"/>
+                <w:szCs w:val="26"/>
               </w:rPr>
               <w:t>☐ نعم — تُطبّق قاعدة الإخفاء ☐ لا</w:t>
             </w:r>
@@ -719,20 +1237,22 @@
             <w:r/>
             <w:r>
               <w:rPr>
+                <w:rFonts w:ascii="Noto Naskh Arabic" w:hAnsi="Noto Naskh Arabic" w:cs="adwa-assalaf"/>
                 <w:b w:val="0"/>
                 <w:sz w:val="22"/>
                 <w:rtl/>
-                <w:szCs w:val="22"/>
+                <w:szCs w:val="26"/>
               </w:rPr>
               <w:t xml:space="preserve">الملاحِظ </w:t>
             </w:r>
             <w:r>
               <w:rPr>
+                <w:rFonts w:ascii="Noto Naskh Arabic" w:hAnsi="Noto Naskh Arabic" w:cs="adwa-assalaf"/>
                 <w:b w:val="0"/>
                 <w:color w:val="FF0000"/>
                 <w:sz w:val="22"/>
                 <w:rtl/>
-                <w:szCs w:val="22"/>
+                <w:szCs w:val="26"/>
               </w:rPr>
               <w:t>(رمز)</w:t>
             </w:r>
@@ -750,10 +1270,11 @@
             <w:r/>
             <w:r>
               <w:rPr>
+                <w:rFonts w:ascii="Noto Naskh Arabic" w:hAnsi="Noto Naskh Arabic" w:cs="adwa-assalaf"/>
                 <w:b w:val="0"/>
                 <w:sz w:val="22"/>
                 <w:rtl/>
-                <w:szCs w:val="22"/>
+                <w:szCs w:val="26"/>
               </w:rPr>
               <w:t>……</w:t>
             </w:r>
@@ -773,20 +1294,22 @@
             <w:r/>
             <w:r>
               <w:rPr>
+                <w:rFonts w:ascii="Noto Naskh Arabic" w:hAnsi="Noto Naskh Arabic" w:cs="adwa-assalaf"/>
                 <w:b w:val="0"/>
                 <w:sz w:val="22"/>
                 <w:rtl/>
-                <w:szCs w:val="22"/>
+                <w:szCs w:val="26"/>
               </w:rPr>
               <w:t xml:space="preserve">الإذن المرتبط </w:t>
             </w:r>
             <w:r>
               <w:rPr>
+                <w:rFonts w:ascii="Noto Naskh Arabic" w:hAnsi="Noto Naskh Arabic" w:cs="adwa-assalaf"/>
                 <w:b w:val="0"/>
                 <w:color w:val="FF0000"/>
                 <w:sz w:val="22"/>
                 <w:rtl/>
-                <w:szCs w:val="22"/>
+                <w:szCs w:val="26"/>
               </w:rPr>
               <w:t>(إن لزم)</w:t>
             </w:r>
@@ -804,12 +1327,22 @@
             <w:r/>
             <w:r>
               <w:rPr>
+                <w:rFonts w:ascii="Noto Naskh Arabic" w:hAnsi="Noto Naskh Arabic" w:cs="Noto Naskh Arabic"/>
                 <w:b w:val="0"/>
                 <w:sz w:val="22"/>
+                <w:szCs w:val="22"/>
+              </w:rPr>
+              <w:t>PRM-</w:t>
+            </w:r>
+            <w:r>
+              <w:rPr>
+                <w:rFonts w:ascii="Noto Naskh Arabic" w:hAnsi="Noto Naskh Arabic" w:cs="adwa-assalaf"/>
+                <w:b w:val="0"/>
+                <w:sz w:val="22"/>
                 <w:rtl/>
-                <w:szCs w:val="22"/>
-              </w:rPr>
-              <w:t>PRM-…… - ……</w:t>
+                <w:szCs w:val="26"/>
+              </w:rPr>
+              <w:t>…… - ……</w:t>
             </w:r>
           </w:p>
         </w:tc>
@@ -827,20 +1360,22 @@
             <w:r/>
             <w:r>
               <w:rPr>
+                <w:rFonts w:ascii="Noto Naskh Arabic" w:hAnsi="Noto Naskh Arabic" w:cs="adwa-assalaf"/>
                 <w:b w:val="0"/>
                 <w:sz w:val="22"/>
                 <w:rtl/>
-                <w:szCs w:val="22"/>
+                <w:szCs w:val="26"/>
               </w:rPr>
               <w:t xml:space="preserve">الظرف الزمني </w:t>
             </w:r>
             <w:r>
               <w:rPr>
+                <w:rFonts w:ascii="Noto Naskh Arabic" w:hAnsi="Noto Naskh Arabic" w:cs="adwa-assalaf"/>
                 <w:b w:val="0"/>
                 <w:color w:val="FF0000"/>
                 <w:sz w:val="22"/>
                 <w:rtl/>
-                <w:szCs w:val="22"/>
+                <w:szCs w:val="26"/>
               </w:rPr>
               <w:t>(موسم، مناسبة، يوم عادي)</w:t>
             </w:r>
@@ -858,10 +1393,11 @@
             <w:r/>
             <w:r>
               <w:rPr>
+                <w:rFonts w:ascii="Noto Naskh Arabic" w:hAnsi="Noto Naskh Arabic" w:cs="adwa-assalaf"/>
                 <w:b w:val="0"/>
                 <w:sz w:val="22"/>
                 <w:rtl/>
-                <w:szCs w:val="22"/>
+                <w:szCs w:val="26"/>
               </w:rPr>
               <w:t>……</w:t>
             </w:r>
@@ -881,10 +1417,11 @@
             <w:r/>
             <w:r>
               <w:rPr>
+                <w:rFonts w:ascii="Noto Naskh Arabic" w:hAnsi="Noto Naskh Arabic" w:cs="adwa-assalaf"/>
                 <w:b w:val="0"/>
                 <w:sz w:val="22"/>
                 <w:rtl/>
-                <w:szCs w:val="22"/>
+                <w:szCs w:val="26"/>
               </w:rPr>
               <w:t>الطقس والظروف البيئية ذات الأثر</w:t>
             </w:r>
@@ -902,10 +1439,11 @@
             <w:r/>
             <w:r>
               <w:rPr>
+                <w:rFonts w:ascii="Noto Naskh Arabic" w:hAnsi="Noto Naskh Arabic" w:cs="adwa-assalaf"/>
                 <w:b w:val="0"/>
                 <w:sz w:val="22"/>
                 <w:rtl/>
-                <w:szCs w:val="22"/>
+                <w:szCs w:val="26"/>
               </w:rPr>
               <w:t>……</w:t>
             </w:r>
@@ -925,10 +1463,11 @@
             <w:r/>
             <w:r>
               <w:rPr>
+                <w:rFonts w:ascii="Noto Naskh Arabic" w:hAnsi="Noto Naskh Arabic" w:cs="adwa-assalaf"/>
                 <w:b w:val="0"/>
                 <w:sz w:val="22"/>
                 <w:rtl/>
-                <w:szCs w:val="22"/>
+                <w:szCs w:val="26"/>
               </w:rPr>
               <w:t>وسائل التوثيق المستعملة</w:t>
             </w:r>
@@ -946,10 +1485,11 @@
             <w:r/>
             <w:r>
               <w:rPr>
+                <w:rFonts w:ascii="Noto Naskh Arabic" w:hAnsi="Noto Naskh Arabic" w:cs="adwa-assalaf"/>
                 <w:b w:val="0"/>
                 <w:sz w:val="22"/>
                 <w:rtl/>
-                <w:szCs w:val="22"/>
+                <w:szCs w:val="26"/>
               </w:rPr>
               <w:t>☐ ملاحظات مكتوبة ☐ صور ☐ صوت ☐ فيديو ☐ رسم تخطيطي</w:t>
             </w:r>
@@ -965,12 +1505,13 @@
       </w:pPr>
       <w:r>
         <w:rPr>
+          <w:rFonts w:ascii="Noto Naskh Arabic" w:hAnsi="Noto Naskh Arabic" w:cs="adwa-assalaf"/>
           <w:b/>
           <w:color w:val="A0522D"/>
           <w:sz w:val="28"/>
           <w:rtl/>
-          <w:szCs w:val="28"/>
           <w:bCs/>
+          <w:szCs w:val="32"/>
         </w:rPr>
         <w:t>ثانياً: الموضوع ونطاق الملاحظة</w:t>
       </w:r>
@@ -1000,12 +1541,13 @@
             <w:r/>
             <w:r>
               <w:rPr>
+                <w:rFonts w:ascii="Noto Naskh Arabic" w:hAnsi="Noto Naskh Arabic" w:cs="adwa-assalaf"/>
                 <w:b/>
                 <w:color w:val="1F4E79"/>
                 <w:sz w:val="22"/>
                 <w:rtl/>
-                <w:szCs w:val="22"/>
                 <w:bCs/>
+                <w:szCs w:val="26"/>
               </w:rPr>
               <w:t>البند</w:t>
             </w:r>
@@ -1024,12 +1566,13 @@
             <w:r/>
             <w:r>
               <w:rPr>
+                <w:rFonts w:ascii="Noto Naskh Arabic" w:hAnsi="Noto Naskh Arabic" w:cs="adwa-assalaf"/>
                 <w:b/>
                 <w:color w:val="1F4E79"/>
                 <w:sz w:val="22"/>
                 <w:rtl/>
-                <w:szCs w:val="22"/>
                 <w:bCs/>
+                <w:szCs w:val="26"/>
               </w:rPr>
               <w:t>الوصف</w:t>
             </w:r>
@@ -1049,10 +1592,11 @@
             <w:r/>
             <w:r>
               <w:rPr>
+                <w:rFonts w:ascii="Noto Naskh Arabic" w:hAnsi="Noto Naskh Arabic" w:cs="adwa-assalaf"/>
                 <w:b w:val="0"/>
                 <w:sz w:val="22"/>
                 <w:rtl/>
-                <w:szCs w:val="22"/>
+                <w:szCs w:val="26"/>
               </w:rPr>
               <w:t>الممارسة أو النشاط أو الفضاء الملاحَظ</w:t>
             </w:r>
@@ -1070,10 +1614,11 @@
             <w:r/>
             <w:r>
               <w:rPr>
+                <w:rFonts w:ascii="Noto Naskh Arabic" w:hAnsi="Noto Naskh Arabic" w:cs="adwa-assalaf"/>
                 <w:b w:val="0"/>
                 <w:sz w:val="22"/>
                 <w:rtl/>
-                <w:szCs w:val="22"/>
+                <w:szCs w:val="26"/>
               </w:rPr>
               <w:t>……</w:t>
             </w:r>
@@ -1093,10 +1638,11 @@
             <w:r/>
             <w:r>
               <w:rPr>
+                <w:rFonts w:ascii="Noto Naskh Arabic" w:hAnsi="Noto Naskh Arabic" w:cs="adwa-assalaf"/>
                 <w:b w:val="0"/>
                 <w:sz w:val="22"/>
                 <w:rtl/>
-                <w:szCs w:val="22"/>
+                <w:szCs w:val="26"/>
               </w:rPr>
               <w:t>السؤال البحثي الذي تخدمه الملاحظة</w:t>
             </w:r>
@@ -1114,10 +1660,11 @@
             <w:r/>
             <w:r>
               <w:rPr>
+                <w:rFonts w:ascii="Noto Naskh Arabic" w:hAnsi="Noto Naskh Arabic" w:cs="adwa-assalaf"/>
                 <w:b w:val="0"/>
                 <w:sz w:val="22"/>
                 <w:rtl/>
-                <w:szCs w:val="22"/>
+                <w:szCs w:val="26"/>
               </w:rPr>
               <w:t>……</w:t>
             </w:r>
@@ -1137,10 +1684,11 @@
             <w:r/>
             <w:r>
               <w:rPr>
+                <w:rFonts w:ascii="Noto Naskh Arabic" w:hAnsi="Noto Naskh Arabic" w:cs="adwa-assalaf"/>
                 <w:b w:val="0"/>
                 <w:sz w:val="22"/>
                 <w:rtl/>
-                <w:szCs w:val="22"/>
+                <w:szCs w:val="26"/>
               </w:rPr>
               <w:t>ما الذي يُستبعد عمداً من الملاحظة ولماذا</w:t>
             </w:r>
@@ -1158,10 +1706,11 @@
             <w:r/>
             <w:r>
               <w:rPr>
+                <w:rFonts w:ascii="Noto Naskh Arabic" w:hAnsi="Noto Naskh Arabic" w:cs="adwa-assalaf"/>
                 <w:b w:val="0"/>
                 <w:sz w:val="22"/>
                 <w:rtl/>
-                <w:szCs w:val="22"/>
+                <w:szCs w:val="26"/>
               </w:rPr>
               <w:t>……</w:t>
             </w:r>
@@ -1177,12 +1726,13 @@
       </w:pPr>
       <w:r>
         <w:rPr>
+          <w:rFonts w:ascii="Noto Naskh Arabic" w:hAnsi="Noto Naskh Arabic" w:cs="adwa-assalaf"/>
           <w:b/>
           <w:color w:val="A0522D"/>
           <w:sz w:val="28"/>
           <w:rtl/>
-          <w:szCs w:val="28"/>
           <w:bCs/>
+          <w:szCs w:val="32"/>
         </w:rPr>
         <w:t>ثالثاً: سجل الملاحظة الوصفي</w:t>
       </w:r>
@@ -1194,29 +1744,32 @@
       </w:pPr>
       <w:r>
         <w:rPr>
+          <w:rFonts w:ascii="Noto Naskh Arabic" w:hAnsi="Noto Naskh Arabic" w:cs="adwa-assalaf"/>
           <w:b w:val="0"/>
           <w:sz w:val="24"/>
           <w:rtl/>
-          <w:szCs w:val="24"/>
+          <w:szCs w:val="28"/>
         </w:rPr>
         <w:t xml:space="preserve">يُكتب الوصف </w:t>
       </w:r>
       <w:r>
         <w:rPr>
+          <w:rFonts w:ascii="Noto Naskh Arabic" w:hAnsi="Noto Naskh Arabic" w:cs="adwa-assalaf"/>
           <w:b/>
           <w:sz w:val="24"/>
           <w:rtl/>
-          <w:szCs w:val="24"/>
           <w:bCs/>
+          <w:szCs w:val="28"/>
         </w:rPr>
         <w:t>بأفعال ملاحَظة</w:t>
       </w:r>
       <w:r>
         <w:rPr>
+          <w:rFonts w:ascii="Noto Naskh Arabic" w:hAnsi="Noto Naskh Arabic" w:cs="adwa-assalaf"/>
           <w:b w:val="0"/>
           <w:sz w:val="24"/>
           <w:rtl/>
-          <w:szCs w:val="24"/>
+          <w:szCs w:val="28"/>
         </w:rPr>
         <w:t xml:space="preserve"> لا بأحكام: «وضع الحرفي السعف في الماء» لا «اتبع الحرفي الطريقة الصحيحة».</w:t>
       </w:r>
@@ -1250,12 +1803,13 @@
             <w:r/>
             <w:r>
               <w:rPr>
+                <w:rFonts w:ascii="Noto Naskh Arabic" w:hAnsi="Noto Naskh Arabic" w:cs="adwa-assalaf"/>
                 <w:b/>
                 <w:color w:val="1F4E79"/>
                 <w:sz w:val="22"/>
                 <w:rtl/>
-                <w:szCs w:val="22"/>
                 <w:bCs/>
+                <w:szCs w:val="26"/>
               </w:rPr>
               <w:t>الوقت</w:t>
             </w:r>
@@ -1274,23 +1828,25 @@
             <w:r/>
             <w:r>
               <w:rPr>
+                <w:rFonts w:ascii="Noto Naskh Arabic" w:hAnsi="Noto Naskh Arabic" w:cs="adwa-assalaf"/>
                 <w:b/>
                 <w:color w:val="1F4E79"/>
                 <w:sz w:val="22"/>
                 <w:rtl/>
-                <w:szCs w:val="22"/>
                 <w:bCs/>
+                <w:szCs w:val="26"/>
               </w:rPr>
               <w:t xml:space="preserve">الفاعلون </w:t>
             </w:r>
             <w:r>
               <w:rPr>
+                <w:rFonts w:ascii="Noto Naskh Arabic" w:hAnsi="Noto Naskh Arabic" w:cs="adwa-assalaf"/>
                 <w:b/>
                 <w:color w:val="FF0000"/>
                 <w:sz w:val="22"/>
                 <w:rtl/>
-                <w:szCs w:val="22"/>
                 <w:bCs/>
+                <w:szCs w:val="26"/>
               </w:rPr>
               <w:t>(بالصفة)</w:t>
             </w:r>
@@ -1309,12 +1865,13 @@
             <w:r/>
             <w:r>
               <w:rPr>
+                <w:rFonts w:ascii="Noto Naskh Arabic" w:hAnsi="Noto Naskh Arabic" w:cs="adwa-assalaf"/>
                 <w:b/>
                 <w:color w:val="1F4E79"/>
                 <w:sz w:val="22"/>
                 <w:rtl/>
-                <w:szCs w:val="22"/>
                 <w:bCs/>
+                <w:szCs w:val="26"/>
               </w:rPr>
               <w:t>الفعل/الحدث كما شوهد</w:t>
             </w:r>
@@ -1333,12 +1890,13 @@
             <w:r/>
             <w:r>
               <w:rPr>
+                <w:rFonts w:ascii="Noto Naskh Arabic" w:hAnsi="Noto Naskh Arabic" w:cs="adwa-assalaf"/>
                 <w:b/>
                 <w:color w:val="1F4E79"/>
                 <w:sz w:val="22"/>
                 <w:rtl/>
-                <w:szCs w:val="22"/>
                 <w:bCs/>
+                <w:szCs w:val="26"/>
               </w:rPr>
               <w:t>الأدوات/المواد</w:t>
             </w:r>
@@ -1357,23 +1915,25 @@
             <w:r/>
             <w:r>
               <w:rPr>
+                <w:rFonts w:ascii="Noto Naskh Arabic" w:hAnsi="Noto Naskh Arabic" w:cs="adwa-assalaf"/>
                 <w:b/>
                 <w:color w:val="1F4E79"/>
                 <w:sz w:val="22"/>
                 <w:rtl/>
-                <w:szCs w:val="22"/>
                 <w:bCs/>
+                <w:szCs w:val="26"/>
               </w:rPr>
               <w:t xml:space="preserve">الأقوال المسموعة </w:t>
             </w:r>
             <w:r>
               <w:rPr>
+                <w:rFonts w:ascii="Noto Naskh Arabic" w:hAnsi="Noto Naskh Arabic" w:cs="adwa-assalaf"/>
                 <w:b/>
                 <w:color w:val="FF0000"/>
                 <w:sz w:val="22"/>
                 <w:rtl/>
-                <w:szCs w:val="22"/>
                 <w:bCs/>
+                <w:szCs w:val="26"/>
               </w:rPr>
               <w:t>(حرفياً بين علامتي تنصيص)</w:t>
             </w:r>
@@ -1392,23 +1952,25 @@
             <w:r/>
             <w:r>
               <w:rPr>
+                <w:rFonts w:ascii="Noto Naskh Arabic" w:hAnsi="Noto Naskh Arabic" w:cs="adwa-assalaf"/>
                 <w:b/>
                 <w:color w:val="1F4E79"/>
                 <w:sz w:val="22"/>
                 <w:rtl/>
-                <w:szCs w:val="22"/>
                 <w:bCs/>
+                <w:szCs w:val="26"/>
               </w:rPr>
               <w:t xml:space="preserve">الرابط بالتوثيق </w:t>
             </w:r>
             <w:r>
               <w:rPr>
+                <w:rFonts w:ascii="Noto Naskh Arabic" w:hAnsi="Noto Naskh Arabic" w:cs="adwa-assalaf"/>
                 <w:b/>
                 <w:color w:val="FF0000"/>
                 <w:sz w:val="22"/>
                 <w:rtl/>
-                <w:szCs w:val="22"/>
                 <w:bCs/>
+                <w:szCs w:val="26"/>
               </w:rPr>
               <w:t>(صورة/صوت)</w:t>
             </w:r>
@@ -1428,10 +1990,11 @@
             <w:r/>
             <w:r>
               <w:rPr>
+                <w:rFonts w:ascii="Noto Naskh Arabic" w:hAnsi="Noto Naskh Arabic" w:cs="adwa-assalaf"/>
                 <w:b w:val="0"/>
                 <w:sz w:val="22"/>
                 <w:rtl/>
-                <w:szCs w:val="22"/>
+                <w:szCs w:val="26"/>
               </w:rPr>
               <w:t>……:……</w:t>
             </w:r>
@@ -1449,10 +2012,11 @@
             <w:r/>
             <w:r>
               <w:rPr>
+                <w:rFonts w:ascii="Noto Naskh Arabic" w:hAnsi="Noto Naskh Arabic" w:cs="adwa-assalaf"/>
                 <w:b w:val="0"/>
                 <w:sz w:val="22"/>
                 <w:rtl/>
-                <w:szCs w:val="22"/>
+                <w:szCs w:val="26"/>
               </w:rPr>
               <w:t>……</w:t>
             </w:r>
@@ -1470,10 +2034,11 @@
             <w:r/>
             <w:r>
               <w:rPr>
+                <w:rFonts w:ascii="Noto Naskh Arabic" w:hAnsi="Noto Naskh Arabic" w:cs="adwa-assalaf"/>
                 <w:b w:val="0"/>
                 <w:sz w:val="22"/>
                 <w:rtl/>
-                <w:szCs w:val="22"/>
+                <w:szCs w:val="26"/>
               </w:rPr>
               <w:t>……</w:t>
             </w:r>
@@ -1491,10 +2056,11 @@
             <w:r/>
             <w:r>
               <w:rPr>
+                <w:rFonts w:ascii="Noto Naskh Arabic" w:hAnsi="Noto Naskh Arabic" w:cs="adwa-assalaf"/>
                 <w:b w:val="0"/>
                 <w:sz w:val="22"/>
                 <w:rtl/>
-                <w:szCs w:val="22"/>
+                <w:szCs w:val="26"/>
               </w:rPr>
               <w:t>……</w:t>
             </w:r>
@@ -1512,10 +2078,11 @@
             <w:r/>
             <w:r>
               <w:rPr>
+                <w:rFonts w:ascii="Noto Naskh Arabic" w:hAnsi="Noto Naskh Arabic" w:cs="adwa-assalaf"/>
                 <w:b w:val="0"/>
                 <w:sz w:val="22"/>
                 <w:rtl/>
-                <w:szCs w:val="22"/>
+                <w:szCs w:val="26"/>
               </w:rPr>
               <w:t>«……»</w:t>
             </w:r>
@@ -1533,12 +2100,22 @@
             <w:r/>
             <w:r>
               <w:rPr>
+                <w:rFonts w:ascii="Noto Naskh Arabic" w:hAnsi="Noto Naskh Arabic" w:cs="Noto Naskh Arabic"/>
                 <w:b w:val="0"/>
                 <w:sz w:val="22"/>
+                <w:szCs w:val="22"/>
+              </w:rPr>
+              <w:t>IMG/AUD-</w:t>
+            </w:r>
+            <w:r>
+              <w:rPr>
+                <w:rFonts w:ascii="Noto Naskh Arabic" w:hAnsi="Noto Naskh Arabic" w:cs="adwa-assalaf"/>
+                <w:b w:val="0"/>
+                <w:sz w:val="22"/>
                 <w:rtl/>
-                <w:szCs w:val="22"/>
-              </w:rPr>
-              <w:t>IMG/AUD-……</w:t>
+                <w:szCs w:val="26"/>
+              </w:rPr>
+              <w:t>……</w:t>
             </w:r>
           </w:p>
         </w:tc>
@@ -1556,10 +2133,11 @@
             <w:r/>
             <w:r>
               <w:rPr>
+                <w:rFonts w:ascii="Noto Naskh Arabic" w:hAnsi="Noto Naskh Arabic" w:cs="adwa-assalaf"/>
                 <w:b w:val="0"/>
                 <w:sz w:val="22"/>
                 <w:rtl/>
-                <w:szCs w:val="22"/>
+                <w:szCs w:val="26"/>
               </w:rPr>
               <w:t>……:……</w:t>
             </w:r>
@@ -1577,10 +2155,11 @@
             <w:r/>
             <w:r>
               <w:rPr>
+                <w:rFonts w:ascii="Noto Naskh Arabic" w:hAnsi="Noto Naskh Arabic" w:cs="adwa-assalaf"/>
                 <w:b w:val="0"/>
                 <w:sz w:val="22"/>
                 <w:rtl/>
-                <w:szCs w:val="22"/>
+                <w:szCs w:val="26"/>
               </w:rPr>
               <w:t>……</w:t>
             </w:r>
@@ -1598,10 +2177,11 @@
             <w:r/>
             <w:r>
               <w:rPr>
+                <w:rFonts w:ascii="Noto Naskh Arabic" w:hAnsi="Noto Naskh Arabic" w:cs="adwa-assalaf"/>
                 <w:b w:val="0"/>
                 <w:sz w:val="22"/>
                 <w:rtl/>
-                <w:szCs w:val="22"/>
+                <w:szCs w:val="26"/>
               </w:rPr>
               <w:t>……</w:t>
             </w:r>
@@ -1619,10 +2199,11 @@
             <w:r/>
             <w:r>
               <w:rPr>
+                <w:rFonts w:ascii="Noto Naskh Arabic" w:hAnsi="Noto Naskh Arabic" w:cs="adwa-assalaf"/>
                 <w:b w:val="0"/>
                 <w:sz w:val="22"/>
                 <w:rtl/>
-                <w:szCs w:val="22"/>
+                <w:szCs w:val="26"/>
               </w:rPr>
               <w:t>……</w:t>
             </w:r>
@@ -1640,10 +2221,11 @@
             <w:r/>
             <w:r>
               <w:rPr>
+                <w:rFonts w:ascii="Noto Naskh Arabic" w:hAnsi="Noto Naskh Arabic" w:cs="adwa-assalaf"/>
                 <w:b w:val="0"/>
                 <w:sz w:val="22"/>
                 <w:rtl/>
-                <w:szCs w:val="22"/>
+                <w:szCs w:val="26"/>
               </w:rPr>
               <w:t>«……»</w:t>
             </w:r>
@@ -1661,10 +2243,11 @@
             <w:r/>
             <w:r>
               <w:rPr>
+                <w:rFonts w:ascii="Noto Naskh Arabic" w:hAnsi="Noto Naskh Arabic" w:cs="adwa-assalaf"/>
                 <w:b w:val="0"/>
                 <w:sz w:val="22"/>
                 <w:rtl/>
-                <w:szCs w:val="22"/>
+                <w:szCs w:val="26"/>
               </w:rPr>
               <w:t>……</w:t>
             </w:r>
@@ -1684,10 +2267,11 @@
             <w:r/>
             <w:r>
               <w:rPr>
+                <w:rFonts w:ascii="Noto Naskh Arabic" w:hAnsi="Noto Naskh Arabic" w:cs="adwa-assalaf"/>
                 <w:b w:val="0"/>
                 <w:sz w:val="22"/>
                 <w:rtl/>
-                <w:szCs w:val="22"/>
+                <w:szCs w:val="26"/>
               </w:rPr>
               <w:t>……:……</w:t>
             </w:r>
@@ -1705,10 +2289,11 @@
             <w:r/>
             <w:r>
               <w:rPr>
+                <w:rFonts w:ascii="Noto Naskh Arabic" w:hAnsi="Noto Naskh Arabic" w:cs="adwa-assalaf"/>
                 <w:b w:val="0"/>
                 <w:sz w:val="22"/>
                 <w:rtl/>
-                <w:szCs w:val="22"/>
+                <w:szCs w:val="26"/>
               </w:rPr>
               <w:t>……</w:t>
             </w:r>
@@ -1726,10 +2311,11 @@
             <w:r/>
             <w:r>
               <w:rPr>
+                <w:rFonts w:ascii="Noto Naskh Arabic" w:hAnsi="Noto Naskh Arabic" w:cs="adwa-assalaf"/>
                 <w:b w:val="0"/>
                 <w:sz w:val="22"/>
                 <w:rtl/>
-                <w:szCs w:val="22"/>
+                <w:szCs w:val="26"/>
               </w:rPr>
               <w:t>……</w:t>
             </w:r>
@@ -1747,10 +2333,11 @@
             <w:r/>
             <w:r>
               <w:rPr>
+                <w:rFonts w:ascii="Noto Naskh Arabic" w:hAnsi="Noto Naskh Arabic" w:cs="adwa-assalaf"/>
                 <w:b w:val="0"/>
                 <w:sz w:val="22"/>
                 <w:rtl/>
-                <w:szCs w:val="22"/>
+                <w:szCs w:val="26"/>
               </w:rPr>
               <w:t>……</w:t>
             </w:r>
@@ -1768,10 +2355,11 @@
             <w:r/>
             <w:r>
               <w:rPr>
+                <w:rFonts w:ascii="Noto Naskh Arabic" w:hAnsi="Noto Naskh Arabic" w:cs="adwa-assalaf"/>
                 <w:b w:val="0"/>
                 <w:sz w:val="22"/>
                 <w:rtl/>
-                <w:szCs w:val="22"/>
+                <w:szCs w:val="26"/>
               </w:rPr>
               <w:t>«……»</w:t>
             </w:r>
@@ -1789,10 +2377,11 @@
             <w:r/>
             <w:r>
               <w:rPr>
+                <w:rFonts w:ascii="Noto Naskh Arabic" w:hAnsi="Noto Naskh Arabic" w:cs="adwa-assalaf"/>
                 <w:b w:val="0"/>
                 <w:sz w:val="22"/>
                 <w:rtl/>
-                <w:szCs w:val="22"/>
+                <w:szCs w:val="26"/>
               </w:rPr>
               <w:t>……</w:t>
             </w:r>
@@ -1808,12 +2397,13 @@
       </w:pPr>
       <w:r>
         <w:rPr>
+          <w:rFonts w:ascii="Noto Naskh Arabic" w:hAnsi="Noto Naskh Arabic" w:cs="adwa-assalaf"/>
           <w:b/>
           <w:color w:val="A0522D"/>
           <w:sz w:val="28"/>
           <w:rtl/>
-          <w:szCs w:val="28"/>
           <w:bCs/>
+          <w:szCs w:val="32"/>
         </w:rPr>
         <w:t>رابعاً: وصف الفضاء</w:t>
       </w:r>
@@ -1843,12 +2433,13 @@
             <w:r/>
             <w:r>
               <w:rPr>
+                <w:rFonts w:ascii="Noto Naskh Arabic" w:hAnsi="Noto Naskh Arabic" w:cs="adwa-assalaf"/>
                 <w:b/>
                 <w:color w:val="1F4E79"/>
                 <w:sz w:val="22"/>
                 <w:rtl/>
-                <w:szCs w:val="22"/>
                 <w:bCs/>
+                <w:szCs w:val="26"/>
               </w:rPr>
               <w:t>البند</w:t>
             </w:r>
@@ -1867,12 +2458,13 @@
             <w:r/>
             <w:r>
               <w:rPr>
+                <w:rFonts w:ascii="Noto Naskh Arabic" w:hAnsi="Noto Naskh Arabic" w:cs="adwa-assalaf"/>
                 <w:b/>
                 <w:color w:val="1F4E79"/>
                 <w:sz w:val="22"/>
                 <w:rtl/>
-                <w:szCs w:val="22"/>
                 <w:bCs/>
+                <w:szCs w:val="26"/>
               </w:rPr>
               <w:t>الوصف</w:t>
             </w:r>
@@ -1892,20 +2484,22 @@
             <w:r/>
             <w:r>
               <w:rPr>
+                <w:rFonts w:ascii="Noto Naskh Arabic" w:hAnsi="Noto Naskh Arabic" w:cs="adwa-assalaf"/>
                 <w:b w:val="0"/>
                 <w:sz w:val="22"/>
                 <w:rtl/>
-                <w:szCs w:val="22"/>
+                <w:szCs w:val="26"/>
               </w:rPr>
               <w:t xml:space="preserve">تخطيط المكان </w:t>
             </w:r>
             <w:r>
               <w:rPr>
+                <w:rFonts w:ascii="Noto Naskh Arabic" w:hAnsi="Noto Naskh Arabic" w:cs="adwa-assalaf"/>
                 <w:b w:val="0"/>
                 <w:color w:val="FF0000"/>
                 <w:sz w:val="22"/>
                 <w:rtl/>
-                <w:szCs w:val="22"/>
+                <w:szCs w:val="26"/>
               </w:rPr>
               <w:t>(يُرفق رسم تخطيطي إن أمكن)</w:t>
             </w:r>
@@ -1923,10 +2517,11 @@
             <w:r/>
             <w:r>
               <w:rPr>
+                <w:rFonts w:ascii="Noto Naskh Arabic" w:hAnsi="Noto Naskh Arabic" w:cs="adwa-assalaf"/>
                 <w:b w:val="0"/>
                 <w:sz w:val="22"/>
                 <w:rtl/>
-                <w:szCs w:val="22"/>
+                <w:szCs w:val="26"/>
               </w:rPr>
               <w:t>……</w:t>
             </w:r>
@@ -1946,10 +2541,11 @@
             <w:r/>
             <w:r>
               <w:rPr>
+                <w:rFonts w:ascii="Noto Naskh Arabic" w:hAnsi="Noto Naskh Arabic" w:cs="adwa-assalaf"/>
                 <w:b w:val="0"/>
                 <w:sz w:val="22"/>
                 <w:rtl/>
-                <w:szCs w:val="22"/>
+                <w:szCs w:val="26"/>
               </w:rPr>
               <w:t>توزيع الأشخاص بحسب الجنس والعمر والدور</w:t>
             </w:r>
@@ -1967,10 +2563,11 @@
             <w:r/>
             <w:r>
               <w:rPr>
+                <w:rFonts w:ascii="Noto Naskh Arabic" w:hAnsi="Noto Naskh Arabic" w:cs="adwa-assalaf"/>
                 <w:b w:val="0"/>
                 <w:sz w:val="22"/>
                 <w:rtl/>
-                <w:szCs w:val="22"/>
+                <w:szCs w:val="26"/>
               </w:rPr>
               <w:t>……</w:t>
             </w:r>
@@ -1990,20 +2587,22 @@
             <w:r/>
             <w:r>
               <w:rPr>
+                <w:rFonts w:ascii="Noto Naskh Arabic" w:hAnsi="Noto Naskh Arabic" w:cs="adwa-assalaf"/>
                 <w:b w:val="0"/>
                 <w:sz w:val="22"/>
                 <w:rtl/>
-                <w:szCs w:val="22"/>
+                <w:szCs w:val="26"/>
               </w:rPr>
               <w:t xml:space="preserve">الحدود الرمزية </w:t>
             </w:r>
             <w:r>
               <w:rPr>
+                <w:rFonts w:ascii="Noto Naskh Arabic" w:hAnsi="Noto Naskh Arabic" w:cs="adwa-assalaf"/>
                 <w:b w:val="0"/>
                 <w:color w:val="FF0000"/>
                 <w:sz w:val="22"/>
                 <w:rtl/>
-                <w:szCs w:val="22"/>
+                <w:szCs w:val="26"/>
               </w:rPr>
               <w:t>(مداخل، مقاعد، مناطق مخصصة)</w:t>
             </w:r>
@@ -2021,10 +2620,11 @@
             <w:r/>
             <w:r>
               <w:rPr>
+                <w:rFonts w:ascii="Noto Naskh Arabic" w:hAnsi="Noto Naskh Arabic" w:cs="adwa-assalaf"/>
                 <w:b w:val="0"/>
                 <w:sz w:val="22"/>
                 <w:rtl/>
-                <w:szCs w:val="22"/>
+                <w:szCs w:val="26"/>
               </w:rPr>
               <w:t>……</w:t>
             </w:r>
@@ -2044,10 +2644,11 @@
             <w:r/>
             <w:r>
               <w:rPr>
+                <w:rFonts w:ascii="Noto Naskh Arabic" w:hAnsi="Noto Naskh Arabic" w:cs="adwa-assalaf"/>
                 <w:b w:val="0"/>
                 <w:sz w:val="22"/>
                 <w:rtl/>
-                <w:szCs w:val="22"/>
+                <w:szCs w:val="26"/>
               </w:rPr>
               <w:t>الأشياء الثابتة والمنقولة ذات الدلالة</w:t>
             </w:r>
@@ -2065,10 +2666,11 @@
             <w:r/>
             <w:r>
               <w:rPr>
+                <w:rFonts w:ascii="Noto Naskh Arabic" w:hAnsi="Noto Naskh Arabic" w:cs="adwa-assalaf"/>
                 <w:b w:val="0"/>
                 <w:sz w:val="22"/>
                 <w:rtl/>
-                <w:szCs w:val="22"/>
+                <w:szCs w:val="26"/>
               </w:rPr>
               <w:t>……</w:t>
             </w:r>
@@ -2084,12 +2686,13 @@
       </w:pPr>
       <w:r>
         <w:rPr>
+          <w:rFonts w:ascii="Noto Naskh Arabic" w:hAnsi="Noto Naskh Arabic" w:cs="adwa-assalaf"/>
           <w:b/>
           <w:color w:val="A0522D"/>
           <w:sz w:val="28"/>
           <w:rtl/>
-          <w:szCs w:val="28"/>
           <w:bCs/>
+          <w:szCs w:val="32"/>
         </w:rPr>
         <w:t>خامساً: التفاعل والأدوار</w:t>
       </w:r>
@@ -2119,12 +2722,13 @@
             <w:r/>
             <w:r>
               <w:rPr>
+                <w:rFonts w:ascii="Noto Naskh Arabic" w:hAnsi="Noto Naskh Arabic" w:cs="adwa-assalaf"/>
                 <w:b/>
                 <w:color w:val="1F4E79"/>
                 <w:sz w:val="22"/>
                 <w:rtl/>
-                <w:szCs w:val="22"/>
                 <w:bCs/>
+                <w:szCs w:val="26"/>
               </w:rPr>
               <w:t>البند</w:t>
             </w:r>
@@ -2143,12 +2747,13 @@
             <w:r/>
             <w:r>
               <w:rPr>
+                <w:rFonts w:ascii="Noto Naskh Arabic" w:hAnsi="Noto Naskh Arabic" w:cs="adwa-assalaf"/>
                 <w:b/>
                 <w:color w:val="1F4E79"/>
                 <w:sz w:val="22"/>
                 <w:rtl/>
-                <w:szCs w:val="22"/>
                 <w:bCs/>
+                <w:szCs w:val="26"/>
               </w:rPr>
               <w:t>الوصف</w:t>
             </w:r>
@@ -2168,10 +2773,11 @@
             <w:r/>
             <w:r>
               <w:rPr>
+                <w:rFonts w:ascii="Noto Naskh Arabic" w:hAnsi="Noto Naskh Arabic" w:cs="adwa-assalaf"/>
                 <w:b w:val="0"/>
                 <w:sz w:val="22"/>
                 <w:rtl/>
-                <w:szCs w:val="22"/>
+                <w:szCs w:val="26"/>
               </w:rPr>
               <w:t>من يبادر؟ من يوجّه؟ من يُستشار؟</w:t>
             </w:r>
@@ -2189,10 +2795,11 @@
             <w:r/>
             <w:r>
               <w:rPr>
+                <w:rFonts w:ascii="Noto Naskh Arabic" w:hAnsi="Noto Naskh Arabic" w:cs="adwa-assalaf"/>
                 <w:b w:val="0"/>
                 <w:sz w:val="22"/>
                 <w:rtl/>
-                <w:szCs w:val="22"/>
+                <w:szCs w:val="26"/>
               </w:rPr>
               <w:t>……</w:t>
             </w:r>
@@ -2212,20 +2819,22 @@
             <w:r/>
             <w:r>
               <w:rPr>
+                <w:rFonts w:ascii="Noto Naskh Arabic" w:hAnsi="Noto Naskh Arabic" w:cs="adwa-assalaf"/>
                 <w:b w:val="0"/>
                 <w:sz w:val="22"/>
                 <w:rtl/>
-                <w:szCs w:val="22"/>
+                <w:szCs w:val="26"/>
               </w:rPr>
               <w:t xml:space="preserve">أنماط التعلم والنقل المرئية </w:t>
             </w:r>
             <w:r>
               <w:rPr>
+                <w:rFonts w:ascii="Noto Naskh Arabic" w:hAnsi="Noto Naskh Arabic" w:cs="adwa-assalaf"/>
                 <w:b w:val="0"/>
                 <w:color w:val="FF0000"/>
                 <w:sz w:val="22"/>
                 <w:rtl/>
-                <w:szCs w:val="22"/>
+                <w:szCs w:val="26"/>
               </w:rPr>
               <w:t>(تقليد، تصحيح، شرح)</w:t>
             </w:r>
@@ -2243,10 +2852,11 @@
             <w:r/>
             <w:r>
               <w:rPr>
+                <w:rFonts w:ascii="Noto Naskh Arabic" w:hAnsi="Noto Naskh Arabic" w:cs="adwa-assalaf"/>
                 <w:b w:val="0"/>
                 <w:sz w:val="22"/>
                 <w:rtl/>
-                <w:szCs w:val="22"/>
+                <w:szCs w:val="26"/>
               </w:rPr>
               <w:t>……</w:t>
             </w:r>
@@ -2266,22 +2876,45 @@
             <w:r/>
             <w:r>
               <w:rPr>
+                <w:rFonts w:ascii="Noto Naskh Arabic" w:hAnsi="Noto Naskh Arabic" w:cs="adwa-assalaf"/>
                 <w:b w:val="0"/>
                 <w:sz w:val="22"/>
                 <w:rtl/>
-                <w:szCs w:val="22"/>
+                <w:szCs w:val="26"/>
               </w:rPr>
               <w:t xml:space="preserve">المصطلحات المحلية المسموعة </w:t>
             </w:r>
             <w:r>
               <w:rPr>
+                <w:rFonts w:ascii="Noto Naskh Arabic" w:hAnsi="Noto Naskh Arabic" w:cs="adwa-assalaf"/>
                 <w:b w:val="0"/>
                 <w:color w:val="FF0000"/>
                 <w:sz w:val="22"/>
                 <w:rtl/>
+                <w:szCs w:val="26"/>
+              </w:rPr>
+              <w:t xml:space="preserve">(تُحال إلى </w:t>
+            </w:r>
+            <w:r>
+              <w:rPr>
+                <w:rFonts w:ascii="Noto Naskh Arabic" w:hAnsi="Noto Naskh Arabic" w:cs="Noto Naskh Arabic"/>
+                <w:b w:val="0"/>
+                <w:color w:val="FF0000"/>
+                <w:sz w:val="22"/>
                 <w:szCs w:val="22"/>
               </w:rPr>
-              <w:t>(تُحال إلى AG-DIA)</w:t>
+              <w:t>AG-DIA</w:t>
+            </w:r>
+            <w:r>
+              <w:rPr>
+                <w:rFonts w:ascii="Noto Naskh Arabic" w:hAnsi="Noto Naskh Arabic" w:cs="adwa-assalaf"/>
+                <w:b w:val="0"/>
+                <w:color w:val="FF0000"/>
+                <w:sz w:val="22"/>
+                <w:rtl/>
+                <w:szCs w:val="26"/>
+              </w:rPr>
+              <w:t>)</w:t>
             </w:r>
           </w:p>
         </w:tc>
@@ -2297,10 +2930,11 @@
             <w:r/>
             <w:r>
               <w:rPr>
+                <w:rFonts w:ascii="Noto Naskh Arabic" w:hAnsi="Noto Naskh Arabic" w:cs="adwa-assalaf"/>
                 <w:b w:val="0"/>
                 <w:sz w:val="22"/>
                 <w:rtl/>
-                <w:szCs w:val="22"/>
+                <w:szCs w:val="26"/>
               </w:rPr>
               <w:t>……</w:t>
             </w:r>
@@ -2320,10 +2954,11 @@
             <w:r/>
             <w:r>
               <w:rPr>
+                <w:rFonts w:ascii="Noto Naskh Arabic" w:hAnsi="Noto Naskh Arabic" w:cs="adwa-assalaf"/>
                 <w:b w:val="0"/>
                 <w:sz w:val="22"/>
                 <w:rtl/>
-                <w:szCs w:val="22"/>
+                <w:szCs w:val="26"/>
               </w:rPr>
               <w:t>لحظات التوتر أو الخروج عن المعتاد</w:t>
             </w:r>
@@ -2341,10 +2976,11 @@
             <w:r/>
             <w:r>
               <w:rPr>
+                <w:rFonts w:ascii="Noto Naskh Arabic" w:hAnsi="Noto Naskh Arabic" w:cs="adwa-assalaf"/>
                 <w:b w:val="0"/>
                 <w:sz w:val="22"/>
                 <w:rtl/>
-                <w:szCs w:val="22"/>
+                <w:szCs w:val="26"/>
               </w:rPr>
               <w:t>……</w:t>
             </w:r>
@@ -2360,23 +2996,25 @@
       </w:pPr>
       <w:r>
         <w:rPr>
+          <w:rFonts w:ascii="Noto Naskh Arabic" w:hAnsi="Noto Naskh Arabic" w:cs="adwa-assalaf"/>
           <w:b/>
           <w:color w:val="A0522D"/>
           <w:sz w:val="28"/>
           <w:rtl/>
-          <w:szCs w:val="28"/>
           <w:bCs/>
+          <w:szCs w:val="32"/>
         </w:rPr>
         <w:t xml:space="preserve">سادساً: الملاحظة المشاركة </w:t>
       </w:r>
       <w:r>
         <w:rPr>
+          <w:rFonts w:ascii="Noto Naskh Arabic" w:hAnsi="Noto Naskh Arabic" w:cs="adwa-assalaf"/>
           <w:b/>
           <w:color w:val="FF0000"/>
           <w:sz w:val="28"/>
           <w:rtl/>
-          <w:szCs w:val="28"/>
           <w:bCs/>
+          <w:szCs w:val="32"/>
         </w:rPr>
         <w:t>(عند الانطباق)</w:t>
       </w:r>
@@ -2406,12 +3044,13 @@
             <w:r/>
             <w:r>
               <w:rPr>
+                <w:rFonts w:ascii="Noto Naskh Arabic" w:hAnsi="Noto Naskh Arabic" w:cs="adwa-assalaf"/>
                 <w:b/>
                 <w:color w:val="1F4E79"/>
                 <w:sz w:val="22"/>
                 <w:rtl/>
-                <w:szCs w:val="22"/>
                 <w:bCs/>
+                <w:szCs w:val="26"/>
               </w:rPr>
               <w:t>البند</w:t>
             </w:r>
@@ -2430,12 +3069,13 @@
             <w:r/>
             <w:r>
               <w:rPr>
+                <w:rFonts w:ascii="Noto Naskh Arabic" w:hAnsi="Noto Naskh Arabic" w:cs="adwa-assalaf"/>
                 <w:b/>
                 <w:color w:val="1F4E79"/>
                 <w:sz w:val="22"/>
                 <w:rtl/>
-                <w:szCs w:val="22"/>
                 <w:bCs/>
+                <w:szCs w:val="26"/>
               </w:rPr>
               <w:t>الوصف</w:t>
             </w:r>
@@ -2455,20 +3095,22 @@
             <w:r/>
             <w:r>
               <w:rPr>
+                <w:rFonts w:ascii="Noto Naskh Arabic" w:hAnsi="Noto Naskh Arabic" w:cs="adwa-assalaf"/>
                 <w:b w:val="0"/>
                 <w:sz w:val="22"/>
                 <w:rtl/>
-                <w:szCs w:val="22"/>
+                <w:szCs w:val="26"/>
               </w:rPr>
               <w:t xml:space="preserve">طبيعة مشاركة الباحث </w:t>
             </w:r>
             <w:r>
               <w:rPr>
+                <w:rFonts w:ascii="Noto Naskh Arabic" w:hAnsi="Noto Naskh Arabic" w:cs="adwa-assalaf"/>
                 <w:b w:val="0"/>
                 <w:color w:val="FF0000"/>
                 <w:sz w:val="22"/>
                 <w:rtl/>
-                <w:szCs w:val="22"/>
+                <w:szCs w:val="26"/>
               </w:rPr>
               <w:t>(ما الذي فعله بالضبط)</w:t>
             </w:r>
@@ -2486,10 +3128,11 @@
             <w:r/>
             <w:r>
               <w:rPr>
+                <w:rFonts w:ascii="Noto Naskh Arabic" w:hAnsi="Noto Naskh Arabic" w:cs="adwa-assalaf"/>
                 <w:b w:val="0"/>
                 <w:sz w:val="22"/>
                 <w:rtl/>
-                <w:szCs w:val="22"/>
+                <w:szCs w:val="26"/>
               </w:rPr>
               <w:t>……</w:t>
             </w:r>
@@ -2509,10 +3152,11 @@
             <w:r/>
             <w:r>
               <w:rPr>
+                <w:rFonts w:ascii="Noto Naskh Arabic" w:hAnsi="Noto Naskh Arabic" w:cs="adwa-assalaf"/>
                 <w:b w:val="0"/>
                 <w:sz w:val="22"/>
                 <w:rtl/>
-                <w:szCs w:val="22"/>
+                <w:szCs w:val="26"/>
               </w:rPr>
               <w:t>كيف قُدِّم الباحث للحاضرين</w:t>
             </w:r>
@@ -2530,10 +3174,11 @@
             <w:r/>
             <w:r>
               <w:rPr>
+                <w:rFonts w:ascii="Noto Naskh Arabic" w:hAnsi="Noto Naskh Arabic" w:cs="adwa-assalaf"/>
                 <w:b w:val="0"/>
                 <w:sz w:val="22"/>
                 <w:rtl/>
-                <w:szCs w:val="22"/>
+                <w:szCs w:val="26"/>
               </w:rPr>
               <w:t>……</w:t>
             </w:r>
@@ -2553,10 +3198,11 @@
             <w:r/>
             <w:r>
               <w:rPr>
+                <w:rFonts w:ascii="Noto Naskh Arabic" w:hAnsi="Noto Naskh Arabic" w:cs="adwa-assalaf"/>
                 <w:b w:val="0"/>
                 <w:sz w:val="22"/>
                 <w:rtl/>
-                <w:szCs w:val="22"/>
+                <w:szCs w:val="26"/>
               </w:rPr>
               <w:t>ما الذي تعلّمه الباحث بالممارسة ولا يظهر بالمشاهدة</w:t>
             </w:r>
@@ -2574,10 +3220,11 @@
             <w:r/>
             <w:r>
               <w:rPr>
+                <w:rFonts w:ascii="Noto Naskh Arabic" w:hAnsi="Noto Naskh Arabic" w:cs="adwa-assalaf"/>
                 <w:b w:val="0"/>
                 <w:sz w:val="22"/>
                 <w:rtl/>
-                <w:szCs w:val="22"/>
+                <w:szCs w:val="26"/>
               </w:rPr>
               <w:t>……</w:t>
             </w:r>
@@ -2597,10 +3244,11 @@
             <w:r/>
             <w:r>
               <w:rPr>
+                <w:rFonts w:ascii="Noto Naskh Arabic" w:hAnsi="Noto Naskh Arabic" w:cs="adwa-assalaf"/>
                 <w:b w:val="0"/>
                 <w:sz w:val="22"/>
                 <w:rtl/>
-                <w:szCs w:val="22"/>
+                <w:szCs w:val="26"/>
               </w:rPr>
               <w:t>حدود ما يمكن للباحث المشاركة فيه بحسب العرف</w:t>
             </w:r>
@@ -2618,10 +3266,11 @@
             <w:r/>
             <w:r>
               <w:rPr>
+                <w:rFonts w:ascii="Noto Naskh Arabic" w:hAnsi="Noto Naskh Arabic" w:cs="adwa-assalaf"/>
                 <w:b w:val="0"/>
                 <w:sz w:val="22"/>
                 <w:rtl/>
-                <w:szCs w:val="22"/>
+                <w:szCs w:val="26"/>
               </w:rPr>
               <w:t>……</w:t>
             </w:r>
@@ -2637,12 +3286,13 @@
       </w:pPr>
       <w:r>
         <w:rPr>
+          <w:rFonts w:ascii="Noto Naskh Arabic" w:hAnsi="Noto Naskh Arabic" w:cs="adwa-assalaf"/>
           <w:b/>
           <w:color w:val="A0522D"/>
           <w:sz w:val="28"/>
           <w:rtl/>
-          <w:szCs w:val="28"/>
           <w:bCs/>
+          <w:szCs w:val="32"/>
         </w:rPr>
         <w:t>سابعاً: الفصل بين المستويات</w:t>
       </w:r>
@@ -2672,12 +3322,13 @@
             <w:r/>
             <w:r>
               <w:rPr>
+                <w:rFonts w:ascii="Noto Naskh Arabic" w:hAnsi="Noto Naskh Arabic" w:cs="adwa-assalaf"/>
                 <w:b/>
                 <w:color w:val="1F4E79"/>
                 <w:sz w:val="22"/>
                 <w:rtl/>
-                <w:szCs w:val="22"/>
                 <w:bCs/>
+                <w:szCs w:val="26"/>
               </w:rPr>
               <w:t>المستوى</w:t>
             </w:r>
@@ -2696,12 +3347,13 @@
             <w:r/>
             <w:r>
               <w:rPr>
+                <w:rFonts w:ascii="Noto Naskh Arabic" w:hAnsi="Noto Naskh Arabic" w:cs="adwa-assalaf"/>
                 <w:b/>
                 <w:color w:val="1F4E79"/>
                 <w:sz w:val="22"/>
                 <w:rtl/>
-                <w:szCs w:val="22"/>
                 <w:bCs/>
+                <w:szCs w:val="26"/>
               </w:rPr>
               <w:t>المضمون</w:t>
             </w:r>
@@ -2721,30 +3373,33 @@
             <w:r/>
             <w:r>
               <w:rPr>
+                <w:rFonts w:ascii="Noto Naskh Arabic" w:hAnsi="Noto Naskh Arabic" w:cs="adwa-assalaf"/>
                 <w:b/>
                 <w:sz w:val="22"/>
                 <w:rtl/>
-                <w:szCs w:val="22"/>
                 <w:bCs/>
+                <w:szCs w:val="26"/>
               </w:rPr>
               <w:t>ما شوهد</w:t>
             </w:r>
             <w:r>
               <w:rPr>
+                <w:rFonts w:ascii="Noto Naskh Arabic" w:hAnsi="Noto Naskh Arabic" w:cs="adwa-assalaf"/>
                 <w:b w:val="0"/>
                 <w:sz w:val="22"/>
                 <w:rtl/>
-                <w:szCs w:val="22"/>
+                <w:szCs w:val="26"/>
               </w:rPr>
               <w:t xml:space="preserve"> </w:t>
             </w:r>
             <w:r>
               <w:rPr>
+                <w:rFonts w:ascii="Noto Naskh Arabic" w:hAnsi="Noto Naskh Arabic" w:cs="adwa-assalaf"/>
                 <w:b w:val="0"/>
                 <w:color w:val="FF0000"/>
                 <w:sz w:val="22"/>
                 <w:rtl/>
-                <w:szCs w:val="22"/>
+                <w:szCs w:val="26"/>
               </w:rPr>
               <w:t>(بيانات)</w:t>
             </w:r>
@@ -2762,10 +3417,11 @@
             <w:r/>
             <w:r>
               <w:rPr>
+                <w:rFonts w:ascii="Noto Naskh Arabic" w:hAnsi="Noto Naskh Arabic" w:cs="adwa-assalaf"/>
                 <w:b w:val="0"/>
                 <w:sz w:val="22"/>
                 <w:rtl/>
-                <w:szCs w:val="22"/>
+                <w:szCs w:val="26"/>
               </w:rPr>
               <w:t>……</w:t>
             </w:r>
@@ -2785,30 +3441,33 @@
             <w:r/>
             <w:r>
               <w:rPr>
+                <w:rFonts w:ascii="Noto Naskh Arabic" w:hAnsi="Noto Naskh Arabic" w:cs="adwa-assalaf"/>
                 <w:b/>
                 <w:sz w:val="22"/>
                 <w:rtl/>
-                <w:szCs w:val="22"/>
                 <w:bCs/>
+                <w:szCs w:val="26"/>
               </w:rPr>
               <w:t>ما قيل</w:t>
             </w:r>
             <w:r>
               <w:rPr>
+                <w:rFonts w:ascii="Noto Naskh Arabic" w:hAnsi="Noto Naskh Arabic" w:cs="adwa-assalaf"/>
                 <w:b w:val="0"/>
                 <w:sz w:val="22"/>
                 <w:rtl/>
-                <w:szCs w:val="22"/>
+                <w:szCs w:val="26"/>
               </w:rPr>
               <w:t xml:space="preserve"> </w:t>
             </w:r>
             <w:r>
               <w:rPr>
+                <w:rFonts w:ascii="Noto Naskh Arabic" w:hAnsi="Noto Naskh Arabic" w:cs="adwa-assalaf"/>
                 <w:b w:val="0"/>
                 <w:color w:val="FF0000"/>
                 <w:sz w:val="22"/>
                 <w:rtl/>
-                <w:szCs w:val="22"/>
+                <w:szCs w:val="26"/>
               </w:rPr>
               <w:t>(روايات الحاضرين)</w:t>
             </w:r>
@@ -2826,10 +3485,11 @@
             <w:r/>
             <w:r>
               <w:rPr>
+                <w:rFonts w:ascii="Noto Naskh Arabic" w:hAnsi="Noto Naskh Arabic" w:cs="adwa-assalaf"/>
                 <w:b w:val="0"/>
                 <w:sz w:val="22"/>
                 <w:rtl/>
-                <w:szCs w:val="22"/>
+                <w:szCs w:val="26"/>
               </w:rPr>
               <w:t>……</w:t>
             </w:r>
@@ -2849,30 +3509,33 @@
             <w:r/>
             <w:r>
               <w:rPr>
+                <w:rFonts w:ascii="Noto Naskh Arabic" w:hAnsi="Noto Naskh Arabic" w:cs="adwa-assalaf"/>
                 <w:b/>
                 <w:sz w:val="22"/>
                 <w:rtl/>
-                <w:szCs w:val="22"/>
                 <w:bCs/>
+                <w:szCs w:val="26"/>
               </w:rPr>
               <w:t>ما استُنتج</w:t>
             </w:r>
             <w:r>
               <w:rPr>
+                <w:rFonts w:ascii="Noto Naskh Arabic" w:hAnsi="Noto Naskh Arabic" w:cs="adwa-assalaf"/>
                 <w:b w:val="0"/>
                 <w:sz w:val="22"/>
                 <w:rtl/>
-                <w:szCs w:val="22"/>
+                <w:szCs w:val="26"/>
               </w:rPr>
               <w:t xml:space="preserve"> </w:t>
             </w:r>
             <w:r>
               <w:rPr>
+                <w:rFonts w:ascii="Noto Naskh Arabic" w:hAnsi="Noto Naskh Arabic" w:cs="adwa-assalaf"/>
                 <w:b w:val="0"/>
                 <w:color w:val="FF0000"/>
                 <w:sz w:val="22"/>
                 <w:rtl/>
-                <w:szCs w:val="22"/>
+                <w:szCs w:val="26"/>
               </w:rPr>
               <w:t>(استدلالات الباحث)</w:t>
             </w:r>
@@ -2890,10 +3553,11 @@
             <w:r/>
             <w:r>
               <w:rPr>
+                <w:rFonts w:ascii="Noto Naskh Arabic" w:hAnsi="Noto Naskh Arabic" w:cs="adwa-assalaf"/>
                 <w:b w:val="0"/>
                 <w:sz w:val="22"/>
                 <w:rtl/>
-                <w:szCs w:val="22"/>
+                <w:szCs w:val="26"/>
               </w:rPr>
               <w:t>……</w:t>
             </w:r>
@@ -2913,30 +3577,33 @@
             <w:r/>
             <w:r>
               <w:rPr>
+                <w:rFonts w:ascii="Noto Naskh Arabic" w:hAnsi="Noto Naskh Arabic" w:cs="adwa-assalaf"/>
                 <w:b/>
                 <w:sz w:val="22"/>
                 <w:rtl/>
-                <w:szCs w:val="22"/>
                 <w:bCs/>
+                <w:szCs w:val="26"/>
               </w:rPr>
               <w:t>ما يُفترض</w:t>
             </w:r>
             <w:r>
               <w:rPr>
+                <w:rFonts w:ascii="Noto Naskh Arabic" w:hAnsi="Noto Naskh Arabic" w:cs="adwa-assalaf"/>
                 <w:b w:val="0"/>
                 <w:sz w:val="22"/>
                 <w:rtl/>
-                <w:szCs w:val="22"/>
+                <w:szCs w:val="26"/>
               </w:rPr>
               <w:t xml:space="preserve"> </w:t>
             </w:r>
             <w:r>
               <w:rPr>
+                <w:rFonts w:ascii="Noto Naskh Arabic" w:hAnsi="Noto Naskh Arabic" w:cs="adwa-assalaf"/>
                 <w:b w:val="0"/>
                 <w:color w:val="FF0000"/>
                 <w:sz w:val="22"/>
                 <w:rtl/>
-                <w:szCs w:val="22"/>
+                <w:szCs w:val="26"/>
               </w:rPr>
               <w:t>(فرضيات تحتاج تحققاً)</w:t>
             </w:r>
@@ -2954,10 +3621,11 @@
             <w:r/>
             <w:r>
               <w:rPr>
+                <w:rFonts w:ascii="Noto Naskh Arabic" w:hAnsi="Noto Naskh Arabic" w:cs="adwa-assalaf"/>
                 <w:b w:val="0"/>
                 <w:sz w:val="22"/>
                 <w:rtl/>
-                <w:szCs w:val="22"/>
+                <w:szCs w:val="26"/>
               </w:rPr>
               <w:t>……</w:t>
             </w:r>
@@ -2973,12 +3641,13 @@
       </w:pPr>
       <w:r>
         <w:rPr>
+          <w:rFonts w:ascii="Noto Naskh Arabic" w:hAnsi="Noto Naskh Arabic" w:cs="adwa-assalaf"/>
           <w:b/>
           <w:color w:val="1F4E79"/>
           <w:sz w:val="32"/>
           <w:rtl/>
-          <w:szCs w:val="32"/>
           <w:bCs/>
+          <w:szCs w:val="36"/>
         </w:rPr>
         <w:t>الجزء الثاني: اليوميات التأملية للباحث</w:t>
       </w:r>
@@ -2990,31 +3659,121 @@
       </w:pPr>
       <w:r>
         <w:rPr>
+          <w:rFonts w:ascii="Noto Naskh Arabic" w:hAnsi="Noto Naskh Arabic" w:cs="adwa-assalaf"/>
           <w:b w:val="0"/>
           <w:sz w:val="24"/>
           <w:rtl/>
-          <w:szCs w:val="24"/>
+          <w:szCs w:val="28"/>
         </w:rPr>
-        <w:t xml:space="preserve">تُكتب في اليوم نفسه، وتُحفظ في الحقل reflexive من سجل الملاحظة نفسه، ويُضبط مستوى إتاحة السجل على private أو project </w:t>
+        <w:t xml:space="preserve">تُكتب في اليوم نفسه، وتُحفظ في الحقل </w:t>
       </w:r>
       <w:r>
         <w:rPr>
+          <w:rFonts w:ascii="Noto Naskh Arabic" w:hAnsi="Noto Naskh Arabic" w:cs="Noto Naskh Arabic"/>
+          <w:b w:val="0"/>
+          <w:sz w:val="24"/>
+          <w:szCs w:val="24"/>
+        </w:rPr>
+        <w:t>reflexive</w:t>
+      </w:r>
+      <w:r>
+        <w:rPr>
+          <w:rFonts w:ascii="Noto Naskh Arabic" w:hAnsi="Noto Naskh Arabic" w:cs="adwa-assalaf"/>
+          <w:b w:val="0"/>
+          <w:sz w:val="24"/>
+          <w:rtl/>
+          <w:szCs w:val="28"/>
+        </w:rPr>
+        <w:t xml:space="preserve"> من سجل الملاحظة نفسه، ويُضبط مستوى إتاحة السجل على </w:t>
+      </w:r>
+      <w:r>
+        <w:rPr>
+          <w:rFonts w:ascii="Noto Naskh Arabic" w:hAnsi="Noto Naskh Arabic" w:cs="Noto Naskh Arabic"/>
+          <w:b w:val="0"/>
+          <w:sz w:val="24"/>
+          <w:szCs w:val="24"/>
+        </w:rPr>
+        <w:t>private</w:t>
+      </w:r>
+      <w:r>
+        <w:rPr>
+          <w:rFonts w:ascii="Noto Naskh Arabic" w:hAnsi="Noto Naskh Arabic" w:cs="adwa-assalaf"/>
+          <w:b w:val="0"/>
+          <w:sz w:val="24"/>
+          <w:rtl/>
+          <w:szCs w:val="28"/>
+        </w:rPr>
+        <w:t xml:space="preserve"> أو </w:t>
+      </w:r>
+      <w:r>
+        <w:rPr>
+          <w:rFonts w:ascii="Noto Naskh Arabic" w:hAnsi="Noto Naskh Arabic" w:cs="Noto Naskh Arabic"/>
+          <w:b w:val="0"/>
+          <w:sz w:val="24"/>
+          <w:szCs w:val="24"/>
+        </w:rPr>
+        <w:t>project</w:t>
+      </w:r>
+      <w:r>
+        <w:rPr>
+          <w:rFonts w:ascii="Noto Naskh Arabic" w:hAnsi="Noto Naskh Arabic" w:cs="adwa-assalaf"/>
+          <w:b w:val="0"/>
+          <w:sz w:val="24"/>
+          <w:rtl/>
+          <w:szCs w:val="28"/>
+        </w:rPr>
+        <w:t xml:space="preserve"> </w:t>
+      </w:r>
+      <w:r>
+        <w:rPr>
+          <w:rFonts w:ascii="Noto Naskh Arabic" w:hAnsi="Noto Naskh Arabic" w:cs="adwa-assalaf"/>
           <w:b w:val="0"/>
           <w:color w:val="FF0000"/>
           <w:sz w:val="24"/>
           <w:rtl/>
-          <w:szCs w:val="24"/>
+          <w:szCs w:val="28"/>
         </w:rPr>
-        <w:t>(لا public)</w:t>
+        <w:t xml:space="preserve">(لا </w:t>
       </w:r>
       <w:r>
         <w:rPr>
+          <w:rFonts w:ascii="Noto Naskh Arabic" w:hAnsi="Noto Naskh Arabic" w:cs="Noto Naskh Arabic"/>
+          <w:b w:val="0"/>
+          <w:color w:val="FF0000"/>
+          <w:sz w:val="24"/>
+          <w:szCs w:val="24"/>
+        </w:rPr>
+        <w:t>public</w:t>
+      </w:r>
+      <w:r>
+        <w:rPr>
+          <w:rFonts w:ascii="Noto Naskh Arabic" w:hAnsi="Noto Naskh Arabic" w:cs="adwa-assalaf"/>
+          <w:b w:val="0"/>
+          <w:color w:val="FF0000"/>
+          <w:sz w:val="24"/>
+          <w:rtl/>
+          <w:szCs w:val="28"/>
+        </w:rPr>
+        <w:t>)</w:t>
+      </w:r>
+      <w:r>
+        <w:rPr>
+          <w:rFonts w:ascii="Noto Naskh Arabic" w:hAnsi="Noto Naskh Arabic" w:cs="adwa-assalaf"/>
           <w:b w:val="0"/>
           <w:sz w:val="24"/>
           <w:rtl/>
+          <w:szCs w:val="28"/>
+        </w:rPr>
+        <w:t>، ولا تُنشر إلا بقرار من الباحث و</w:t>
+      </w:r>
+      <w:r>
+        <w:rPr>
+          <w:rFonts w:ascii="Noto Naskh Arabic" w:hAnsi="Noto Naskh Arabic" w:cs="Noto Naskh Arabic"/>
+          <w:b w:val="0"/>
+          <w:sz w:val="24"/>
           <w:szCs w:val="24"/>
         </w:rPr>
-        <w:t>، ولا تُنشر إلا بقرار من الباحث وAG-ETH.</w:t>
+        <w:t>AG-ETH.</w:t>
       </w:r>
     </w:p>
     <w:tbl>
@@ -3042,12 +3801,13 @@
             <w:r/>
             <w:r>
               <w:rPr>
+                <w:rFonts w:ascii="Noto Naskh Arabic" w:hAnsi="Noto Naskh Arabic" w:cs="adwa-assalaf"/>
                 <w:b/>
                 <w:color w:val="1F4E79"/>
                 <w:sz w:val="22"/>
                 <w:rtl/>
-                <w:szCs w:val="22"/>
                 <w:bCs/>
+                <w:szCs w:val="26"/>
               </w:rPr>
               <w:t>البند</w:t>
             </w:r>
@@ -3066,12 +3826,13 @@
             <w:r/>
             <w:r>
               <w:rPr>
+                <w:rFonts w:ascii="Noto Naskh Arabic" w:hAnsi="Noto Naskh Arabic" w:cs="adwa-assalaf"/>
                 <w:b/>
                 <w:color w:val="1F4E79"/>
                 <w:sz w:val="22"/>
                 <w:rtl/>
-                <w:szCs w:val="22"/>
                 <w:bCs/>
+                <w:szCs w:val="26"/>
               </w:rPr>
               <w:t>الإجابة</w:t>
             </w:r>
@@ -3091,10 +3852,11 @@
             <w:r/>
             <w:r>
               <w:rPr>
+                <w:rFonts w:ascii="Noto Naskh Arabic" w:hAnsi="Noto Naskh Arabic" w:cs="adwa-assalaf"/>
                 <w:b w:val="0"/>
                 <w:sz w:val="22"/>
                 <w:rtl/>
-                <w:szCs w:val="22"/>
+                <w:szCs w:val="26"/>
               </w:rPr>
               <w:t>التاريخ والمرتبط بأي ملاحظة</w:t>
             </w:r>
@@ -3112,10 +3874,11 @@
             <w:r/>
             <w:r>
               <w:rPr>
+                <w:rFonts w:ascii="Noto Naskh Arabic" w:hAnsi="Noto Naskh Arabic" w:cs="adwa-assalaf"/>
                 <w:b w:val="0"/>
                 <w:sz w:val="22"/>
                 <w:rtl/>
-                <w:szCs w:val="22"/>
+                <w:szCs w:val="26"/>
               </w:rPr>
               <w:t>……</w:t>
             </w:r>
@@ -3135,10 +3898,11 @@
             <w:r/>
             <w:r>
               <w:rPr>
+                <w:rFonts w:ascii="Noto Naskh Arabic" w:hAnsi="Noto Naskh Arabic" w:cs="adwa-assalaf"/>
                 <w:b w:val="0"/>
                 <w:sz w:val="22"/>
                 <w:rtl/>
-                <w:szCs w:val="22"/>
+                <w:szCs w:val="26"/>
               </w:rPr>
               <w:t>ما توقعته قبل الذهاب</w:t>
             </w:r>
@@ -3156,10 +3920,11 @@
             <w:r/>
             <w:r>
               <w:rPr>
+                <w:rFonts w:ascii="Noto Naskh Arabic" w:hAnsi="Noto Naskh Arabic" w:cs="adwa-assalaf"/>
                 <w:b w:val="0"/>
                 <w:sz w:val="22"/>
                 <w:rtl/>
-                <w:szCs w:val="22"/>
+                <w:szCs w:val="26"/>
               </w:rPr>
               <w:t>……</w:t>
             </w:r>
@@ -3179,10 +3944,11 @@
             <w:r/>
             <w:r>
               <w:rPr>
+                <w:rFonts w:ascii="Noto Naskh Arabic" w:hAnsi="Noto Naskh Arabic" w:cs="adwa-assalaf"/>
                 <w:b w:val="0"/>
                 <w:sz w:val="22"/>
                 <w:rtl/>
-                <w:szCs w:val="22"/>
+                <w:szCs w:val="26"/>
               </w:rPr>
               <w:t>ما فاجأني</w:t>
             </w:r>
@@ -3200,10 +3966,11 @@
             <w:r/>
             <w:r>
               <w:rPr>
+                <w:rFonts w:ascii="Noto Naskh Arabic" w:hAnsi="Noto Naskh Arabic" w:cs="adwa-assalaf"/>
                 <w:b w:val="0"/>
                 <w:sz w:val="22"/>
                 <w:rtl/>
-                <w:szCs w:val="22"/>
+                <w:szCs w:val="26"/>
               </w:rPr>
               <w:t>……</w:t>
             </w:r>
@@ -3223,10 +3990,11 @@
             <w:r/>
             <w:r>
               <w:rPr>
+                <w:rFonts w:ascii="Noto Naskh Arabic" w:hAnsi="Noto Naskh Arabic" w:cs="adwa-assalaf"/>
                 <w:b w:val="0"/>
                 <w:sz w:val="22"/>
                 <w:rtl/>
-                <w:szCs w:val="22"/>
+                <w:szCs w:val="26"/>
               </w:rPr>
               <w:t>مشاعري أثناء الملاحظة وما قد تكشفه عن موقعي</w:t>
             </w:r>
@@ -3244,10 +4012,11 @@
             <w:r/>
             <w:r>
               <w:rPr>
+                <w:rFonts w:ascii="Noto Naskh Arabic" w:hAnsi="Noto Naskh Arabic" w:cs="adwa-assalaf"/>
                 <w:b w:val="0"/>
                 <w:sz w:val="22"/>
                 <w:rtl/>
-                <w:szCs w:val="22"/>
+                <w:szCs w:val="26"/>
               </w:rPr>
               <w:t>……</w:t>
             </w:r>
@@ -3267,10 +4036,11 @@
             <w:r/>
             <w:r>
               <w:rPr>
+                <w:rFonts w:ascii="Noto Naskh Arabic" w:hAnsi="Noto Naskh Arabic" w:cs="adwa-assalaf"/>
                 <w:b w:val="0"/>
                 <w:sz w:val="22"/>
                 <w:rtl/>
-                <w:szCs w:val="22"/>
+                <w:szCs w:val="26"/>
               </w:rPr>
               <w:t>افتراضات مسبقة اكتشفتها في نفسي</w:t>
             </w:r>
@@ -3288,10 +4058,11 @@
             <w:r/>
             <w:r>
               <w:rPr>
+                <w:rFonts w:ascii="Noto Naskh Arabic" w:hAnsi="Noto Naskh Arabic" w:cs="adwa-assalaf"/>
                 <w:b w:val="0"/>
                 <w:sz w:val="22"/>
                 <w:rtl/>
-                <w:szCs w:val="22"/>
+                <w:szCs w:val="26"/>
               </w:rPr>
               <w:t>……</w:t>
             </w:r>
@@ -3311,29 +4082,32 @@
             <w:r/>
             <w:r>
               <w:rPr>
+                <w:rFonts w:ascii="Noto Naskh Arabic" w:hAnsi="Noto Naskh Arabic" w:cs="adwa-assalaf"/>
                 <w:b w:val="0"/>
                 <w:sz w:val="22"/>
                 <w:rtl/>
-                <w:szCs w:val="22"/>
+                <w:szCs w:val="26"/>
               </w:rPr>
               <w:t xml:space="preserve">علاقتي بالمجتمع المدروس </w:t>
             </w:r>
             <w:r>
               <w:rPr>
+                <w:rFonts w:ascii="Noto Naskh Arabic" w:hAnsi="Noto Naskh Arabic" w:cs="adwa-assalaf"/>
                 <w:b w:val="0"/>
                 <w:color w:val="FF0000"/>
                 <w:sz w:val="22"/>
                 <w:rtl/>
-                <w:szCs w:val="22"/>
+                <w:szCs w:val="26"/>
               </w:rPr>
               <w:t>(انتماء، غربة، قرابة، وظيفة)</w:t>
             </w:r>
             <w:r>
               <w:rPr>
+                <w:rFonts w:ascii="Noto Naskh Arabic" w:hAnsi="Noto Naskh Arabic" w:cs="adwa-assalaf"/>
                 <w:b w:val="0"/>
                 <w:sz w:val="22"/>
                 <w:rtl/>
-                <w:szCs w:val="22"/>
+                <w:szCs w:val="26"/>
               </w:rPr>
               <w:t xml:space="preserve"> وأثرها المحتمل</w:t>
             </w:r>
@@ -3351,10 +4125,11 @@
             <w:r/>
             <w:r>
               <w:rPr>
+                <w:rFonts w:ascii="Noto Naskh Arabic" w:hAnsi="Noto Naskh Arabic" w:cs="adwa-assalaf"/>
                 <w:b w:val="0"/>
                 <w:sz w:val="22"/>
                 <w:rtl/>
-                <w:szCs w:val="22"/>
+                <w:szCs w:val="26"/>
               </w:rPr>
               <w:t>……</w:t>
             </w:r>
@@ -3374,10 +4149,11 @@
             <w:r/>
             <w:r>
               <w:rPr>
+                <w:rFonts w:ascii="Noto Naskh Arabic" w:hAnsi="Noto Naskh Arabic" w:cs="adwa-assalaf"/>
                 <w:b w:val="0"/>
                 <w:sz w:val="22"/>
                 <w:rtl/>
-                <w:szCs w:val="22"/>
+                <w:szCs w:val="26"/>
               </w:rPr>
               <w:t>ما لم أستطع رؤيته أو الوصول إليه ولماذا</w:t>
             </w:r>
@@ -3395,10 +4171,11 @@
             <w:r/>
             <w:r>
               <w:rPr>
+                <w:rFonts w:ascii="Noto Naskh Arabic" w:hAnsi="Noto Naskh Arabic" w:cs="adwa-assalaf"/>
                 <w:b w:val="0"/>
                 <w:sz w:val="22"/>
                 <w:rtl/>
-                <w:szCs w:val="22"/>
+                <w:szCs w:val="26"/>
               </w:rPr>
               <w:t>……</w:t>
             </w:r>
@@ -3418,10 +4195,11 @@
             <w:r/>
             <w:r>
               <w:rPr>
+                <w:rFonts w:ascii="Noto Naskh Arabic" w:hAnsi="Noto Naskh Arabic" w:cs="adwa-assalaf"/>
                 <w:b w:val="0"/>
                 <w:sz w:val="22"/>
                 <w:rtl/>
-                <w:szCs w:val="22"/>
+                <w:szCs w:val="26"/>
               </w:rPr>
               <w:t>أسئلة جديدة نشأت</w:t>
             </w:r>
@@ -3439,10 +4217,11 @@
             <w:r/>
             <w:r>
               <w:rPr>
+                <w:rFonts w:ascii="Noto Naskh Arabic" w:hAnsi="Noto Naskh Arabic" w:cs="adwa-assalaf"/>
                 <w:b w:val="0"/>
                 <w:sz w:val="22"/>
                 <w:rtl/>
-                <w:szCs w:val="22"/>
+                <w:szCs w:val="26"/>
               </w:rPr>
               <w:t>……</w:t>
             </w:r>
@@ -3462,10 +4241,11 @@
             <w:r/>
             <w:r>
               <w:rPr>
+                <w:rFonts w:ascii="Noto Naskh Arabic" w:hAnsi="Noto Naskh Arabic" w:cs="adwa-assalaf"/>
                 <w:b w:val="0"/>
                 <w:sz w:val="22"/>
                 <w:rtl/>
-                <w:szCs w:val="22"/>
+                <w:szCs w:val="26"/>
               </w:rPr>
               <w:t>ما سأفعله بطريقة مختلفة في الزيارة القادمة</w:t>
             </w:r>
@@ -3483,10 +4263,11 @@
             <w:r/>
             <w:r>
               <w:rPr>
+                <w:rFonts w:ascii="Noto Naskh Arabic" w:hAnsi="Noto Naskh Arabic" w:cs="adwa-assalaf"/>
                 <w:b w:val="0"/>
                 <w:sz w:val="22"/>
                 <w:rtl/>
-                <w:szCs w:val="22"/>
+                <w:szCs w:val="26"/>
               </w:rPr>
               <w:t>……</w:t>
             </w:r>
@@ -3502,12 +4283,13 @@
       </w:pPr>
       <w:r>
         <w:rPr>
+          <w:rFonts w:ascii="Noto Naskh Arabic" w:hAnsi="Noto Naskh Arabic" w:cs="adwa-assalaf"/>
           <w:b/>
           <w:color w:val="1F4E79"/>
           <w:sz w:val="32"/>
           <w:rtl/>
-          <w:szCs w:val="32"/>
           <w:bCs/>
+          <w:szCs w:val="36"/>
         </w:rPr>
         <w:t>الجزء الثالث: مراجعة التحيز وأثر الحضور</w:t>
       </w:r>
@@ -3519,12 +4301,22 @@
       </w:pPr>
       <w:r>
         <w:rPr>
+          <w:rFonts w:ascii="Noto Naskh Arabic" w:hAnsi="Noto Naskh Arabic" w:cs="adwa-assalaf"/>
           <w:b w:val="0"/>
           <w:sz w:val="24"/>
           <w:rtl/>
+          <w:szCs w:val="28"/>
+        </w:rPr>
+        <w:t xml:space="preserve">تُلخَّص نتيجة هذا الجزء في الحقل </w:t>
+      </w:r>
+      <w:r>
+        <w:rPr>
+          <w:rFonts w:ascii="Noto Naskh Arabic" w:hAnsi="Noto Naskh Arabic" w:cs="Noto Naskh Arabic"/>
+          <w:b w:val="0"/>
+          <w:sz w:val="24"/>
           <w:szCs w:val="24"/>
         </w:rPr>
-        <w:t>تُلخَّص نتيجة هذا الجزء في الحقل bias_review.</w:t>
+        <w:t>bias_review.</w:t>
       </w:r>
     </w:p>
     <w:p>
@@ -3534,12 +4326,60 @@
       </w:pPr>
       <w:r>
         <w:rPr>
+          <w:rFonts w:ascii="Noto Naskh Arabic" w:hAnsi="Noto Naskh Arabic" w:cs="adwa-assalaf"/>
           <w:b w:val="0"/>
           <w:sz w:val="24"/>
           <w:rtl/>
+          <w:szCs w:val="28"/>
+        </w:rPr>
+        <w:t xml:space="preserve">يملؤها الباحث، ثم يراجعها </w:t>
+      </w:r>
+      <w:r>
+        <w:rPr>
+          <w:rFonts w:ascii="Noto Naskh Arabic" w:hAnsi="Noto Naskh Arabic" w:cs="Noto Naskh Arabic"/>
+          <w:b w:val="0"/>
+          <w:sz w:val="24"/>
           <w:szCs w:val="24"/>
         </w:rPr>
-        <w:t>يملؤها الباحث، ثم يراجعها AG-ANT أو AG-SRC قبل استعمال الملاحظة دليلاً في evidence_links.</w:t>
+        <w:t>AG-ANT</w:t>
+      </w:r>
+      <w:r>
+        <w:rPr>
+          <w:rFonts w:ascii="Noto Naskh Arabic" w:hAnsi="Noto Naskh Arabic" w:cs="adwa-assalaf"/>
+          <w:b w:val="0"/>
+          <w:sz w:val="24"/>
+          <w:rtl/>
+          <w:szCs w:val="28"/>
+        </w:rPr>
+        <w:t xml:space="preserve"> أو </w:t>
+      </w:r>
+      <w:r>
+        <w:rPr>
+          <w:rFonts w:ascii="Noto Naskh Arabic" w:hAnsi="Noto Naskh Arabic" w:cs="Noto Naskh Arabic"/>
+          <w:b w:val="0"/>
+          <w:sz w:val="24"/>
+          <w:szCs w:val="24"/>
+        </w:rPr>
+        <w:t>AG-SRC</w:t>
+      </w:r>
+      <w:r>
+        <w:rPr>
+          <w:rFonts w:ascii="Noto Naskh Arabic" w:hAnsi="Noto Naskh Arabic" w:cs="adwa-assalaf"/>
+          <w:b w:val="0"/>
+          <w:sz w:val="24"/>
+          <w:rtl/>
+          <w:szCs w:val="28"/>
+        </w:rPr>
+        <w:t xml:space="preserve"> قبل استعمال الملاحظة دليلاً في </w:t>
+      </w:r>
+      <w:r>
+        <w:rPr>
+          <w:rFonts w:ascii="Noto Naskh Arabic" w:hAnsi="Noto Naskh Arabic" w:cs="Noto Naskh Arabic"/>
+          <w:b w:val="0"/>
+          <w:sz w:val="24"/>
+          <w:szCs w:val="24"/>
+        </w:rPr>
+        <w:t>evidence_links.</w:t>
       </w:r>
     </w:p>
     <w:p>
@@ -3549,23 +4389,25 @@
       </w:pPr>
       <w:r>
         <w:rPr>
+          <w:rFonts w:ascii="Noto Naskh Arabic" w:hAnsi="Noto Naskh Arabic" w:cs="adwa-assalaf"/>
           <w:b/>
           <w:color w:val="A0522D"/>
           <w:sz w:val="28"/>
           <w:rtl/>
-          <w:szCs w:val="28"/>
           <w:bCs/>
+          <w:szCs w:val="32"/>
         </w:rPr>
         <w:t xml:space="preserve">أ. أثر الحضور </w:t>
       </w:r>
       <w:r>
         <w:rPr>
+          <w:rFonts w:ascii="Noto Naskh Arabic" w:hAnsi="Noto Naskh Arabic" w:cs="adwa-assalaf"/>
           <w:b/>
           <w:color w:val="FF0000"/>
           <w:sz w:val="28"/>
           <w:rtl/>
-          <w:szCs w:val="28"/>
           <w:bCs/>
+          <w:szCs w:val="32"/>
         </w:rPr>
         <w:t>(أثر الملاحِظ)</w:t>
       </w:r>
@@ -3598,12 +4440,13 @@
             <w:r/>
             <w:r>
               <w:rPr>
+                <w:rFonts w:ascii="Noto Naskh Arabic" w:hAnsi="Noto Naskh Arabic" w:cs="adwa-assalaf"/>
                 <w:b/>
                 <w:color w:val="1F4E79"/>
                 <w:sz w:val="22"/>
                 <w:rtl/>
-                <w:szCs w:val="22"/>
                 <w:bCs/>
+                <w:szCs w:val="26"/>
               </w:rPr>
               <w:t>المؤشر</w:t>
             </w:r>
@@ -3622,12 +4465,13 @@
             <w:r/>
             <w:r>
               <w:rPr>
+                <w:rFonts w:ascii="Noto Naskh Arabic" w:hAnsi="Noto Naskh Arabic" w:cs="adwa-assalaf"/>
                 <w:b/>
                 <w:color w:val="1F4E79"/>
                 <w:sz w:val="22"/>
                 <w:rtl/>
-                <w:szCs w:val="22"/>
                 <w:bCs/>
+                <w:szCs w:val="26"/>
               </w:rPr>
               <w:t>لم يُلاحَظ</w:t>
             </w:r>
@@ -3646,12 +4490,13 @@
             <w:r/>
             <w:r>
               <w:rPr>
+                <w:rFonts w:ascii="Noto Naskh Arabic" w:hAnsi="Noto Naskh Arabic" w:cs="adwa-assalaf"/>
                 <w:b/>
                 <w:color w:val="1F4E79"/>
                 <w:sz w:val="22"/>
                 <w:rtl/>
-                <w:szCs w:val="22"/>
                 <w:bCs/>
+                <w:szCs w:val="26"/>
               </w:rPr>
               <w:t>محتمل</w:t>
             </w:r>
@@ -3670,12 +4515,13 @@
             <w:r/>
             <w:r>
               <w:rPr>
+                <w:rFonts w:ascii="Noto Naskh Arabic" w:hAnsi="Noto Naskh Arabic" w:cs="adwa-assalaf"/>
                 <w:b/>
                 <w:color w:val="1F4E79"/>
                 <w:sz w:val="22"/>
                 <w:rtl/>
-                <w:szCs w:val="22"/>
                 <w:bCs/>
+                <w:szCs w:val="26"/>
               </w:rPr>
               <w:t>واضح</w:t>
             </w:r>
@@ -3694,12 +4540,13 @@
             <w:r/>
             <w:r>
               <w:rPr>
+                <w:rFonts w:ascii="Noto Naskh Arabic" w:hAnsi="Noto Naskh Arabic" w:cs="adwa-assalaf"/>
                 <w:b/>
                 <w:color w:val="1F4E79"/>
                 <w:sz w:val="22"/>
                 <w:rtl/>
-                <w:szCs w:val="22"/>
                 <w:bCs/>
+                <w:szCs w:val="26"/>
               </w:rPr>
               <w:t>الوصف</w:t>
             </w:r>
@@ -3719,10 +4566,11 @@
             <w:r/>
             <w:r>
               <w:rPr>
+                <w:rFonts w:ascii="Noto Naskh Arabic" w:hAnsi="Noto Naskh Arabic" w:cs="adwa-assalaf"/>
                 <w:b w:val="0"/>
                 <w:sz w:val="22"/>
                 <w:rtl/>
-                <w:szCs w:val="22"/>
+                <w:szCs w:val="26"/>
               </w:rPr>
               <w:t>تغيّر في سلوك الحاضرين عند وصول الباحث</w:t>
             </w:r>
@@ -3740,10 +4588,11 @@
             <w:r/>
             <w:r>
               <w:rPr>
+                <w:rFonts w:ascii="Noto Naskh Arabic" w:hAnsi="Noto Naskh Arabic" w:cs="adwa-assalaf"/>
                 <w:b w:val="0"/>
                 <w:sz w:val="22"/>
                 <w:rtl/>
-                <w:szCs w:val="22"/>
+                <w:szCs w:val="26"/>
               </w:rPr>
               <w:t>☐</w:t>
             </w:r>
@@ -3761,10 +4610,11 @@
             <w:r/>
             <w:r>
               <w:rPr>
+                <w:rFonts w:ascii="Noto Naskh Arabic" w:hAnsi="Noto Naskh Arabic" w:cs="adwa-assalaf"/>
                 <w:b w:val="0"/>
                 <w:sz w:val="22"/>
                 <w:rtl/>
-                <w:szCs w:val="22"/>
+                <w:szCs w:val="26"/>
               </w:rPr>
               <w:t>☐</w:t>
             </w:r>
@@ -3782,10 +4632,11 @@
             <w:r/>
             <w:r>
               <w:rPr>
+                <w:rFonts w:ascii="Noto Naskh Arabic" w:hAnsi="Noto Naskh Arabic" w:cs="adwa-assalaf"/>
                 <w:b w:val="0"/>
                 <w:sz w:val="22"/>
                 <w:rtl/>
-                <w:szCs w:val="22"/>
+                <w:szCs w:val="26"/>
               </w:rPr>
               <w:t>☐</w:t>
             </w:r>
@@ -3803,10 +4654,11 @@
             <w:r/>
             <w:r>
               <w:rPr>
+                <w:rFonts w:ascii="Noto Naskh Arabic" w:hAnsi="Noto Naskh Arabic" w:cs="adwa-assalaf"/>
                 <w:b w:val="0"/>
                 <w:sz w:val="22"/>
                 <w:rtl/>
-                <w:szCs w:val="22"/>
+                <w:szCs w:val="26"/>
               </w:rPr>
               <w:t>……</w:t>
             </w:r>
@@ -3826,10 +4678,11 @@
             <w:r/>
             <w:r>
               <w:rPr>
+                <w:rFonts w:ascii="Noto Naskh Arabic" w:hAnsi="Noto Naskh Arabic" w:cs="adwa-assalaf"/>
                 <w:b w:val="0"/>
                 <w:sz w:val="22"/>
                 <w:rtl/>
-                <w:szCs w:val="22"/>
+                <w:szCs w:val="26"/>
               </w:rPr>
               <w:t>أداء «استعراضي» موجه للكاميرا أو الباحث</w:t>
             </w:r>
@@ -3847,10 +4700,11 @@
             <w:r/>
             <w:r>
               <w:rPr>
+                <w:rFonts w:ascii="Noto Naskh Arabic" w:hAnsi="Noto Naskh Arabic" w:cs="adwa-assalaf"/>
                 <w:b w:val="0"/>
                 <w:sz w:val="22"/>
                 <w:rtl/>
-                <w:szCs w:val="22"/>
+                <w:szCs w:val="26"/>
               </w:rPr>
               <w:t>☐</w:t>
             </w:r>
@@ -3868,10 +4722,11 @@
             <w:r/>
             <w:r>
               <w:rPr>
+                <w:rFonts w:ascii="Noto Naskh Arabic" w:hAnsi="Noto Naskh Arabic" w:cs="adwa-assalaf"/>
                 <w:b w:val="0"/>
                 <w:sz w:val="22"/>
                 <w:rtl/>
-                <w:szCs w:val="22"/>
+                <w:szCs w:val="26"/>
               </w:rPr>
               <w:t>☐</w:t>
             </w:r>
@@ -3889,10 +4744,11 @@
             <w:r/>
             <w:r>
               <w:rPr>
+                <w:rFonts w:ascii="Noto Naskh Arabic" w:hAnsi="Noto Naskh Arabic" w:cs="adwa-assalaf"/>
                 <w:b w:val="0"/>
                 <w:sz w:val="22"/>
                 <w:rtl/>
-                <w:szCs w:val="22"/>
+                <w:szCs w:val="26"/>
               </w:rPr>
               <w:t>☐</w:t>
             </w:r>
@@ -3910,10 +4766,11 @@
             <w:r/>
             <w:r>
               <w:rPr>
+                <w:rFonts w:ascii="Noto Naskh Arabic" w:hAnsi="Noto Naskh Arabic" w:cs="adwa-assalaf"/>
                 <w:b w:val="0"/>
                 <w:sz w:val="22"/>
                 <w:rtl/>
-                <w:szCs w:val="22"/>
+                <w:szCs w:val="26"/>
               </w:rPr>
               <w:t>……</w:t>
             </w:r>
@@ -3933,10 +4790,11 @@
             <w:r/>
             <w:r>
               <w:rPr>
+                <w:rFonts w:ascii="Noto Naskh Arabic" w:hAnsi="Noto Naskh Arabic" w:cs="adwa-assalaf"/>
                 <w:b w:val="0"/>
                 <w:sz w:val="22"/>
                 <w:rtl/>
-                <w:szCs w:val="22"/>
+                <w:szCs w:val="26"/>
               </w:rPr>
               <w:t>حذف عناصر من الممارسة بسبب الحضور</w:t>
             </w:r>
@@ -3954,10 +4812,11 @@
             <w:r/>
             <w:r>
               <w:rPr>
+                <w:rFonts w:ascii="Noto Naskh Arabic" w:hAnsi="Noto Naskh Arabic" w:cs="adwa-assalaf"/>
                 <w:b w:val="0"/>
                 <w:sz w:val="22"/>
                 <w:rtl/>
-                <w:szCs w:val="22"/>
+                <w:szCs w:val="26"/>
               </w:rPr>
               <w:t>☐</w:t>
             </w:r>
@@ -3975,10 +4834,11 @@
             <w:r/>
             <w:r>
               <w:rPr>
+                <w:rFonts w:ascii="Noto Naskh Arabic" w:hAnsi="Noto Naskh Arabic" w:cs="adwa-assalaf"/>
                 <w:b w:val="0"/>
                 <w:sz w:val="22"/>
                 <w:rtl/>
-                <w:szCs w:val="22"/>
+                <w:szCs w:val="26"/>
               </w:rPr>
               <w:t>☐</w:t>
             </w:r>
@@ -3996,10 +4856,11 @@
             <w:r/>
             <w:r>
               <w:rPr>
+                <w:rFonts w:ascii="Noto Naskh Arabic" w:hAnsi="Noto Naskh Arabic" w:cs="adwa-assalaf"/>
                 <w:b w:val="0"/>
                 <w:sz w:val="22"/>
                 <w:rtl/>
-                <w:szCs w:val="22"/>
+                <w:szCs w:val="26"/>
               </w:rPr>
               <w:t>☐</w:t>
             </w:r>
@@ -4017,10 +4878,11 @@
             <w:r/>
             <w:r>
               <w:rPr>
+                <w:rFonts w:ascii="Noto Naskh Arabic" w:hAnsi="Noto Naskh Arabic" w:cs="adwa-assalaf"/>
                 <w:b w:val="0"/>
                 <w:sz w:val="22"/>
                 <w:rtl/>
-                <w:szCs w:val="22"/>
+                <w:szCs w:val="26"/>
               </w:rPr>
               <w:t>……</w:t>
             </w:r>
@@ -4040,10 +4902,11 @@
             <w:r/>
             <w:r>
               <w:rPr>
+                <w:rFonts w:ascii="Noto Naskh Arabic" w:hAnsi="Noto Naskh Arabic" w:cs="adwa-assalaf"/>
                 <w:b w:val="0"/>
                 <w:sz w:val="22"/>
                 <w:rtl/>
-                <w:szCs w:val="22"/>
+                <w:szCs w:val="26"/>
               </w:rPr>
               <w:t>توجيه الكلام إلى الباحث بدل المشاركين</w:t>
             </w:r>
@@ -4061,10 +4924,11 @@
             <w:r/>
             <w:r>
               <w:rPr>
+                <w:rFonts w:ascii="Noto Naskh Arabic" w:hAnsi="Noto Naskh Arabic" w:cs="adwa-assalaf"/>
                 <w:b w:val="0"/>
                 <w:sz w:val="22"/>
                 <w:rtl/>
-                <w:szCs w:val="22"/>
+                <w:szCs w:val="26"/>
               </w:rPr>
               <w:t>☐</w:t>
             </w:r>
@@ -4082,10 +4946,11 @@
             <w:r/>
             <w:r>
               <w:rPr>
+                <w:rFonts w:ascii="Noto Naskh Arabic" w:hAnsi="Noto Naskh Arabic" w:cs="adwa-assalaf"/>
                 <w:b w:val="0"/>
                 <w:sz w:val="22"/>
                 <w:rtl/>
-                <w:szCs w:val="22"/>
+                <w:szCs w:val="26"/>
               </w:rPr>
               <w:t>☐</w:t>
             </w:r>
@@ -4103,10 +4968,11 @@
             <w:r/>
             <w:r>
               <w:rPr>
+                <w:rFonts w:ascii="Noto Naskh Arabic" w:hAnsi="Noto Naskh Arabic" w:cs="adwa-assalaf"/>
                 <w:b w:val="0"/>
                 <w:sz w:val="22"/>
                 <w:rtl/>
-                <w:szCs w:val="22"/>
+                <w:szCs w:val="26"/>
               </w:rPr>
               <w:t>☐</w:t>
             </w:r>
@@ -4124,10 +4990,11 @@
             <w:r/>
             <w:r>
               <w:rPr>
+                <w:rFonts w:ascii="Noto Naskh Arabic" w:hAnsi="Noto Naskh Arabic" w:cs="adwa-assalaf"/>
                 <w:b w:val="0"/>
                 <w:sz w:val="22"/>
                 <w:rtl/>
-                <w:szCs w:val="22"/>
+                <w:szCs w:val="26"/>
               </w:rPr>
               <w:t>……</w:t>
             </w:r>
@@ -4147,10 +5014,11 @@
             <w:r/>
             <w:r>
               <w:rPr>
+                <w:rFonts w:ascii="Noto Naskh Arabic" w:hAnsi="Noto Naskh Arabic" w:cs="adwa-assalaf"/>
                 <w:b w:val="0"/>
                 <w:sz w:val="22"/>
                 <w:rtl/>
-                <w:szCs w:val="22"/>
+                <w:szCs w:val="26"/>
               </w:rPr>
               <w:t>تأثير أجهزة التسجيل</w:t>
             </w:r>
@@ -4168,10 +5036,11 @@
             <w:r/>
             <w:r>
               <w:rPr>
+                <w:rFonts w:ascii="Noto Naskh Arabic" w:hAnsi="Noto Naskh Arabic" w:cs="adwa-assalaf"/>
                 <w:b w:val="0"/>
                 <w:sz w:val="22"/>
                 <w:rtl/>
-                <w:szCs w:val="22"/>
+                <w:szCs w:val="26"/>
               </w:rPr>
               <w:t>☐</w:t>
             </w:r>
@@ -4189,10 +5058,11 @@
             <w:r/>
             <w:r>
               <w:rPr>
+                <w:rFonts w:ascii="Noto Naskh Arabic" w:hAnsi="Noto Naskh Arabic" w:cs="adwa-assalaf"/>
                 <w:b w:val="0"/>
                 <w:sz w:val="22"/>
                 <w:rtl/>
-                <w:szCs w:val="22"/>
+                <w:szCs w:val="26"/>
               </w:rPr>
               <w:t>☐</w:t>
             </w:r>
@@ -4210,10 +5080,11 @@
             <w:r/>
             <w:r>
               <w:rPr>
+                <w:rFonts w:ascii="Noto Naskh Arabic" w:hAnsi="Noto Naskh Arabic" w:cs="adwa-assalaf"/>
                 <w:b w:val="0"/>
                 <w:sz w:val="22"/>
                 <w:rtl/>
-                <w:szCs w:val="22"/>
+                <w:szCs w:val="26"/>
               </w:rPr>
               <w:t>☐</w:t>
             </w:r>
@@ -4231,10 +5102,11 @@
             <w:r/>
             <w:r>
               <w:rPr>
+                <w:rFonts w:ascii="Noto Naskh Arabic" w:hAnsi="Noto Naskh Arabic" w:cs="adwa-assalaf"/>
                 <w:b w:val="0"/>
                 <w:sz w:val="22"/>
                 <w:rtl/>
-                <w:szCs w:val="22"/>
+                <w:szCs w:val="26"/>
               </w:rPr>
               <w:t>……</w:t>
             </w:r>
@@ -4250,12 +5122,13 @@
       </w:pPr>
       <w:r>
         <w:rPr>
+          <w:rFonts w:ascii="Noto Naskh Arabic" w:hAnsi="Noto Naskh Arabic" w:cs="adwa-assalaf"/>
           <w:b/>
           <w:color w:val="A0522D"/>
           <w:sz w:val="28"/>
           <w:rtl/>
-          <w:szCs w:val="28"/>
           <w:bCs/>
+          <w:szCs w:val="32"/>
         </w:rPr>
         <w:t>ب. أنواع التحيز المحتملة</w:t>
       </w:r>
@@ -4287,12 +5160,13 @@
             <w:r/>
             <w:r>
               <w:rPr>
+                <w:rFonts w:ascii="Noto Naskh Arabic" w:hAnsi="Noto Naskh Arabic" w:cs="adwa-assalaf"/>
                 <w:b/>
                 <w:color w:val="1F4E79"/>
                 <w:sz w:val="22"/>
                 <w:rtl/>
-                <w:szCs w:val="22"/>
                 <w:bCs/>
+                <w:szCs w:val="26"/>
               </w:rPr>
               <w:t>النوع</w:t>
             </w:r>
@@ -4311,12 +5185,13 @@
             <w:r/>
             <w:r>
               <w:rPr>
+                <w:rFonts w:ascii="Noto Naskh Arabic" w:hAnsi="Noto Naskh Arabic" w:cs="adwa-assalaf"/>
                 <w:b/>
                 <w:color w:val="1F4E79"/>
                 <w:sz w:val="22"/>
                 <w:rtl/>
-                <w:szCs w:val="22"/>
                 <w:bCs/>
+                <w:szCs w:val="26"/>
               </w:rPr>
               <w:t>الوصف التطبيقي</w:t>
             </w:r>
@@ -4335,12 +5210,13 @@
             <w:r/>
             <w:r>
               <w:rPr>
+                <w:rFonts w:ascii="Noto Naskh Arabic" w:hAnsi="Noto Naskh Arabic" w:cs="adwa-assalaf"/>
                 <w:b/>
                 <w:color w:val="1F4E79"/>
                 <w:sz w:val="22"/>
                 <w:rtl/>
-                <w:szCs w:val="22"/>
                 <w:bCs/>
+                <w:szCs w:val="26"/>
               </w:rPr>
               <w:t>تقدير الخطر</w:t>
             </w:r>
@@ -4359,12 +5235,13 @@
             <w:r/>
             <w:r>
               <w:rPr>
+                <w:rFonts w:ascii="Noto Naskh Arabic" w:hAnsi="Noto Naskh Arabic" w:cs="adwa-assalaf"/>
                 <w:b/>
                 <w:color w:val="1F4E79"/>
                 <w:sz w:val="22"/>
                 <w:rtl/>
-                <w:szCs w:val="22"/>
                 <w:bCs/>
+                <w:szCs w:val="26"/>
               </w:rPr>
               <w:t>إجراء التخفيف</w:t>
             </w:r>
@@ -4384,10 +5261,11 @@
             <w:r/>
             <w:r>
               <w:rPr>
+                <w:rFonts w:ascii="Noto Naskh Arabic" w:hAnsi="Noto Naskh Arabic" w:cs="adwa-assalaf"/>
                 <w:b w:val="0"/>
                 <w:sz w:val="22"/>
                 <w:rtl/>
-                <w:szCs w:val="22"/>
+                <w:szCs w:val="26"/>
               </w:rPr>
               <w:t>تحيز الانتقاء</w:t>
             </w:r>
@@ -4405,10 +5283,11 @@
             <w:r/>
             <w:r>
               <w:rPr>
+                <w:rFonts w:ascii="Noto Naskh Arabic" w:hAnsi="Noto Naskh Arabic" w:cs="adwa-assalaf"/>
                 <w:b w:val="0"/>
                 <w:sz w:val="22"/>
                 <w:rtl/>
-                <w:szCs w:val="22"/>
+                <w:szCs w:val="26"/>
               </w:rPr>
               <w:t>اختيار مواقف «نموذجية» وإغفال العادية</w:t>
             </w:r>
@@ -4426,10 +5305,11 @@
             <w:r/>
             <w:r>
               <w:rPr>
+                <w:rFonts w:ascii="Noto Naskh Arabic" w:hAnsi="Noto Naskh Arabic" w:cs="adwa-assalaf"/>
                 <w:b w:val="0"/>
                 <w:sz w:val="22"/>
                 <w:rtl/>
-                <w:szCs w:val="22"/>
+                <w:szCs w:val="26"/>
               </w:rPr>
               <w:t>☐ منخفض ☐ متوسط ☐ مرتفع</w:t>
             </w:r>
@@ -4447,10 +5327,11 @@
             <w:r/>
             <w:r>
               <w:rPr>
+                <w:rFonts w:ascii="Noto Naskh Arabic" w:hAnsi="Noto Naskh Arabic" w:cs="adwa-assalaf"/>
                 <w:b w:val="0"/>
                 <w:sz w:val="22"/>
                 <w:rtl/>
-                <w:szCs w:val="22"/>
+                <w:szCs w:val="26"/>
               </w:rPr>
               <w:t>……</w:t>
             </w:r>
@@ -4470,10 +5351,11 @@
             <w:r/>
             <w:r>
               <w:rPr>
+                <w:rFonts w:ascii="Noto Naskh Arabic" w:hAnsi="Noto Naskh Arabic" w:cs="adwa-assalaf"/>
                 <w:b w:val="0"/>
                 <w:sz w:val="22"/>
                 <w:rtl/>
-                <w:szCs w:val="22"/>
+                <w:szCs w:val="26"/>
               </w:rPr>
               <w:t>تحيز التأكيد</w:t>
             </w:r>
@@ -4491,10 +5373,11 @@
             <w:r/>
             <w:r>
               <w:rPr>
+                <w:rFonts w:ascii="Noto Naskh Arabic" w:hAnsi="Noto Naskh Arabic" w:cs="adwa-assalaf"/>
                 <w:b w:val="0"/>
                 <w:sz w:val="22"/>
                 <w:rtl/>
-                <w:szCs w:val="22"/>
+                <w:szCs w:val="26"/>
               </w:rPr>
               <w:t>تسجيل ما يؤيد الفرضية وإهمال ما ينقضها</w:t>
             </w:r>
@@ -4512,10 +5395,11 @@
             <w:r/>
             <w:r>
               <w:rPr>
+                <w:rFonts w:ascii="Noto Naskh Arabic" w:hAnsi="Noto Naskh Arabic" w:cs="adwa-assalaf"/>
                 <w:b w:val="0"/>
                 <w:sz w:val="22"/>
                 <w:rtl/>
-                <w:szCs w:val="22"/>
+                <w:szCs w:val="26"/>
               </w:rPr>
               <w:t>☐ ☐ ☐</w:t>
             </w:r>
@@ -4533,10 +5417,11 @@
             <w:r/>
             <w:r>
               <w:rPr>
+                <w:rFonts w:ascii="Noto Naskh Arabic" w:hAnsi="Noto Naskh Arabic" w:cs="adwa-assalaf"/>
                 <w:b w:val="0"/>
                 <w:sz w:val="22"/>
                 <w:rtl/>
-                <w:szCs w:val="22"/>
+                <w:szCs w:val="26"/>
               </w:rPr>
               <w:t>……</w:t>
             </w:r>
@@ -4556,10 +5441,11 @@
             <w:r/>
             <w:r>
               <w:rPr>
+                <w:rFonts w:ascii="Noto Naskh Arabic" w:hAnsi="Noto Naskh Arabic" w:cs="adwa-assalaf"/>
                 <w:b w:val="0"/>
                 <w:sz w:val="22"/>
                 <w:rtl/>
-                <w:szCs w:val="22"/>
+                <w:szCs w:val="26"/>
               </w:rPr>
               <w:t>تحيز الحنين</w:t>
             </w:r>
@@ -4577,10 +5463,11 @@
             <w:r/>
             <w:r>
               <w:rPr>
+                <w:rFonts w:ascii="Noto Naskh Arabic" w:hAnsi="Noto Naskh Arabic" w:cs="adwa-assalaf"/>
                 <w:b w:val="0"/>
                 <w:sz w:val="22"/>
                 <w:rtl/>
-                <w:szCs w:val="22"/>
+                <w:szCs w:val="26"/>
               </w:rPr>
               <w:t>تمجيد الماضي أو تصوير التغيير خسارةً حتماً</w:t>
             </w:r>
@@ -4598,10 +5485,11 @@
             <w:r/>
             <w:r>
               <w:rPr>
+                <w:rFonts w:ascii="Noto Naskh Arabic" w:hAnsi="Noto Naskh Arabic" w:cs="adwa-assalaf"/>
                 <w:b w:val="0"/>
                 <w:sz w:val="22"/>
                 <w:rtl/>
-                <w:szCs w:val="22"/>
+                <w:szCs w:val="26"/>
               </w:rPr>
               <w:t>☐ ☐ ☐</w:t>
             </w:r>
@@ -4619,10 +5507,11 @@
             <w:r/>
             <w:r>
               <w:rPr>
+                <w:rFonts w:ascii="Noto Naskh Arabic" w:hAnsi="Noto Naskh Arabic" w:cs="adwa-assalaf"/>
                 <w:b w:val="0"/>
                 <w:sz w:val="22"/>
                 <w:rtl/>
-                <w:szCs w:val="22"/>
+                <w:szCs w:val="26"/>
               </w:rPr>
               <w:t>……</w:t>
             </w:r>
@@ -4642,10 +5531,11 @@
             <w:r/>
             <w:r>
               <w:rPr>
+                <w:rFonts w:ascii="Noto Naskh Arabic" w:hAnsi="Noto Naskh Arabic" w:cs="adwa-assalaf"/>
                 <w:b w:val="0"/>
                 <w:sz w:val="22"/>
                 <w:rtl/>
-                <w:szCs w:val="22"/>
+                <w:szCs w:val="26"/>
               </w:rPr>
               <w:t>تحيز الوسيط</w:t>
             </w:r>
@@ -4663,10 +5553,11 @@
             <w:r/>
             <w:r>
               <w:rPr>
+                <w:rFonts w:ascii="Noto Naskh Arabic" w:hAnsi="Noto Naskh Arabic" w:cs="adwa-assalaf"/>
                 <w:b w:val="0"/>
                 <w:sz w:val="22"/>
                 <w:rtl/>
-                <w:szCs w:val="22"/>
+                <w:szCs w:val="26"/>
               </w:rPr>
               <w:t>الاعتماد على شخص واحد في الترجمة الثقافية</w:t>
             </w:r>
@@ -4684,10 +5575,11 @@
             <w:r/>
             <w:r>
               <w:rPr>
+                <w:rFonts w:ascii="Noto Naskh Arabic" w:hAnsi="Noto Naskh Arabic" w:cs="adwa-assalaf"/>
                 <w:b w:val="0"/>
                 <w:sz w:val="22"/>
                 <w:rtl/>
-                <w:szCs w:val="22"/>
+                <w:szCs w:val="26"/>
               </w:rPr>
               <w:t>☐ ☐ ☐</w:t>
             </w:r>
@@ -4705,10 +5597,11 @@
             <w:r/>
             <w:r>
               <w:rPr>
+                <w:rFonts w:ascii="Noto Naskh Arabic" w:hAnsi="Noto Naskh Arabic" w:cs="adwa-assalaf"/>
                 <w:b w:val="0"/>
                 <w:sz w:val="22"/>
                 <w:rtl/>
-                <w:szCs w:val="22"/>
+                <w:szCs w:val="26"/>
               </w:rPr>
               <w:t>……</w:t>
             </w:r>
@@ -4728,10 +5621,11 @@
             <w:r/>
             <w:r>
               <w:rPr>
+                <w:rFonts w:ascii="Noto Naskh Arabic" w:hAnsi="Noto Naskh Arabic" w:cs="adwa-assalaf"/>
                 <w:b w:val="0"/>
                 <w:sz w:val="22"/>
                 <w:rtl/>
-                <w:szCs w:val="22"/>
+                <w:szCs w:val="26"/>
               </w:rPr>
               <w:t>تحيز النوع الاجتماعي</w:t>
             </w:r>
@@ -4749,10 +5643,11 @@
             <w:r/>
             <w:r>
               <w:rPr>
+                <w:rFonts w:ascii="Noto Naskh Arabic" w:hAnsi="Noto Naskh Arabic" w:cs="adwa-assalaf"/>
                 <w:b w:val="0"/>
                 <w:sz w:val="22"/>
                 <w:rtl/>
-                <w:szCs w:val="22"/>
+                <w:szCs w:val="26"/>
               </w:rPr>
               <w:t>تعذّر الوصول إلى فضاءات الرجال أو النساء</w:t>
             </w:r>
@@ -4770,10 +5665,11 @@
             <w:r/>
             <w:r>
               <w:rPr>
+                <w:rFonts w:ascii="Noto Naskh Arabic" w:hAnsi="Noto Naskh Arabic" w:cs="adwa-assalaf"/>
                 <w:b w:val="0"/>
                 <w:sz w:val="22"/>
                 <w:rtl/>
-                <w:szCs w:val="22"/>
+                <w:szCs w:val="26"/>
               </w:rPr>
               <w:t>☐ ☐ ☐</w:t>
             </w:r>
@@ -4791,10 +5687,11 @@
             <w:r/>
             <w:r>
               <w:rPr>
+                <w:rFonts w:ascii="Noto Naskh Arabic" w:hAnsi="Noto Naskh Arabic" w:cs="adwa-assalaf"/>
                 <w:b w:val="0"/>
                 <w:sz w:val="22"/>
                 <w:rtl/>
-                <w:szCs w:val="22"/>
+                <w:szCs w:val="26"/>
               </w:rPr>
               <w:t>……</w:t>
             </w:r>
@@ -4814,10 +5711,11 @@
             <w:r/>
             <w:r>
               <w:rPr>
+                <w:rFonts w:ascii="Noto Naskh Arabic" w:hAnsi="Noto Naskh Arabic" w:cs="adwa-assalaf"/>
                 <w:b w:val="0"/>
                 <w:sz w:val="22"/>
                 <w:rtl/>
-                <w:szCs w:val="22"/>
+                <w:szCs w:val="26"/>
               </w:rPr>
               <w:t>تحيز التوقيت</w:t>
             </w:r>
@@ -4835,10 +5733,11 @@
             <w:r/>
             <w:r>
               <w:rPr>
+                <w:rFonts w:ascii="Noto Naskh Arabic" w:hAnsi="Noto Naskh Arabic" w:cs="adwa-assalaf"/>
                 <w:b w:val="0"/>
                 <w:sz w:val="22"/>
                 <w:rtl/>
-                <w:szCs w:val="22"/>
+                <w:szCs w:val="26"/>
               </w:rPr>
               <w:t>الملاحظة في مناسبة استثنائية فقط</w:t>
             </w:r>
@@ -4856,10 +5755,11 @@
             <w:r/>
             <w:r>
               <w:rPr>
+                <w:rFonts w:ascii="Noto Naskh Arabic" w:hAnsi="Noto Naskh Arabic" w:cs="adwa-assalaf"/>
                 <w:b w:val="0"/>
                 <w:sz w:val="22"/>
                 <w:rtl/>
-                <w:szCs w:val="22"/>
+                <w:szCs w:val="26"/>
               </w:rPr>
               <w:t>☐ ☐ ☐</w:t>
             </w:r>
@@ -4877,10 +5777,11 @@
             <w:r/>
             <w:r>
               <w:rPr>
+                <w:rFonts w:ascii="Noto Naskh Arabic" w:hAnsi="Noto Naskh Arabic" w:cs="adwa-assalaf"/>
                 <w:b w:val="0"/>
                 <w:sz w:val="22"/>
                 <w:rtl/>
-                <w:szCs w:val="22"/>
+                <w:szCs w:val="26"/>
               </w:rPr>
               <w:t>……</w:t>
             </w:r>
@@ -4896,12 +5797,13 @@
       </w:pPr>
       <w:r>
         <w:rPr>
+          <w:rFonts w:ascii="Noto Naskh Arabic" w:hAnsi="Noto Naskh Arabic" w:cs="adwa-assalaf"/>
           <w:b/>
           <w:color w:val="A0522D"/>
           <w:sz w:val="28"/>
           <w:rtl/>
-          <w:szCs w:val="28"/>
           <w:bCs/>
+          <w:szCs w:val="32"/>
         </w:rPr>
         <w:t>ج. قرار الاستعمال</w:t>
       </w:r>
@@ -4931,12 +5833,13 @@
             <w:r/>
             <w:r>
               <w:rPr>
+                <w:rFonts w:ascii="Noto Naskh Arabic" w:hAnsi="Noto Naskh Arabic" w:cs="adwa-assalaf"/>
                 <w:b/>
                 <w:color w:val="1F4E79"/>
                 <w:sz w:val="22"/>
                 <w:rtl/>
-                <w:szCs w:val="22"/>
                 <w:bCs/>
+                <w:szCs w:val="26"/>
               </w:rPr>
               <w:t>البند</w:t>
             </w:r>
@@ -4955,12 +5858,13 @@
             <w:r/>
             <w:r>
               <w:rPr>
+                <w:rFonts w:ascii="Noto Naskh Arabic" w:hAnsi="Noto Naskh Arabic" w:cs="adwa-assalaf"/>
                 <w:b/>
                 <w:color w:val="1F4E79"/>
                 <w:sz w:val="22"/>
                 <w:rtl/>
-                <w:szCs w:val="22"/>
                 <w:bCs/>
+                <w:szCs w:val="26"/>
               </w:rPr>
               <w:t>القرار</w:t>
             </w:r>
@@ -4980,10 +5884,11 @@
             <w:r/>
             <w:r>
               <w:rPr>
+                <w:rFonts w:ascii="Noto Naskh Arabic" w:hAnsi="Noto Naskh Arabic" w:cs="adwa-assalaf"/>
                 <w:b w:val="0"/>
                 <w:sz w:val="22"/>
                 <w:rtl/>
-                <w:szCs w:val="22"/>
+                <w:szCs w:val="26"/>
               </w:rPr>
               <w:t>تصلح الملاحظة دليلاً من نوع «ملاحظة ميدانية»</w:t>
             </w:r>
@@ -5001,10 +5906,11 @@
             <w:r/>
             <w:r>
               <w:rPr>
+                <w:rFonts w:ascii="Noto Naskh Arabic" w:hAnsi="Noto Naskh Arabic" w:cs="adwa-assalaf"/>
                 <w:b w:val="0"/>
                 <w:sz w:val="22"/>
                 <w:rtl/>
-                <w:szCs w:val="22"/>
+                <w:szCs w:val="26"/>
               </w:rPr>
               <w:t>☐ نعم ☐ نعم بتحفظ ☐ لا</w:t>
             </w:r>
@@ -5024,10 +5930,11 @@
             <w:r/>
             <w:r>
               <w:rPr>
+                <w:rFonts w:ascii="Noto Naskh Arabic" w:hAnsi="Noto Naskh Arabic" w:cs="adwa-assalaf"/>
                 <w:b w:val="0"/>
                 <w:sz w:val="22"/>
                 <w:rtl/>
-                <w:szCs w:val="22"/>
+                <w:szCs w:val="26"/>
               </w:rPr>
               <w:t>التحفظات التي يجب ذكرها عند الاستشهاد</w:t>
             </w:r>
@@ -5045,10 +5952,11 @@
             <w:r/>
             <w:r>
               <w:rPr>
+                <w:rFonts w:ascii="Noto Naskh Arabic" w:hAnsi="Noto Naskh Arabic" w:cs="adwa-assalaf"/>
                 <w:b w:val="0"/>
                 <w:sz w:val="22"/>
                 <w:rtl/>
-                <w:szCs w:val="22"/>
+                <w:szCs w:val="26"/>
               </w:rPr>
               <w:t>……</w:t>
             </w:r>
@@ -5068,10 +5976,11 @@
             <w:r/>
             <w:r>
               <w:rPr>
+                <w:rFonts w:ascii="Noto Naskh Arabic" w:hAnsi="Noto Naskh Arabic" w:cs="adwa-assalaf"/>
                 <w:b w:val="0"/>
                 <w:sz w:val="22"/>
                 <w:rtl/>
-                <w:szCs w:val="22"/>
+                <w:szCs w:val="26"/>
               </w:rPr>
               <w:t>الحاجة إلى ملاحظة متكررة في ظروف أخرى</w:t>
             </w:r>
@@ -5089,10 +5998,11 @@
             <w:r/>
             <w:r>
               <w:rPr>
+                <w:rFonts w:ascii="Noto Naskh Arabic" w:hAnsi="Noto Naskh Arabic" w:cs="adwa-assalaf"/>
                 <w:b w:val="0"/>
                 <w:sz w:val="22"/>
                 <w:rtl/>
-                <w:szCs w:val="22"/>
+                <w:szCs w:val="26"/>
               </w:rPr>
               <w:t>☐ نعم ☐ لا</w:t>
             </w:r>
@@ -5112,10 +6022,11 @@
             <w:r/>
             <w:r>
               <w:rPr>
+                <w:rFonts w:ascii="Noto Naskh Arabic" w:hAnsi="Noto Naskh Arabic" w:cs="adwa-assalaf"/>
                 <w:b w:val="0"/>
                 <w:sz w:val="22"/>
                 <w:rtl/>
-                <w:szCs w:val="22"/>
+                <w:szCs w:val="26"/>
               </w:rPr>
               <w:t>المراجِع</w:t>
             </w:r>
@@ -5133,10 +6044,11 @@
             <w:r/>
             <w:r>
               <w:rPr>
+                <w:rFonts w:ascii="Noto Naskh Arabic" w:hAnsi="Noto Naskh Arabic" w:cs="adwa-assalaf"/>
                 <w:b w:val="0"/>
                 <w:sz w:val="22"/>
                 <w:rtl/>
-                <w:szCs w:val="22"/>
+                <w:szCs w:val="26"/>
               </w:rPr>
               <w:t>…… التاريخ: ……</w:t>
             </w:r>
@@ -5152,12 +6064,13 @@
       </w:pPr>
       <w:r>
         <w:rPr>
+          <w:rFonts w:ascii="Noto Naskh Arabic" w:hAnsi="Noto Naskh Arabic" w:cs="adwa-assalaf"/>
           <w:b/>
           <w:color w:val="1F4E79"/>
           <w:sz w:val="32"/>
           <w:rtl/>
-          <w:szCs w:val="32"/>
           <w:bCs/>
+          <w:szCs w:val="36"/>
         </w:rPr>
         <w:t>ملحق: قائمة تحقق قبل الخروج الميداني وبعده</w:t>
       </w:r>
@@ -5189,12 +6102,13 @@
             <w:r/>
             <w:r>
               <w:rPr>
+                <w:rFonts w:ascii="Noto Naskh Arabic" w:hAnsi="Noto Naskh Arabic" w:cs="adwa-assalaf"/>
                 <w:b/>
                 <w:color w:val="1F4E79"/>
                 <w:sz w:val="22"/>
                 <w:rtl/>
-                <w:szCs w:val="22"/>
                 <w:bCs/>
+                <w:szCs w:val="26"/>
               </w:rPr>
               <w:t>قبل الخروج</w:t>
             </w:r>
@@ -5213,12 +6127,13 @@
             <w:r/>
             <w:r>
               <w:rPr>
+                <w:rFonts w:ascii="Noto Naskh Arabic" w:hAnsi="Noto Naskh Arabic" w:cs="adwa-assalaf"/>
                 <w:b/>
                 <w:color w:val="1F4E79"/>
                 <w:sz w:val="22"/>
                 <w:rtl/>
-                <w:szCs w:val="22"/>
                 <w:bCs/>
+                <w:szCs w:val="26"/>
               </w:rPr>
               <w:t>☐</w:t>
             </w:r>
@@ -5237,12 +6152,13 @@
             <w:r/>
             <w:r>
               <w:rPr>
+                <w:rFonts w:ascii="Noto Naskh Arabic" w:hAnsi="Noto Naskh Arabic" w:cs="adwa-assalaf"/>
                 <w:b/>
                 <w:color w:val="1F4E79"/>
                 <w:sz w:val="22"/>
                 <w:rtl/>
-                <w:szCs w:val="22"/>
                 <w:bCs/>
+                <w:szCs w:val="26"/>
               </w:rPr>
               <w:t>بعد العودة</w:t>
             </w:r>
@@ -5261,12 +6177,13 @@
             <w:r/>
             <w:r>
               <w:rPr>
+                <w:rFonts w:ascii="Noto Naskh Arabic" w:hAnsi="Noto Naskh Arabic" w:cs="adwa-assalaf"/>
                 <w:b/>
                 <w:color w:val="1F4E79"/>
                 <w:sz w:val="22"/>
                 <w:rtl/>
-                <w:szCs w:val="22"/>
                 <w:bCs/>
+                <w:szCs w:val="26"/>
               </w:rPr>
               <w:t>☐</w:t>
             </w:r>
@@ -5286,10 +6203,11 @@
             <w:r/>
             <w:r>
               <w:rPr>
+                <w:rFonts w:ascii="Noto Naskh Arabic" w:hAnsi="Noto Naskh Arabic" w:cs="adwa-assalaf"/>
                 <w:b w:val="0"/>
                 <w:sz w:val="22"/>
                 <w:rtl/>
-                <w:szCs w:val="22"/>
+                <w:szCs w:val="26"/>
               </w:rPr>
               <w:t>مراجعة الإذن ونطاقه</w:t>
             </w:r>
@@ -5307,10 +6225,11 @@
             <w:r/>
             <w:r>
               <w:rPr>
+                <w:rFonts w:ascii="Noto Naskh Arabic" w:hAnsi="Noto Naskh Arabic" w:cs="adwa-assalaf"/>
                 <w:b w:val="0"/>
                 <w:sz w:val="22"/>
                 <w:rtl/>
-                <w:szCs w:val="22"/>
+                <w:szCs w:val="26"/>
               </w:rPr>
               <w:t>☐</w:t>
             </w:r>
@@ -5328,12 +6247,32 @@
             <w:r/>
             <w:r>
               <w:rPr>
+                <w:rFonts w:ascii="Noto Naskh Arabic" w:hAnsi="Noto Naskh Arabic" w:cs="adwa-assalaf"/>
                 <w:b w:val="0"/>
                 <w:sz w:val="22"/>
                 <w:rtl/>
+                <w:szCs w:val="26"/>
+              </w:rPr>
+              <w:t xml:space="preserve">تسليم الملفات الأصلية لـ </w:t>
+            </w:r>
+            <w:r>
+              <w:rPr>
+                <w:rFonts w:ascii="Noto Naskh Arabic" w:hAnsi="Noto Naskh Arabic" w:cs="Noto Naskh Arabic"/>
+                <w:b w:val="0"/>
+                <w:sz w:val="22"/>
                 <w:szCs w:val="22"/>
               </w:rPr>
-              <w:t>تسليم الملفات الأصلية لـ AG-ARC للإيداع</w:t>
+              <w:t>AG-ARC</w:t>
+            </w:r>
+            <w:r>
+              <w:rPr>
+                <w:rFonts w:ascii="Noto Naskh Arabic" w:hAnsi="Noto Naskh Arabic" w:cs="adwa-assalaf"/>
+                <w:b w:val="0"/>
+                <w:sz w:val="22"/>
+                <w:rtl/>
+                <w:szCs w:val="26"/>
+              </w:rPr>
+              <w:t xml:space="preserve"> للإيداع</w:t>
             </w:r>
           </w:p>
         </w:tc>
@@ -5349,10 +6288,11 @@
             <w:r/>
             <w:r>
               <w:rPr>
+                <w:rFonts w:ascii="Noto Naskh Arabic" w:hAnsi="Noto Naskh Arabic" w:cs="adwa-assalaf"/>
                 <w:b w:val="0"/>
                 <w:sz w:val="22"/>
                 <w:rtl/>
-                <w:szCs w:val="22"/>
+                <w:szCs w:val="26"/>
               </w:rPr>
               <w:t>☐</w:t>
             </w:r>
@@ -5372,10 +6312,11 @@
             <w:r/>
             <w:r>
               <w:rPr>
+                <w:rFonts w:ascii="Noto Naskh Arabic" w:hAnsi="Noto Naskh Arabic" w:cs="adwa-assalaf"/>
                 <w:b w:val="0"/>
                 <w:sz w:val="22"/>
                 <w:rtl/>
-                <w:szCs w:val="22"/>
+                <w:szCs w:val="26"/>
               </w:rPr>
               <w:t>شحن الأجهزة وتجهيز وسائط بديلة</w:t>
             </w:r>
@@ -5393,10 +6334,11 @@
             <w:r/>
             <w:r>
               <w:rPr>
+                <w:rFonts w:ascii="Noto Naskh Arabic" w:hAnsi="Noto Naskh Arabic" w:cs="adwa-assalaf"/>
                 <w:b w:val="0"/>
                 <w:sz w:val="22"/>
                 <w:rtl/>
-                <w:szCs w:val="22"/>
+                <w:szCs w:val="26"/>
               </w:rPr>
               <w:t>☐</w:t>
             </w:r>
@@ -5414,12 +6356,32 @@
             <w:r/>
             <w:r>
               <w:rPr>
+                <w:rFonts w:ascii="Noto Naskh Arabic" w:hAnsi="Noto Naskh Arabic" w:cs="adwa-assalaf"/>
                 <w:b w:val="0"/>
                 <w:sz w:val="22"/>
                 <w:rtl/>
+                <w:szCs w:val="26"/>
+              </w:rPr>
+              <w:t xml:space="preserve">إكمال الاستمارة خلال </w:t>
+            </w:r>
+            <w:r>
+              <w:rPr>
+                <w:rFonts w:ascii="Noto Naskh Arabic" w:hAnsi="Noto Naskh Arabic" w:cs="Noto Naskh Arabic"/>
+                <w:b w:val="0"/>
+                <w:sz w:val="22"/>
                 <w:szCs w:val="22"/>
               </w:rPr>
-              <w:t>إكمال الاستمارة خلال 24 ساعة</w:t>
+              <w:t>24</w:t>
+            </w:r>
+            <w:r>
+              <w:rPr>
+                <w:rFonts w:ascii="Noto Naskh Arabic" w:hAnsi="Noto Naskh Arabic" w:cs="adwa-assalaf"/>
+                <w:b w:val="0"/>
+                <w:sz w:val="22"/>
+                <w:rtl/>
+                <w:szCs w:val="26"/>
+              </w:rPr>
+              <w:t xml:space="preserve"> ساعة</w:t>
             </w:r>
           </w:p>
         </w:tc>
@@ -5435,10 +6397,11 @@
             <w:r/>
             <w:r>
               <w:rPr>
+                <w:rFonts w:ascii="Noto Naskh Arabic" w:hAnsi="Noto Naskh Arabic" w:cs="adwa-assalaf"/>
                 <w:b w:val="0"/>
                 <w:sz w:val="22"/>
                 <w:rtl/>
-                <w:szCs w:val="22"/>
+                <w:szCs w:val="26"/>
               </w:rPr>
               <w:t>☐</w:t>
             </w:r>
@@ -5458,10 +6421,11 @@
             <w:r/>
             <w:r>
               <w:rPr>
+                <w:rFonts w:ascii="Noto Naskh Arabic" w:hAnsi="Noto Naskh Arabic" w:cs="adwa-assalaf"/>
                 <w:b w:val="0"/>
                 <w:sz w:val="22"/>
                 <w:rtl/>
-                <w:szCs w:val="22"/>
+                <w:szCs w:val="26"/>
               </w:rPr>
               <w:t>معرفة الأعراف المحلية للباس والسلوك</w:t>
             </w:r>
@@ -5479,10 +6443,11 @@
             <w:r/>
             <w:r>
               <w:rPr>
+                <w:rFonts w:ascii="Noto Naskh Arabic" w:hAnsi="Noto Naskh Arabic" w:cs="adwa-assalaf"/>
                 <w:b w:val="0"/>
                 <w:sz w:val="22"/>
                 <w:rtl/>
-                <w:szCs w:val="22"/>
+                <w:szCs w:val="26"/>
               </w:rPr>
               <w:t>☐</w:t>
             </w:r>
@@ -5500,10 +6465,11 @@
             <w:r/>
             <w:r>
               <w:rPr>
+                <w:rFonts w:ascii="Noto Naskh Arabic" w:hAnsi="Noto Naskh Arabic" w:cs="adwa-assalaf"/>
                 <w:b w:val="0"/>
                 <w:sz w:val="22"/>
                 <w:rtl/>
-                <w:szCs w:val="22"/>
+                <w:szCs w:val="26"/>
               </w:rPr>
               <w:t>كتابة اليوميات التأملية</w:t>
             </w:r>
@@ -5521,10 +6487,11 @@
             <w:r/>
             <w:r>
               <w:rPr>
+                <w:rFonts w:ascii="Noto Naskh Arabic" w:hAnsi="Noto Naskh Arabic" w:cs="adwa-assalaf"/>
                 <w:b w:val="0"/>
                 <w:sz w:val="22"/>
                 <w:rtl/>
-                <w:szCs w:val="22"/>
+                <w:szCs w:val="26"/>
               </w:rPr>
               <w:t>☐</w:t>
             </w:r>
@@ -5544,12 +6511,32 @@
             <w:r/>
             <w:r>
               <w:rPr>
+                <w:rFonts w:ascii="Noto Naskh Arabic" w:hAnsi="Noto Naskh Arabic" w:cs="adwa-assalaf"/>
                 <w:b w:val="0"/>
                 <w:sz w:val="22"/>
                 <w:rtl/>
+                <w:szCs w:val="26"/>
+              </w:rPr>
+              <w:t xml:space="preserve">إبلاغ </w:t>
+            </w:r>
+            <w:r>
+              <w:rPr>
+                <w:rFonts w:ascii="Noto Naskh Arabic" w:hAnsi="Noto Naskh Arabic" w:cs="Noto Naskh Arabic"/>
+                <w:b w:val="0"/>
+                <w:sz w:val="22"/>
                 <w:szCs w:val="22"/>
               </w:rPr>
-              <w:t>إبلاغ AG-FLD بالموعد والمكان</w:t>
+              <w:t>AG-FLD</w:t>
+            </w:r>
+            <w:r>
+              <w:rPr>
+                <w:rFonts w:ascii="Noto Naskh Arabic" w:hAnsi="Noto Naskh Arabic" w:cs="adwa-assalaf"/>
+                <w:b w:val="0"/>
+                <w:sz w:val="22"/>
+                <w:rtl/>
+                <w:szCs w:val="26"/>
+              </w:rPr>
+              <w:t xml:space="preserve"> بالموعد والمكان</w:t>
             </w:r>
           </w:p>
         </w:tc>
@@ -5565,10 +6552,11 @@
             <w:r/>
             <w:r>
               <w:rPr>
+                <w:rFonts w:ascii="Noto Naskh Arabic" w:hAnsi="Noto Naskh Arabic" w:cs="adwa-assalaf"/>
                 <w:b w:val="0"/>
                 <w:sz w:val="22"/>
                 <w:rtl/>
-                <w:szCs w:val="22"/>
+                <w:szCs w:val="26"/>
               </w:rPr>
               <w:t>☐</w:t>
             </w:r>
@@ -5586,12 +6574,22 @@
             <w:r/>
             <w:r>
               <w:rPr>
+                <w:rFonts w:ascii="Noto Naskh Arabic" w:hAnsi="Noto Naskh Arabic" w:cs="adwa-assalaf"/>
                 <w:b w:val="0"/>
                 <w:sz w:val="22"/>
                 <w:rtl/>
+                <w:szCs w:val="26"/>
+              </w:rPr>
+              <w:t xml:space="preserve">تسجيل المصطلحات وإحالتها لـ </w:t>
+            </w:r>
+            <w:r>
+              <w:rPr>
+                <w:rFonts w:ascii="Noto Naskh Arabic" w:hAnsi="Noto Naskh Arabic" w:cs="Noto Naskh Arabic"/>
+                <w:b w:val="0"/>
+                <w:sz w:val="22"/>
                 <w:szCs w:val="22"/>
               </w:rPr>
-              <w:t>تسجيل المصطلحات وإحالتها لـ AG-DIA</w:t>
+              <w:t>AG-DIA</w:t>
             </w:r>
           </w:p>
         </w:tc>
@@ -5607,10 +6605,11 @@
             <w:r/>
             <w:r>
               <w:rPr>
+                <w:rFonts w:ascii="Noto Naskh Arabic" w:hAnsi="Noto Naskh Arabic" w:cs="adwa-assalaf"/>
                 <w:b w:val="0"/>
                 <w:sz w:val="22"/>
                 <w:rtl/>
-                <w:szCs w:val="22"/>
+                <w:szCs w:val="26"/>
               </w:rPr>
               <w:t>☐</w:t>
             </w:r>
@@ -5630,10 +6629,11 @@
             <w:r/>
             <w:r>
               <w:rPr>
+                <w:rFonts w:ascii="Noto Naskh Arabic" w:hAnsi="Noto Naskh Arabic" w:cs="adwa-assalaf"/>
                 <w:b w:val="0"/>
                 <w:sz w:val="22"/>
                 <w:rtl/>
-                <w:szCs w:val="22"/>
+                <w:szCs w:val="26"/>
               </w:rPr>
               <w:t>تحديد ما لا يُصوَّر</w:t>
             </w:r>
@@ -5651,10 +6651,11 @@
             <w:r/>
             <w:r>
               <w:rPr>
+                <w:rFonts w:ascii="Noto Naskh Arabic" w:hAnsi="Noto Naskh Arabic" w:cs="adwa-assalaf"/>
                 <w:b w:val="0"/>
                 <w:sz w:val="22"/>
                 <w:rtl/>
-                <w:szCs w:val="22"/>
+                <w:szCs w:val="26"/>
               </w:rPr>
               <w:t>☐</w:t>
             </w:r>
@@ -5672,10 +6673,11 @@
             <w:r/>
             <w:r>
               <w:rPr>
+                <w:rFonts w:ascii="Noto Naskh Arabic" w:hAnsi="Noto Naskh Arabic" w:cs="adwa-assalaf"/>
                 <w:b w:val="0"/>
                 <w:sz w:val="22"/>
                 <w:rtl/>
-                <w:szCs w:val="22"/>
+                <w:szCs w:val="26"/>
               </w:rPr>
               <w:t>تحديد ما يحتاج تحققاً أو متابعة</w:t>
             </w:r>
@@ -5693,10 +6695,11 @@
             <w:r/>
             <w:r>
               <w:rPr>
+                <w:rFonts w:ascii="Noto Naskh Arabic" w:hAnsi="Noto Naskh Arabic" w:cs="adwa-assalaf"/>
                 <w:b w:val="0"/>
                 <w:sz w:val="22"/>
                 <w:rtl/>
-                <w:szCs w:val="22"/>
+                <w:szCs w:val="26"/>
               </w:rPr>
               <w:t>☐</w:t>
             </w:r>
@@ -5712,12 +6715,13 @@
       </w:pPr>
       <w:r>
         <w:rPr>
+          <w:rFonts w:ascii="Noto Naskh Arabic" w:hAnsi="Noto Naskh Arabic" w:cs="adwa-assalaf"/>
           <w:b/>
           <w:color w:val="1F4E79"/>
           <w:sz w:val="32"/>
           <w:rtl/>
-          <w:szCs w:val="32"/>
           <w:bCs/>
+          <w:szCs w:val="36"/>
         </w:rPr>
         <w:t>ملحق: الترميز الأولي للملاحظات</w:t>
       </w:r>
@@ -5729,10 +6733,11 @@
       </w:pPr>
       <w:r>
         <w:rPr>
+          <w:rFonts w:ascii="Noto Naskh Arabic" w:hAnsi="Noto Naskh Arabic" w:cs="adwa-assalaf"/>
           <w:b w:val="0"/>
           <w:sz w:val="24"/>
           <w:rtl/>
-          <w:szCs w:val="24"/>
+          <w:szCs w:val="28"/>
         </w:rPr>
         <w:t>يُرمَّز سجل الملاحظة ترميزاً أولياً قبل إدخاله دليلاً، بحيث يمكن استرجاعه عبر البحث النصي الكامل ومقارنته بملاحظات أخرى.</w:t>
       </w:r>
@@ -5764,12 +6769,13 @@
             <w:r/>
             <w:r>
               <w:rPr>
+                <w:rFonts w:ascii="Noto Naskh Arabic" w:hAnsi="Noto Naskh Arabic" w:cs="adwa-assalaf"/>
                 <w:b/>
                 <w:color w:val="1F4E79"/>
                 <w:sz w:val="22"/>
                 <w:rtl/>
-                <w:szCs w:val="22"/>
                 <w:bCs/>
+                <w:szCs w:val="26"/>
               </w:rPr>
               <w:t>الرمز</w:t>
             </w:r>
@@ -5788,12 +6794,13 @@
             <w:r/>
             <w:r>
               <w:rPr>
+                <w:rFonts w:ascii="Noto Naskh Arabic" w:hAnsi="Noto Naskh Arabic" w:cs="adwa-assalaf"/>
                 <w:b/>
                 <w:color w:val="1F4E79"/>
                 <w:sz w:val="22"/>
                 <w:rtl/>
-                <w:szCs w:val="22"/>
                 <w:bCs/>
+                <w:szCs w:val="26"/>
               </w:rPr>
               <w:t>الفئة</w:t>
             </w:r>
@@ -5812,12 +6819,13 @@
             <w:r/>
             <w:r>
               <w:rPr>
+                <w:rFonts w:ascii="Noto Naskh Arabic" w:hAnsi="Noto Naskh Arabic" w:cs="adwa-assalaf"/>
                 <w:b/>
                 <w:color w:val="1F4E79"/>
                 <w:sz w:val="22"/>
                 <w:rtl/>
-                <w:szCs w:val="22"/>
                 <w:bCs/>
+                <w:szCs w:val="26"/>
               </w:rPr>
               <w:t>ما يُرمَّز تحتها</w:t>
             </w:r>
@@ -5836,12 +6844,13 @@
             <w:r/>
             <w:r>
               <w:rPr>
+                <w:rFonts w:ascii="Noto Naskh Arabic" w:hAnsi="Noto Naskh Arabic" w:cs="adwa-assalaf"/>
                 <w:b/>
                 <w:color w:val="1F4E79"/>
                 <w:sz w:val="22"/>
                 <w:rtl/>
-                <w:szCs w:val="22"/>
                 <w:bCs/>
+                <w:szCs w:val="26"/>
               </w:rPr>
               <w:t>مثال على وحدة الترميز</w:t>
             </w:r>
@@ -5861,9 +6870,9 @@
             <w:r/>
             <w:r>
               <w:rPr>
+                <w:rFonts w:ascii="Noto Naskh Arabic" w:hAnsi="Noto Naskh Arabic" w:cs="Noto Naskh Arabic"/>
                 <w:b w:val="0"/>
                 <w:sz w:val="22"/>
-                <w:rtl/>
                 <w:szCs w:val="22"/>
               </w:rPr>
               <w:t>ACT</w:t>
@@ -5882,10 +6891,11 @@
             <w:r/>
             <w:r>
               <w:rPr>
+                <w:rFonts w:ascii="Noto Naskh Arabic" w:hAnsi="Noto Naskh Arabic" w:cs="adwa-assalaf"/>
                 <w:b w:val="0"/>
                 <w:sz w:val="22"/>
                 <w:rtl/>
-                <w:szCs w:val="22"/>
+                <w:szCs w:val="26"/>
               </w:rPr>
               <w:t>الأفعال والتقنيات</w:t>
             </w:r>
@@ -5903,10 +6913,11 @@
             <w:r/>
             <w:r>
               <w:rPr>
+                <w:rFonts w:ascii="Noto Naskh Arabic" w:hAnsi="Noto Naskh Arabic" w:cs="adwa-assalaf"/>
                 <w:b w:val="0"/>
                 <w:sz w:val="22"/>
                 <w:rtl/>
-                <w:szCs w:val="22"/>
+                <w:szCs w:val="26"/>
               </w:rPr>
               <w:t>خطوات العمل، الحركات، التسلسل</w:t>
             </w:r>
@@ -5924,20 +6935,22 @@
             <w:r/>
             <w:r>
               <w:rPr>
+                <w:rFonts w:ascii="Noto Naskh Arabic" w:hAnsi="Noto Naskh Arabic" w:cs="adwa-assalaf"/>
                 <w:b w:val="0"/>
                 <w:sz w:val="22"/>
                 <w:rtl/>
-                <w:szCs w:val="22"/>
+                <w:szCs w:val="26"/>
               </w:rPr>
               <w:t xml:space="preserve">«……» </w:t>
             </w:r>
             <w:r>
               <w:rPr>
+                <w:rFonts w:ascii="Noto Naskh Arabic" w:hAnsi="Noto Naskh Arabic" w:cs="adwa-assalaf"/>
                 <w:b w:val="0"/>
                 <w:color w:val="FF0000"/>
                 <w:sz w:val="22"/>
                 <w:rtl/>
-                <w:szCs w:val="22"/>
+                <w:szCs w:val="26"/>
               </w:rPr>
               <w:t>[……:……]</w:t>
             </w:r>
@@ -5957,9 +6970,9 @@
             <w:r/>
             <w:r>
               <w:rPr>
+                <w:rFonts w:ascii="Noto Naskh Arabic" w:hAnsi="Noto Naskh Arabic" w:cs="Noto Naskh Arabic"/>
                 <w:b w:val="0"/>
                 <w:sz w:val="22"/>
-                <w:rtl/>
                 <w:szCs w:val="22"/>
               </w:rPr>
               <w:t>MAT</w:t>
@@ -5978,10 +6991,11 @@
             <w:r/>
             <w:r>
               <w:rPr>
+                <w:rFonts w:ascii="Noto Naskh Arabic" w:hAnsi="Noto Naskh Arabic" w:cs="adwa-assalaf"/>
                 <w:b w:val="0"/>
                 <w:sz w:val="22"/>
                 <w:rtl/>
-                <w:szCs w:val="22"/>
+                <w:szCs w:val="26"/>
               </w:rPr>
               <w:t>المواد والأدوات</w:t>
             </w:r>
@@ -5999,10 +7013,11 @@
             <w:r/>
             <w:r>
               <w:rPr>
+                <w:rFonts w:ascii="Noto Naskh Arabic" w:hAnsi="Noto Naskh Arabic" w:cs="adwa-assalaf"/>
                 <w:b w:val="0"/>
                 <w:sz w:val="22"/>
                 <w:rtl/>
-                <w:szCs w:val="22"/>
+                <w:szCs w:val="26"/>
               </w:rPr>
               <w:t>ما يُستعمل وكيف يُهيّأ</w:t>
             </w:r>
@@ -6020,10 +7035,11 @@
             <w:r/>
             <w:r>
               <w:rPr>
+                <w:rFonts w:ascii="Noto Naskh Arabic" w:hAnsi="Noto Naskh Arabic" w:cs="adwa-assalaf"/>
                 <w:b w:val="0"/>
                 <w:sz w:val="22"/>
                 <w:rtl/>
-                <w:szCs w:val="22"/>
+                <w:szCs w:val="26"/>
               </w:rPr>
               <w:t>……</w:t>
             </w:r>
@@ -6043,9 +7059,9 @@
             <w:r/>
             <w:r>
               <w:rPr>
+                <w:rFonts w:ascii="Noto Naskh Arabic" w:hAnsi="Noto Naskh Arabic" w:cs="Noto Naskh Arabic"/>
                 <w:b w:val="0"/>
                 <w:sz w:val="22"/>
-                <w:rtl/>
                 <w:szCs w:val="22"/>
               </w:rPr>
               <w:t>ROL</w:t>
@@ -6064,10 +7080,11 @@
             <w:r/>
             <w:r>
               <w:rPr>
+                <w:rFonts w:ascii="Noto Naskh Arabic" w:hAnsi="Noto Naskh Arabic" w:cs="adwa-assalaf"/>
                 <w:b w:val="0"/>
                 <w:sz w:val="22"/>
                 <w:rtl/>
-                <w:szCs w:val="22"/>
+                <w:szCs w:val="26"/>
               </w:rPr>
               <w:t>الأدوار</w:t>
             </w:r>
@@ -6085,10 +7102,11 @@
             <w:r/>
             <w:r>
               <w:rPr>
+                <w:rFonts w:ascii="Noto Naskh Arabic" w:hAnsi="Noto Naskh Arabic" w:cs="adwa-assalaf"/>
                 <w:b w:val="0"/>
                 <w:sz w:val="22"/>
                 <w:rtl/>
-                <w:szCs w:val="22"/>
+                <w:szCs w:val="26"/>
               </w:rPr>
               <w:t>من يفعل ماذا، بحسب العمر والجنس والخبرة</w:t>
             </w:r>
@@ -6106,10 +7124,11 @@
             <w:r/>
             <w:r>
               <w:rPr>
+                <w:rFonts w:ascii="Noto Naskh Arabic" w:hAnsi="Noto Naskh Arabic" w:cs="adwa-assalaf"/>
                 <w:b w:val="0"/>
                 <w:sz w:val="22"/>
                 <w:rtl/>
-                <w:szCs w:val="22"/>
+                <w:szCs w:val="26"/>
               </w:rPr>
               <w:t>……</w:t>
             </w:r>
@@ -6129,9 +7148,9 @@
             <w:r/>
             <w:r>
               <w:rPr>
+                <w:rFonts w:ascii="Noto Naskh Arabic" w:hAnsi="Noto Naskh Arabic" w:cs="Noto Naskh Arabic"/>
                 <w:b w:val="0"/>
                 <w:sz w:val="22"/>
-                <w:rtl/>
                 <w:szCs w:val="22"/>
               </w:rPr>
               <w:t>TRN</w:t>
@@ -6150,10 +7169,11 @@
             <w:r/>
             <w:r>
               <w:rPr>
+                <w:rFonts w:ascii="Noto Naskh Arabic" w:hAnsi="Noto Naskh Arabic" w:cs="adwa-assalaf"/>
                 <w:b w:val="0"/>
                 <w:sz w:val="22"/>
                 <w:rtl/>
-                <w:szCs w:val="22"/>
+                <w:szCs w:val="26"/>
               </w:rPr>
               <w:t>النقل والتعلم</w:t>
             </w:r>
@@ -6171,10 +7191,11 @@
             <w:r/>
             <w:r>
               <w:rPr>
+                <w:rFonts w:ascii="Noto Naskh Arabic" w:hAnsi="Noto Naskh Arabic" w:cs="adwa-assalaf"/>
                 <w:b w:val="0"/>
                 <w:sz w:val="22"/>
                 <w:rtl/>
-                <w:szCs w:val="22"/>
+                <w:szCs w:val="26"/>
               </w:rPr>
               <w:t>التقليد، التصحيح، الشرح، الصمت التعليمي</w:t>
             </w:r>
@@ -6192,10 +7213,11 @@
             <w:r/>
             <w:r>
               <w:rPr>
+                <w:rFonts w:ascii="Noto Naskh Arabic" w:hAnsi="Noto Naskh Arabic" w:cs="adwa-assalaf"/>
                 <w:b w:val="0"/>
                 <w:sz w:val="22"/>
                 <w:rtl/>
-                <w:szCs w:val="22"/>
+                <w:szCs w:val="26"/>
               </w:rPr>
               <w:t>……</w:t>
             </w:r>
@@ -6215,9 +7237,9 @@
             <w:r/>
             <w:r>
               <w:rPr>
+                <w:rFonts w:ascii="Noto Naskh Arabic" w:hAnsi="Noto Naskh Arabic" w:cs="Noto Naskh Arabic"/>
                 <w:b w:val="0"/>
                 <w:sz w:val="22"/>
-                <w:rtl/>
                 <w:szCs w:val="22"/>
               </w:rPr>
               <w:t>LEX</w:t>
@@ -6236,10 +7258,11 @@
             <w:r/>
             <w:r>
               <w:rPr>
+                <w:rFonts w:ascii="Noto Naskh Arabic" w:hAnsi="Noto Naskh Arabic" w:cs="adwa-assalaf"/>
                 <w:b w:val="0"/>
                 <w:sz w:val="22"/>
                 <w:rtl/>
-                <w:szCs w:val="22"/>
+                <w:szCs w:val="26"/>
               </w:rPr>
               <w:t>المصطلحات</w:t>
             </w:r>
@@ -6257,10 +7280,11 @@
             <w:r/>
             <w:r>
               <w:rPr>
+                <w:rFonts w:ascii="Noto Naskh Arabic" w:hAnsi="Noto Naskh Arabic" w:cs="adwa-assalaf"/>
                 <w:b w:val="0"/>
                 <w:sz w:val="22"/>
                 <w:rtl/>
-                <w:szCs w:val="22"/>
+                <w:szCs w:val="26"/>
               </w:rPr>
               <w:t>المفردات المحلية المسموعة</w:t>
             </w:r>
@@ -6278,22 +7302,45 @@
             <w:r/>
             <w:r>
               <w:rPr>
+                <w:rFonts w:ascii="Noto Naskh Arabic" w:hAnsi="Noto Naskh Arabic" w:cs="adwa-assalaf"/>
                 <w:b w:val="0"/>
                 <w:sz w:val="22"/>
                 <w:rtl/>
-                <w:szCs w:val="22"/>
+                <w:szCs w:val="26"/>
               </w:rPr>
               <w:t xml:space="preserve">…… </w:t>
             </w:r>
             <w:r>
               <w:rPr>
+                <w:rFonts w:ascii="Noto Naskh Arabic" w:hAnsi="Noto Naskh Arabic" w:cs="adwa-assalaf"/>
                 <w:b w:val="0"/>
                 <w:color w:val="FF0000"/>
                 <w:sz w:val="22"/>
                 <w:rtl/>
+                <w:szCs w:val="26"/>
+              </w:rPr>
+              <w:t xml:space="preserve">(تُحال إلى </w:t>
+            </w:r>
+            <w:r>
+              <w:rPr>
+                <w:rFonts w:ascii="Noto Naskh Arabic" w:hAnsi="Noto Naskh Arabic" w:cs="Noto Naskh Arabic"/>
+                <w:b w:val="0"/>
+                <w:color w:val="FF0000"/>
+                <w:sz w:val="22"/>
                 <w:szCs w:val="22"/>
               </w:rPr>
-              <w:t>(تُحال إلى AG-DIA)</w:t>
+              <w:t>AG-DIA</w:t>
+            </w:r>
+            <w:r>
+              <w:rPr>
+                <w:rFonts w:ascii="Noto Naskh Arabic" w:hAnsi="Noto Naskh Arabic" w:cs="adwa-assalaf"/>
+                <w:b w:val="0"/>
+                <w:color w:val="FF0000"/>
+                <w:sz w:val="22"/>
+                <w:rtl/>
+                <w:szCs w:val="26"/>
+              </w:rPr>
+              <w:t>)</w:t>
             </w:r>
           </w:p>
         </w:tc>
@@ -6311,9 +7358,9 @@
             <w:r/>
             <w:r>
               <w:rPr>
+                <w:rFonts w:ascii="Noto Naskh Arabic" w:hAnsi="Noto Naskh Arabic" w:cs="Noto Naskh Arabic"/>
                 <w:b w:val="0"/>
                 <w:sz w:val="22"/>
-                <w:rtl/>
                 <w:szCs w:val="22"/>
               </w:rPr>
               <w:t>SPC</w:t>
@@ -6332,10 +7379,11 @@
             <w:r/>
             <w:r>
               <w:rPr>
+                <w:rFonts w:ascii="Noto Naskh Arabic" w:hAnsi="Noto Naskh Arabic" w:cs="adwa-assalaf"/>
                 <w:b w:val="0"/>
                 <w:sz w:val="22"/>
                 <w:rtl/>
-                <w:szCs w:val="22"/>
+                <w:szCs w:val="26"/>
               </w:rPr>
               <w:t>الفضاء</w:t>
             </w:r>
@@ -6353,10 +7401,11 @@
             <w:r/>
             <w:r>
               <w:rPr>
+                <w:rFonts w:ascii="Noto Naskh Arabic" w:hAnsi="Noto Naskh Arabic" w:cs="adwa-assalaf"/>
                 <w:b w:val="0"/>
                 <w:sz w:val="22"/>
                 <w:rtl/>
-                <w:szCs w:val="22"/>
+                <w:szCs w:val="26"/>
               </w:rPr>
               <w:t>التوزيع المكاني والحدود الرمزية</w:t>
             </w:r>
@@ -6374,10 +7423,11 @@
             <w:r/>
             <w:r>
               <w:rPr>
+                <w:rFonts w:ascii="Noto Naskh Arabic" w:hAnsi="Noto Naskh Arabic" w:cs="adwa-assalaf"/>
                 <w:b w:val="0"/>
                 <w:sz w:val="22"/>
                 <w:rtl/>
-                <w:szCs w:val="22"/>
+                <w:szCs w:val="26"/>
               </w:rPr>
               <w:t>……</w:t>
             </w:r>
@@ -6397,9 +7447,9 @@
             <w:r/>
             <w:r>
               <w:rPr>
+                <w:rFonts w:ascii="Noto Naskh Arabic" w:hAnsi="Noto Naskh Arabic" w:cs="Noto Naskh Arabic"/>
                 <w:b w:val="0"/>
                 <w:sz w:val="22"/>
-                <w:rtl/>
                 <w:szCs w:val="22"/>
               </w:rPr>
               <w:t>TIM</w:t>
@@ -6418,10 +7468,11 @@
             <w:r/>
             <w:r>
               <w:rPr>
+                <w:rFonts w:ascii="Noto Naskh Arabic" w:hAnsi="Noto Naskh Arabic" w:cs="adwa-assalaf"/>
                 <w:b w:val="0"/>
                 <w:sz w:val="22"/>
                 <w:rtl/>
-                <w:szCs w:val="22"/>
+                <w:szCs w:val="26"/>
               </w:rPr>
               <w:t>الزمن</w:t>
             </w:r>
@@ -6439,10 +7490,11 @@
             <w:r/>
             <w:r>
               <w:rPr>
+                <w:rFonts w:ascii="Noto Naskh Arabic" w:hAnsi="Noto Naskh Arabic" w:cs="adwa-assalaf"/>
                 <w:b w:val="0"/>
                 <w:sz w:val="22"/>
                 <w:rtl/>
-                <w:szCs w:val="22"/>
+                <w:szCs w:val="26"/>
               </w:rPr>
               <w:t>الموسم، التوقيت، المدة</w:t>
             </w:r>
@@ -6460,10 +7512,11 @@
             <w:r/>
             <w:r>
               <w:rPr>
+                <w:rFonts w:ascii="Noto Naskh Arabic" w:hAnsi="Noto Naskh Arabic" w:cs="adwa-assalaf"/>
                 <w:b w:val="0"/>
                 <w:sz w:val="22"/>
                 <w:rtl/>
-                <w:szCs w:val="22"/>
+                <w:szCs w:val="26"/>
               </w:rPr>
               <w:t>……</w:t>
             </w:r>
@@ -6483,9 +7536,9 @@
             <w:r/>
             <w:r>
               <w:rPr>
+                <w:rFonts w:ascii="Noto Naskh Arabic" w:hAnsi="Noto Naskh Arabic" w:cs="Noto Naskh Arabic"/>
                 <w:b w:val="0"/>
                 <w:sz w:val="22"/>
-                <w:rtl/>
                 <w:szCs w:val="22"/>
               </w:rPr>
               <w:t>CHG</w:t>
@@ -6504,10 +7557,11 @@
             <w:r/>
             <w:r>
               <w:rPr>
+                <w:rFonts w:ascii="Noto Naskh Arabic" w:hAnsi="Noto Naskh Arabic" w:cs="adwa-assalaf"/>
                 <w:b w:val="0"/>
                 <w:sz w:val="22"/>
                 <w:rtl/>
-                <w:szCs w:val="22"/>
+                <w:szCs w:val="26"/>
               </w:rPr>
               <w:t>التغيّر</w:t>
             </w:r>
@@ -6525,10 +7579,11 @@
             <w:r/>
             <w:r>
               <w:rPr>
+                <w:rFonts w:ascii="Noto Naskh Arabic" w:hAnsi="Noto Naskh Arabic" w:cs="adwa-assalaf"/>
                 <w:b w:val="0"/>
                 <w:sz w:val="22"/>
                 <w:rtl/>
-                <w:szCs w:val="22"/>
+                <w:szCs w:val="26"/>
               </w:rPr>
               <w:t>ما يُشار إليه بوصفه جديداً أو مندثراً</w:t>
             </w:r>
@@ -6546,10 +7601,11 @@
             <w:r/>
             <w:r>
               <w:rPr>
+                <w:rFonts w:ascii="Noto Naskh Arabic" w:hAnsi="Noto Naskh Arabic" w:cs="adwa-assalaf"/>
                 <w:b w:val="0"/>
                 <w:sz w:val="22"/>
                 <w:rtl/>
-                <w:szCs w:val="22"/>
+                <w:szCs w:val="26"/>
               </w:rPr>
               <w:t>……</w:t>
             </w:r>
@@ -6569,9 +7625,9 @@
             <w:r/>
             <w:r>
               <w:rPr>
+                <w:rFonts w:ascii="Noto Naskh Arabic" w:hAnsi="Noto Naskh Arabic" w:cs="Noto Naskh Arabic"/>
                 <w:b w:val="0"/>
                 <w:sz w:val="22"/>
-                <w:rtl/>
                 <w:szCs w:val="22"/>
               </w:rPr>
               <w:t>RST</w:t>
@@ -6590,10 +7646,11 @@
             <w:r/>
             <w:r>
               <w:rPr>
+                <w:rFonts w:ascii="Noto Naskh Arabic" w:hAnsi="Noto Naskh Arabic" w:cs="adwa-assalaf"/>
                 <w:b w:val="0"/>
                 <w:sz w:val="22"/>
                 <w:rtl/>
-                <w:szCs w:val="22"/>
+                <w:szCs w:val="26"/>
               </w:rPr>
               <w:t>القيود</w:t>
             </w:r>
@@ -6611,10 +7668,11 @@
             <w:r/>
             <w:r>
               <w:rPr>
+                <w:rFonts w:ascii="Noto Naskh Arabic" w:hAnsi="Noto Naskh Arabic" w:cs="adwa-assalaf"/>
                 <w:b w:val="0"/>
                 <w:sz w:val="22"/>
                 <w:rtl/>
-                <w:szCs w:val="22"/>
+                <w:szCs w:val="26"/>
               </w:rPr>
               <w:t>ما طُلب عدم تسجيله أو تصويره</w:t>
             </w:r>
@@ -6632,11 +7690,12 @@
             <w:r/>
             <w:r>
               <w:rPr>
+                <w:rFonts w:ascii="Noto Naskh Arabic" w:hAnsi="Noto Naskh Arabic" w:cs="adwa-assalaf"/>
                 <w:b/>
                 <w:sz w:val="22"/>
                 <w:rtl/>
-                <w:szCs w:val="22"/>
                 <w:bCs/>
+                <w:szCs w:val="26"/>
               </w:rPr>
               <w:t>لا يُدوَّن مضمونه؛ يُدوَّن وجود القيد فقط</w:t>
             </w:r>
@@ -6652,11 +7711,12 @@
       </w:pPr>
       <w:r>
         <w:rPr>
+          <w:rFonts w:ascii="Noto Naskh Arabic" w:hAnsi="Noto Naskh Arabic" w:cs="adwa-assalaf"/>
           <w:b/>
           <w:sz w:val="24"/>
           <w:rtl/>
-          <w:szCs w:val="24"/>
           <w:bCs/>
+          <w:szCs w:val="28"/>
         </w:rPr>
         <w:t>قواعد الترميز:</w:t>
       </w:r>
@@ -6668,12 +7728,22 @@
       </w:pPr>
       <w:r>
         <w:rPr>
+          <w:rFonts w:ascii="Noto Naskh Arabic" w:hAnsi="Noto Naskh Arabic" w:cs="Noto Naskh Arabic"/>
+          <w:b w:val="0"/>
+          <w:sz w:val="24"/>
+          <w:szCs w:val="24"/>
+        </w:rPr>
+        <w:t>1.</w:t>
+      </w:r>
+      <w:r>
+        <w:rPr>
+          <w:rFonts w:ascii="Noto Naskh Arabic" w:hAnsi="Noto Naskh Arabic" w:cs="adwa-assalaf"/>
           <w:b w:val="0"/>
           <w:sz w:val="24"/>
           <w:rtl/>
-          <w:szCs w:val="24"/>
+          <w:szCs w:val="28"/>
         </w:rPr>
-        <w:t>1. الوحدة الترميزية أصغر مقطع ذي معنى مستقل، ويجوز أن يحمل أكثر من رمز.</w:t>
+        <w:t xml:space="preserve"> الوحدة الترميزية أصغر مقطع ذي معنى مستقل، ويجوز أن يحمل أكثر من رمز.</w:t>
       </w:r>
     </w:p>
     <w:p>
@@ -6683,12 +7753,22 @@
       </w:pPr>
       <w:r>
         <w:rPr>
+          <w:rFonts w:ascii="Noto Naskh Arabic" w:hAnsi="Noto Naskh Arabic" w:cs="Noto Naskh Arabic"/>
+          <w:b w:val="0"/>
+          <w:sz w:val="24"/>
+          <w:szCs w:val="24"/>
+        </w:rPr>
+        <w:t>2.</w:t>
+      </w:r>
+      <w:r>
+        <w:rPr>
+          <w:rFonts w:ascii="Noto Naskh Arabic" w:hAnsi="Noto Naskh Arabic" w:cs="adwa-assalaf"/>
           <w:b w:val="0"/>
           <w:sz w:val="24"/>
           <w:rtl/>
-          <w:szCs w:val="24"/>
+          <w:szCs w:val="28"/>
         </w:rPr>
-        <w:t>2. يُضاف الرمز في الهامش ولا يُعدَّل النص الوصفي الأصلي.</w:t>
+        <w:t xml:space="preserve"> يُضاف الرمز في الهامش ولا يُعدَّل النص الوصفي الأصلي.</w:t>
       </w:r>
     </w:p>
     <w:p>
@@ -6698,12 +7778,22 @@
       </w:pPr>
       <w:r>
         <w:rPr>
+          <w:rFonts w:ascii="Noto Naskh Arabic" w:hAnsi="Noto Naskh Arabic" w:cs="Noto Naskh Arabic"/>
+          <w:b w:val="0"/>
+          <w:sz w:val="24"/>
+          <w:szCs w:val="24"/>
+        </w:rPr>
+        <w:t>3.</w:t>
+      </w:r>
+      <w:r>
+        <w:rPr>
+          <w:rFonts w:ascii="Noto Naskh Arabic" w:hAnsi="Noto Naskh Arabic" w:cs="adwa-assalaf"/>
           <w:b w:val="0"/>
           <w:sz w:val="24"/>
           <w:rtl/>
-          <w:szCs w:val="24"/>
+          <w:szCs w:val="28"/>
         </w:rPr>
-        <w:t>3. في المشاريع المتعددة الباحثين، يُرمّز باحثان مستقلان عينة من الملاحظات، وتُناقش مواضع الاختلاف وتُوثَّق قراراتها في دليل الترميز.</w:t>
+        <w:t xml:space="preserve"> في المشاريع المتعددة الباحثين، يُرمّز باحثان مستقلان عينة من الملاحظات، وتُناقش مواضع الاختلاف وتُوثَّق قراراتها في دليل الترميز.</w:t>
       </w:r>
     </w:p>
     <w:p>
@@ -6713,12 +7803,22 @@
       </w:pPr>
       <w:r>
         <w:rPr>
+          <w:rFonts w:ascii="Noto Naskh Arabic" w:hAnsi="Noto Naskh Arabic" w:cs="Noto Naskh Arabic"/>
+          <w:b w:val="0"/>
+          <w:sz w:val="24"/>
+          <w:szCs w:val="24"/>
+        </w:rPr>
+        <w:t>4.</w:t>
+      </w:r>
+      <w:r>
+        <w:rPr>
+          <w:rFonts w:ascii="Noto Naskh Arabic" w:hAnsi="Noto Naskh Arabic" w:cs="adwa-assalaf"/>
           <w:b w:val="0"/>
           <w:sz w:val="24"/>
           <w:rtl/>
-          <w:szCs w:val="24"/>
+          <w:szCs w:val="28"/>
         </w:rPr>
-        <w:t>4. الرموز الجديدة تُضاف إلى دليل الترميز بتعريف ومثال، ولا تُستحدث ضمنياً.</w:t>
+        <w:t xml:space="preserve"> الرموز الجديدة تُضاف إلى دليل الترميز بتعريف ومثال، ولا تُستحدث ضمنياً.</w:t>
       </w:r>
     </w:p>
     <w:p>
@@ -6728,12 +7828,13 @@
       </w:pPr>
       <w:r>
         <w:rPr>
+          <w:rFonts w:ascii="Noto Naskh Arabic" w:hAnsi="Noto Naskh Arabic" w:cs="adwa-assalaf"/>
           <w:b/>
           <w:color w:val="1F4E79"/>
           <w:sz w:val="32"/>
           <w:rtl/>
-          <w:szCs w:val="32"/>
           <w:bCs/>
+          <w:szCs w:val="36"/>
         </w:rPr>
         <w:t>ملحق: الاعتبارات الأخلاقية الخاصة بالملاحظة</w:t>
       </w:r>
@@ -6763,12 +7864,13 @@
             <w:r/>
             <w:r>
               <w:rPr>
+                <w:rFonts w:ascii="Noto Naskh Arabic" w:hAnsi="Noto Naskh Arabic" w:cs="adwa-assalaf"/>
                 <w:b/>
                 <w:color w:val="1F4E79"/>
                 <w:sz w:val="22"/>
                 <w:rtl/>
-                <w:szCs w:val="22"/>
                 <w:bCs/>
+                <w:szCs w:val="26"/>
               </w:rPr>
               <w:t>الموقف</w:t>
             </w:r>
@@ -6787,12 +7889,13 @@
             <w:r/>
             <w:r>
               <w:rPr>
+                <w:rFonts w:ascii="Noto Naskh Arabic" w:hAnsi="Noto Naskh Arabic" w:cs="adwa-assalaf"/>
                 <w:b/>
                 <w:color w:val="1F4E79"/>
                 <w:sz w:val="22"/>
                 <w:rtl/>
-                <w:szCs w:val="22"/>
                 <w:bCs/>
+                <w:szCs w:val="26"/>
               </w:rPr>
               <w:t>الإجراء</w:t>
             </w:r>
@@ -6812,10 +7915,11 @@
             <w:r/>
             <w:r>
               <w:rPr>
+                <w:rFonts w:ascii="Noto Naskh Arabic" w:hAnsi="Noto Naskh Arabic" w:cs="adwa-assalaf"/>
                 <w:b w:val="0"/>
                 <w:sz w:val="22"/>
                 <w:rtl/>
-                <w:szCs w:val="22"/>
+                <w:szCs w:val="26"/>
               </w:rPr>
               <w:t>حضور أشخاص لم يُستأذنوا في مناسبة عامة</w:t>
             </w:r>
@@ -6833,10 +7937,11 @@
             <w:r/>
             <w:r>
               <w:rPr>
+                <w:rFonts w:ascii="Noto Naskh Arabic" w:hAnsi="Noto Naskh Arabic" w:cs="adwa-assalaf"/>
                 <w:b w:val="0"/>
                 <w:sz w:val="22"/>
                 <w:rtl/>
-                <w:szCs w:val="22"/>
+                <w:szCs w:val="26"/>
               </w:rPr>
               <w:t>وصفهم بالصفة العامة دون ما يكشف هويتهم، وعدم تصويرهم عن قرب</w:t>
             </w:r>
@@ -6856,10 +7961,11 @@
             <w:r/>
             <w:r>
               <w:rPr>
+                <w:rFonts w:ascii="Noto Naskh Arabic" w:hAnsi="Noto Naskh Arabic" w:cs="adwa-assalaf"/>
                 <w:b w:val="0"/>
                 <w:sz w:val="22"/>
                 <w:rtl/>
-                <w:szCs w:val="22"/>
+                <w:szCs w:val="26"/>
               </w:rPr>
               <w:t>طلب أحد الحاضرين التوقف عن التسجيل</w:t>
             </w:r>
@@ -6877,10 +7983,11 @@
             <w:r/>
             <w:r>
               <w:rPr>
+                <w:rFonts w:ascii="Noto Naskh Arabic" w:hAnsi="Noto Naskh Arabic" w:cs="adwa-assalaf"/>
                 <w:b w:val="0"/>
                 <w:sz w:val="22"/>
                 <w:rtl/>
-                <w:szCs w:val="22"/>
+                <w:szCs w:val="26"/>
               </w:rPr>
               <w:t>التوقف فوراً، وتدوين وجود الطلب لا مضمونه</w:t>
             </w:r>
@@ -6900,10 +8007,11 @@
             <w:r/>
             <w:r>
               <w:rPr>
+                <w:rFonts w:ascii="Noto Naskh Arabic" w:hAnsi="Noto Naskh Arabic" w:cs="adwa-assalaf"/>
                 <w:b w:val="0"/>
                 <w:sz w:val="22"/>
                 <w:rtl/>
-                <w:szCs w:val="22"/>
+                <w:szCs w:val="26"/>
               </w:rPr>
               <w:t>ظهور ممارسة مقيّدة أثناء الملاحظة</w:t>
             </w:r>
@@ -6921,12 +8029,32 @@
             <w:r/>
             <w:r>
               <w:rPr>
+                <w:rFonts w:ascii="Noto Naskh Arabic" w:hAnsi="Noto Naskh Arabic" w:cs="adwa-assalaf"/>
                 <w:b w:val="0"/>
                 <w:sz w:val="22"/>
                 <w:rtl/>
+                <w:szCs w:val="26"/>
+              </w:rPr>
+              <w:t xml:space="preserve">التوقف عن التوثيق، وإبلاغ </w:t>
+            </w:r>
+            <w:r>
+              <w:rPr>
+                <w:rFonts w:ascii="Noto Naskh Arabic" w:hAnsi="Noto Naskh Arabic" w:cs="Noto Naskh Arabic"/>
+                <w:b w:val="0"/>
+                <w:sz w:val="22"/>
                 <w:szCs w:val="22"/>
               </w:rPr>
-              <w:t>التوقف عن التوثيق، وإبلاغ AG-ETH، ووسم الملاحظة بالقيد</w:t>
+              <w:t>AG-ETH</w:t>
+            </w:r>
+            <w:r>
+              <w:rPr>
+                <w:rFonts w:ascii="Noto Naskh Arabic" w:hAnsi="Noto Naskh Arabic" w:cs="adwa-assalaf"/>
+                <w:b w:val="0"/>
+                <w:sz w:val="22"/>
+                <w:rtl/>
+                <w:szCs w:val="26"/>
+              </w:rPr>
+              <w:t>، ووسم الملاحظة بالقيد</w:t>
             </w:r>
           </w:p>
         </w:tc>
@@ -6944,10 +8072,11 @@
             <w:r/>
             <w:r>
               <w:rPr>
+                <w:rFonts w:ascii="Noto Naskh Arabic" w:hAnsi="Noto Naskh Arabic" w:cs="adwa-assalaf"/>
                 <w:b w:val="0"/>
                 <w:sz w:val="22"/>
                 <w:rtl/>
-                <w:szCs w:val="22"/>
+                <w:szCs w:val="26"/>
               </w:rPr>
               <w:t>دعوة الباحث إلى مشاركة لا تتفق مع دوره أو قناعاته</w:t>
             </w:r>
@@ -6965,10 +8094,11 @@
             <w:r/>
             <w:r>
               <w:rPr>
+                <w:rFonts w:ascii="Noto Naskh Arabic" w:hAnsi="Noto Naskh Arabic" w:cs="adwa-assalaf"/>
                 <w:b w:val="0"/>
                 <w:sz w:val="22"/>
                 <w:rtl/>
-                <w:szCs w:val="22"/>
+                <w:szCs w:val="26"/>
               </w:rPr>
               <w:t>الاعتذار بلطف وتدوين ذلك في اليوميات التأملية</w:t>
             </w:r>
@@ -6988,20 +8118,22 @@
             <w:r/>
             <w:r>
               <w:rPr>
+                <w:rFonts w:ascii="Noto Naskh Arabic" w:hAnsi="Noto Naskh Arabic" w:cs="adwa-assalaf"/>
                 <w:b w:val="0"/>
                 <w:sz w:val="22"/>
                 <w:rtl/>
-                <w:szCs w:val="22"/>
+                <w:szCs w:val="26"/>
               </w:rPr>
               <w:t xml:space="preserve">اكتشاف ما يستدعي تدخلاً </w:t>
             </w:r>
             <w:r>
               <w:rPr>
+                <w:rFonts w:ascii="Noto Naskh Arabic" w:hAnsi="Noto Naskh Arabic" w:cs="adwa-assalaf"/>
                 <w:b w:val="0"/>
                 <w:color w:val="FF0000"/>
                 <w:sz w:val="22"/>
                 <w:rtl/>
-                <w:szCs w:val="22"/>
+                <w:szCs w:val="26"/>
               </w:rPr>
               <w:t>(خطر على سلامة شخص أو موقع)</w:t>
             </w:r>
@@ -7019,12 +8151,41 @@
             <w:r/>
             <w:r>
               <w:rPr>
+                <w:rFonts w:ascii="Noto Naskh Arabic" w:hAnsi="Noto Naskh Arabic" w:cs="adwa-assalaf"/>
                 <w:b w:val="0"/>
                 <w:sz w:val="22"/>
                 <w:rtl/>
+                <w:szCs w:val="26"/>
+              </w:rPr>
+              <w:t xml:space="preserve">تقديم السلامة على التوثيق، وإبلاغ </w:t>
+            </w:r>
+            <w:r>
+              <w:rPr>
+                <w:rFonts w:ascii="Noto Naskh Arabic" w:hAnsi="Noto Naskh Arabic" w:cs="Noto Naskh Arabic"/>
+                <w:b w:val="0"/>
+                <w:sz w:val="22"/>
                 <w:szCs w:val="22"/>
               </w:rPr>
-              <w:t>تقديم السلامة على التوثيق، وإبلاغ AG-FLD وAG-ETH</w:t>
+              <w:t>AG-FLD</w:t>
+            </w:r>
+            <w:r>
+              <w:rPr>
+                <w:rFonts w:ascii="Noto Naskh Arabic" w:hAnsi="Noto Naskh Arabic" w:cs="adwa-assalaf"/>
+                <w:b w:val="0"/>
+                <w:sz w:val="22"/>
+                <w:rtl/>
+                <w:szCs w:val="26"/>
+              </w:rPr>
+              <w:t xml:space="preserve"> و</w:t>
+            </w:r>
+            <w:r>
+              <w:rPr>
+                <w:rFonts w:ascii="Noto Naskh Arabic" w:hAnsi="Noto Naskh Arabic" w:cs="Noto Naskh Arabic"/>
+                <w:b w:val="0"/>
+                <w:sz w:val="22"/>
+                <w:szCs w:val="22"/>
+              </w:rPr>
+              <w:t>AG-ETH</w:t>
             </w:r>
           </w:p>
         </w:tc>
@@ -7405,7 +8566,7 @@
     <w:name w:val="Normal"/>
     <w:qFormat/>
     <w:rPr>
-      <w:rFonts w:ascii="Noto Naskh Arabic" w:hAnsi="Noto Naskh Arabic" w:cs="Noto Naskh Arabic"/>
+      <w:rFonts w:ascii="Noto Naskh Arabic" w:hAnsi="Noto Naskh Arabic" w:cs="adwa-assalaf"/>
       <w:sz w:val="24"/>
     </w:rPr>
   </w:style>
